--- a/docs/word/מסמך תיכון SDD - ניווט אלוני יצחק.docx
+++ b/docs/word/מסמך תיכון SDD - ניווט אלוני יצחק.docx
@@ -606,24 +606,25 @@
             <w:r>
               <w:rPr>
                 <w:rFonts w:ascii="Arial" w:hAnsi="Arial" w:cs="David"/>
-              </w:rPr>
-              <w:t xml:space="preserve">Java + XML</w:t>
-            </w:r>
-          </w:p>
-        </w:tc>
-        <w:tc>
-          <w:tcPr/>
-          <w:p>
-            <w:pPr>
-              <w:bidi/>
-              <w:pStyle w:val="Compact"/>
-            </w:pPr>
-            <w:r>
-              <w:rPr>
-                <w:rFonts w:ascii="Arial" w:hAnsi="Arial" w:cs="David"/>
-                <w:rtl/>
-              </w:rPr>
-              <w:t xml:space="preserve">תוכנית הלימודים; מאפשר לתלמידים לקרוא כל שורה</w:t>
+                <w:rtl/>
+              </w:rPr>
+              <w:t xml:space="preserve">Java + XML, Material Components (BottomNavigationView לארבעת המסכים הראשיים)</w:t>
+            </w:r>
+          </w:p>
+        </w:tc>
+        <w:tc>
+          <w:tcPr/>
+          <w:p>
+            <w:pPr>
+              <w:bidi/>
+              <w:pStyle w:val="Compact"/>
+            </w:pPr>
+            <w:r>
+              <w:rPr>
+                <w:rFonts w:ascii="Arial" w:hAnsi="Arial" w:cs="David"/>
+                <w:rtl/>
+              </w:rPr>
+              <w:t xml:space="preserve">תוכנית הלימודים; מאפשר לתלמידים לקרוא כל שורה. קובצי ה-XML נבנים מעיצובי Figma (docs/design) במטלה T30</w:t>
             </w:r>
           </w:p>
         </w:tc>

--- a/docs/word/מסמך תיכון SDD - ניווט אלוני יצחק.docx
+++ b/docs/word/מסמך תיכון SDD - ניווט אלוני יצחק.docx
@@ -4,12 +4,11 @@
   <w:body>
     <w:p>
       <w:pPr>
-        <w:bidi/>
-        <w:pStyle w:val="Title"/>
-      </w:pPr>
-      <w:r>
-        <w:rPr>
-          <w:rFonts w:ascii="Arial" w:hAnsi="Arial" w:cs="David"/>
+        <w:pStyle w:val="Heading1"/>
+        <w:bidi/>
+      </w:pPr>
+      <w:r>
+        <w:rPr>
           <w:rtl/>
         </w:rPr>
         <w:t xml:space="preserve">מסמך תיכון (SDD) — ניווט אלוני יצחק</w:t>
@@ -21,21 +20,18 @@
       </w:pPr>
       <w:r>
         <w:rPr>
-          <w:rFonts w:ascii="Arial" w:hAnsi="Arial" w:cs="David"/>
           <w:rtl/>
         </w:rPr>
         <w:t xml:space="preserve">מסמך זה מתאר איך המערכת בנויה: הרכיבים, המחלקות, הנתונים והאלגוריתמים, ובו כל תרשימי ה-UML של הפרויקט. בתיק הפרויקט נדרשים רק תרשים המסכים ותרשים המחלקות; שאר התרשימים מובאים כדוגמה לעבודה הנדסית מלאה.</w:t>
       </w:r>
     </w:p>
-    <w:bookmarkStart w:id="20" w:name="מבוא"/>
-    <w:p>
-      <w:pPr>
-        <w:bidi/>
+    <w:p>
+      <w:pPr>
         <w:pStyle w:val="Heading2"/>
-      </w:pPr>
-      <w:r>
-        <w:rPr>
-          <w:rFonts w:ascii="Arial" w:hAnsi="Arial" w:cs="David"/>
+        <w:bidi/>
+      </w:pPr>
+      <w:r>
+        <w:rPr>
           <w:rtl/>
         </w:rPr>
         <w:t xml:space="preserve">1. מבוא</w:t>
@@ -47,7 +43,6 @@
       </w:pPr>
       <w:r>
         <w:rPr>
-          <w:rFonts w:ascii="Arial" w:hAnsi="Arial" w:cs="David"/>
           <w:rtl/>
         </w:rPr>
         <w:t xml:space="preserve">המסמך מתרגם את הדרישות שבמסמך ה-SRS למבנה תוכנה: אילו רכיבים יש, איך הם מדברים זה עם זה, ואיך הנתונים נשמרים. כל תרשים כאן עונה על שאלה אחרת.</w:t>
@@ -82,12 +77,12 @@
           <w:tcPr/>
           <w:p>
             <w:pPr>
-              <w:bidi/>
-              <w:pStyle w:val="Compact"/>
-            </w:pPr>
-            <w:r>
-              <w:rPr>
-                <w:rFonts w:ascii="Arial" w:hAnsi="Arial" w:cs="David"/>
+              <w:pStyle w:val="Compact"/>
+              <w:bidi/>
+              <w:jc w:val="left"/>
+            </w:pPr>
+            <w:r>
+              <w:rPr>
                 <w:rtl/>
               </w:rPr>
               <w:t xml:space="preserve">תרשים</w:t>
@@ -98,12 +93,12 @@
           <w:tcPr/>
           <w:p>
             <w:pPr>
-              <w:bidi/>
-              <w:pStyle w:val="Compact"/>
-            </w:pPr>
-            <w:r>
-              <w:rPr>
-                <w:rFonts w:ascii="Arial" w:hAnsi="Arial" w:cs="David"/>
+              <w:pStyle w:val="Compact"/>
+              <w:bidi/>
+              <w:jc w:val="left"/>
+            </w:pPr>
+            <w:r>
+              <w:rPr>
                 <w:rtl/>
               </w:rPr>
               <w:t xml:space="preserve">עונה על השאלה</w:t>
@@ -114,12 +109,12 @@
           <w:tcPr/>
           <w:p>
             <w:pPr>
-              <w:bidi/>
-              <w:pStyle w:val="Compact"/>
-            </w:pPr>
-            <w:r>
-              <w:rPr>
-                <w:rFonts w:ascii="Arial" w:hAnsi="Arial" w:cs="David"/>
+              <w:pStyle w:val="Compact"/>
+              <w:bidi/>
+              <w:jc w:val="left"/>
+            </w:pPr>
+            <w:r>
+              <w:rPr>
                 <w:rtl/>
               </w:rPr>
               <w:t xml:space="preserve">נדרש בתיק הפרויקט</w:t>
@@ -132,12 +127,12 @@
           <w:tcPr/>
           <w:p>
             <w:pPr>
-              <w:bidi/>
-              <w:pStyle w:val="Compact"/>
-            </w:pPr>
-            <w:r>
-              <w:rPr>
-                <w:rFonts w:ascii="Arial" w:hAnsi="Arial" w:cs="David"/>
+              <w:pStyle w:val="Compact"/>
+              <w:bidi/>
+              <w:jc w:val="left"/>
+            </w:pPr>
+            <w:r>
+              <w:rPr>
                 <w:rtl/>
               </w:rPr>
               <w:t xml:space="preserve">פריסה ורכיבים</w:t>
@@ -148,12 +143,12 @@
           <w:tcPr/>
           <w:p>
             <w:pPr>
-              <w:bidi/>
-              <w:pStyle w:val="Compact"/>
-            </w:pPr>
-            <w:r>
-              <w:rPr>
-                <w:rFonts w:ascii="Arial" w:hAnsi="Arial" w:cs="David"/>
+              <w:pStyle w:val="Compact"/>
+              <w:bidi/>
+              <w:jc w:val="left"/>
+            </w:pPr>
+            <w:r>
+              <w:rPr>
                 <w:rtl/>
               </w:rPr>
               <w:t xml:space="preserve">איפה כל חלק של המערכת רץ?</w:t>
@@ -164,12 +159,12 @@
           <w:tcPr/>
           <w:p>
             <w:pPr>
-              <w:bidi/>
-              <w:pStyle w:val="Compact"/>
-            </w:pPr>
-            <w:r>
-              <w:rPr>
-                <w:rFonts w:ascii="Arial" w:hAnsi="Arial" w:cs="David"/>
+              <w:pStyle w:val="Compact"/>
+              <w:bidi/>
+              <w:jc w:val="left"/>
+            </w:pPr>
+            <w:r>
+              <w:rPr>
                 <w:rtl/>
               </w:rPr>
               <w:t xml:space="preserve">לא</w:t>
@@ -182,12 +177,12 @@
           <w:tcPr/>
           <w:p>
             <w:pPr>
-              <w:bidi/>
-              <w:pStyle w:val="Compact"/>
-            </w:pPr>
-            <w:r>
-              <w:rPr>
-                <w:rFonts w:ascii="Arial" w:hAnsi="Arial" w:cs="David"/>
+              <w:pStyle w:val="Compact"/>
+              <w:bidi/>
+              <w:jc w:val="left"/>
+            </w:pPr>
+            <w:r>
+              <w:rPr>
                 <w:rtl/>
               </w:rPr>
               <w:t xml:space="preserve">מחלקות</w:t>
@@ -198,12 +193,12 @@
           <w:tcPr/>
           <w:p>
             <w:pPr>
-              <w:bidi/>
-              <w:pStyle w:val="Compact"/>
-            </w:pPr>
-            <w:r>
-              <w:rPr>
-                <w:rFonts w:ascii="Arial" w:hAnsi="Arial" w:cs="David"/>
+              <w:pStyle w:val="Compact"/>
+              <w:bidi/>
+              <w:jc w:val="left"/>
+            </w:pPr>
+            <w:r>
+              <w:rPr>
                 <w:rtl/>
               </w:rPr>
               <w:t xml:space="preserve">אילו מחלקות יש ומה הקשרים ביניהן?</w:t>
@@ -214,12 +209,12 @@
           <w:tcPr/>
           <w:p>
             <w:pPr>
-              <w:bidi/>
-              <w:pStyle w:val="Compact"/>
-            </w:pPr>
-            <w:r>
-              <w:rPr>
-                <w:rFonts w:ascii="Arial" w:hAnsi="Arial" w:cs="David"/>
+              <w:pStyle w:val="Compact"/>
+              <w:bidi/>
+              <w:jc w:val="left"/>
+            </w:pPr>
+            <w:r>
+              <w:rPr>
                 <w:rtl/>
               </w:rPr>
               <w:t xml:space="preserve">כן</w:t>
@@ -232,12 +227,12 @@
           <w:tcPr/>
           <w:p>
             <w:pPr>
-              <w:bidi/>
-              <w:pStyle w:val="Compact"/>
-            </w:pPr>
-            <w:r>
-              <w:rPr>
-                <w:rFonts w:ascii="Arial" w:hAnsi="Arial" w:cs="David"/>
+              <w:pStyle w:val="Compact"/>
+              <w:bidi/>
+              <w:jc w:val="left"/>
+            </w:pPr>
+            <w:r>
+              <w:rPr>
                 <w:rtl/>
               </w:rPr>
               <w:t xml:space="preserve">רצף</w:t>
@@ -248,12 +243,12 @@
           <w:tcPr/>
           <w:p>
             <w:pPr>
-              <w:bidi/>
-              <w:pStyle w:val="Compact"/>
-            </w:pPr>
-            <w:r>
-              <w:rPr>
-                <w:rFonts w:ascii="Arial" w:hAnsi="Arial" w:cs="David"/>
+              <w:pStyle w:val="Compact"/>
+              <w:bidi/>
+              <w:jc w:val="left"/>
+            </w:pPr>
+            <w:r>
+              <w:rPr>
                 <w:rtl/>
               </w:rPr>
               <w:t xml:space="preserve">מי קורא למי, ובאיזה סדר, ברגע מסוים?</w:t>
@@ -264,12 +259,12 @@
           <w:tcPr/>
           <w:p>
             <w:pPr>
-              <w:bidi/>
-              <w:pStyle w:val="Compact"/>
-            </w:pPr>
-            <w:r>
-              <w:rPr>
-                <w:rFonts w:ascii="Arial" w:hAnsi="Arial" w:cs="David"/>
+              <w:pStyle w:val="Compact"/>
+              <w:bidi/>
+              <w:jc w:val="left"/>
+            </w:pPr>
+            <w:r>
+              <w:rPr>
                 <w:rtl/>
               </w:rPr>
               <w:t xml:space="preserve">לא</w:t>
@@ -282,12 +277,12 @@
           <w:tcPr/>
           <w:p>
             <w:pPr>
-              <w:bidi/>
-              <w:pStyle w:val="Compact"/>
-            </w:pPr>
-            <w:r>
-              <w:rPr>
-                <w:rFonts w:ascii="Arial" w:hAnsi="Arial" w:cs="David"/>
+              <w:pStyle w:val="Compact"/>
+              <w:bidi/>
+              <w:jc w:val="left"/>
+            </w:pPr>
+            <w:r>
+              <w:rPr>
                 <w:rtl/>
               </w:rPr>
               <w:t xml:space="preserve">מצבים</w:t>
@@ -298,12 +293,12 @@
           <w:tcPr/>
           <w:p>
             <w:pPr>
-              <w:bidi/>
-              <w:pStyle w:val="Compact"/>
-            </w:pPr>
-            <w:r>
-              <w:rPr>
-                <w:rFonts w:ascii="Arial" w:hAnsi="Arial" w:cs="David"/>
+              <w:pStyle w:val="Compact"/>
+              <w:bidi/>
+              <w:jc w:val="left"/>
+            </w:pPr>
+            <w:r>
+              <w:rPr>
                 <w:rtl/>
               </w:rPr>
               <w:t xml:space="preserve">באילו מצבים נמצא הניווט ומה מעביר ביניהם?</w:t>
@@ -314,12 +309,12 @@
           <w:tcPr/>
           <w:p>
             <w:pPr>
-              <w:bidi/>
-              <w:pStyle w:val="Compact"/>
-            </w:pPr>
-            <w:r>
-              <w:rPr>
-                <w:rFonts w:ascii="Arial" w:hAnsi="Arial" w:cs="David"/>
+              <w:pStyle w:val="Compact"/>
+              <w:bidi/>
+              <w:jc w:val="left"/>
+            </w:pPr>
+            <w:r>
+              <w:rPr>
                 <w:rtl/>
               </w:rPr>
               <w:t xml:space="preserve">לא</w:t>
@@ -332,12 +327,12 @@
           <w:tcPr/>
           <w:p>
             <w:pPr>
-              <w:bidi/>
-              <w:pStyle w:val="Compact"/>
-            </w:pPr>
-            <w:r>
-              <w:rPr>
-                <w:rFonts w:ascii="Arial" w:hAnsi="Arial" w:cs="David"/>
+              <w:pStyle w:val="Compact"/>
+              <w:bidi/>
+              <w:jc w:val="left"/>
+            </w:pPr>
+            <w:r>
+              <w:rPr>
                 <w:rtl/>
               </w:rPr>
               <w:t xml:space="preserve">פעילות</w:t>
@@ -348,12 +343,12 @@
           <w:tcPr/>
           <w:p>
             <w:pPr>
-              <w:bidi/>
-              <w:pStyle w:val="Compact"/>
-            </w:pPr>
-            <w:r>
-              <w:rPr>
-                <w:rFonts w:ascii="Arial" w:hAnsi="Arial" w:cs="David"/>
+              <w:pStyle w:val="Compact"/>
+              <w:bidi/>
+              <w:jc w:val="left"/>
+            </w:pPr>
+            <w:r>
+              <w:rPr>
                 <w:rtl/>
               </w:rPr>
               <w:t xml:space="preserve">מה השלבים בתהליך, כולל החלטות?</w:t>
@@ -364,12 +359,12 @@
           <w:tcPr/>
           <w:p>
             <w:pPr>
-              <w:bidi/>
-              <w:pStyle w:val="Compact"/>
-            </w:pPr>
-            <w:r>
-              <w:rPr>
-                <w:rFonts w:ascii="Arial" w:hAnsi="Arial" w:cs="David"/>
+              <w:pStyle w:val="Compact"/>
+              <w:bidi/>
+              <w:jc w:val="left"/>
+            </w:pPr>
+            <w:r>
+              <w:rPr>
                 <w:rtl/>
               </w:rPr>
               <w:t xml:space="preserve">תרשים זרימה, לפי הצורך</w:t>
@@ -382,12 +377,12 @@
           <w:tcPr/>
           <w:p>
             <w:pPr>
-              <w:bidi/>
-              <w:pStyle w:val="Compact"/>
-            </w:pPr>
-            <w:r>
-              <w:rPr>
-                <w:rFonts w:ascii="Arial" w:hAnsi="Arial" w:cs="David"/>
+              <w:pStyle w:val="Compact"/>
+              <w:bidi/>
+              <w:jc w:val="left"/>
+            </w:pPr>
+            <w:r>
+              <w:rPr>
                 <w:rtl/>
               </w:rPr>
               <w:t xml:space="preserve">ישויות-קשרים</w:t>
@@ -398,12 +393,12 @@
           <w:tcPr/>
           <w:p>
             <w:pPr>
-              <w:bidi/>
-              <w:pStyle w:val="Compact"/>
-            </w:pPr>
-            <w:r>
-              <w:rPr>
-                <w:rFonts w:ascii="Arial" w:hAnsi="Arial" w:cs="David"/>
+              <w:pStyle w:val="Compact"/>
+              <w:bidi/>
+              <w:jc w:val="left"/>
+            </w:pPr>
+            <w:r>
+              <w:rPr>
                 <w:rtl/>
               </w:rPr>
               <w:t xml:space="preserve">איך הנתונים שמורים ומקושרים?</w:t>
@@ -414,12 +409,12 @@
           <w:tcPr/>
           <w:p>
             <w:pPr>
-              <w:bidi/>
-              <w:pStyle w:val="Compact"/>
-            </w:pPr>
-            <w:r>
-              <w:rPr>
-                <w:rFonts w:ascii="Arial" w:hAnsi="Arial" w:cs="David"/>
+              <w:pStyle w:val="Compact"/>
+              <w:bidi/>
+              <w:jc w:val="left"/>
+            </w:pPr>
+            <w:r>
+              <w:rPr>
                 <w:rtl/>
               </w:rPr>
               <w:t xml:space="preserve">תיאור בסיס הנתונים</w:t>
@@ -432,12 +427,12 @@
           <w:tcPr/>
           <w:p>
             <w:pPr>
-              <w:bidi/>
-              <w:pStyle w:val="Compact"/>
-            </w:pPr>
-            <w:r>
-              <w:rPr>
-                <w:rFonts w:ascii="Arial" w:hAnsi="Arial" w:cs="David"/>
+              <w:pStyle w:val="Compact"/>
+              <w:bidi/>
+              <w:jc w:val="left"/>
+            </w:pPr>
+            <w:r>
+              <w:rPr>
                 <w:rtl/>
               </w:rPr>
               <w:t xml:space="preserve">זרימת מסכים</w:t>
@@ -448,12 +443,12 @@
           <w:tcPr/>
           <w:p>
             <w:pPr>
-              <w:bidi/>
-              <w:pStyle w:val="Compact"/>
-            </w:pPr>
-            <w:r>
-              <w:rPr>
-                <w:rFonts w:ascii="Arial" w:hAnsi="Arial" w:cs="David"/>
+              <w:pStyle w:val="Compact"/>
+              <w:bidi/>
+              <w:jc w:val="left"/>
+            </w:pPr>
+            <w:r>
+              <w:rPr>
                 <w:rtl/>
               </w:rPr>
               <w:t xml:space="preserve">איך עוברים בין מסכים?</w:t>
@@ -464,12 +459,12 @@
           <w:tcPr/>
           <w:p>
             <w:pPr>
-              <w:bidi/>
-              <w:pStyle w:val="Compact"/>
-            </w:pPr>
-            <w:r>
-              <w:rPr>
-                <w:rFonts w:ascii="Arial" w:hAnsi="Arial" w:cs="David"/>
+              <w:pStyle w:val="Compact"/>
+              <w:bidi/>
+              <w:jc w:val="left"/>
+            </w:pPr>
+            <w:r>
+              <w:rPr>
                 <w:rtl/>
               </w:rPr>
               <w:t xml:space="preserve">כן (בתיק הפרויקט)</w:t>
@@ -484,22 +479,18 @@
       </w:pPr>
       <w:r>
         <w:rPr>
-          <w:rFonts w:ascii="Arial" w:hAnsi="Arial" w:cs="David"/>
           <w:rtl/>
         </w:rPr>
         <w:t xml:space="preserve">תרשים זרימת המסכים מופיע בתיק הפרויקט עצמו, בפרק המבנה והארכיטקטורה.</w:t>
       </w:r>
     </w:p>
-    <w:bookmarkEnd w:id="20"/>
-    <w:bookmarkStart w:id="26" w:name="טכנולוגיות-ושיקולי-בחירה"/>
-    <w:p>
-      <w:pPr>
-        <w:bidi/>
+    <w:p>
+      <w:pPr>
         <w:pStyle w:val="Heading2"/>
-      </w:pPr>
-      <w:r>
-        <w:rPr>
-          <w:rFonts w:ascii="Arial" w:hAnsi="Arial" w:cs="David"/>
+        <w:bidi/>
+      </w:pPr>
+      <w:r>
+        <w:rPr>
           <w:rtl/>
         </w:rPr>
         <w:t xml:space="preserve">2. טכנולוגיות ושיקולי בחירה</w:t>
@@ -534,12 +525,12 @@
           <w:tcPr/>
           <w:p>
             <w:pPr>
-              <w:bidi/>
-              <w:pStyle w:val="Compact"/>
-            </w:pPr>
-            <w:r>
-              <w:rPr>
-                <w:rFonts w:ascii="Arial" w:hAnsi="Arial" w:cs="David"/>
+              <w:pStyle w:val="Compact"/>
+              <w:bidi/>
+              <w:jc w:val="left"/>
+            </w:pPr>
+            <w:r>
+              <w:rPr>
                 <w:rtl/>
               </w:rPr>
               <w:t xml:space="preserve">רכיב</w:t>
@@ -550,12 +541,12 @@
           <w:tcPr/>
           <w:p>
             <w:pPr>
-              <w:bidi/>
-              <w:pStyle w:val="Compact"/>
-            </w:pPr>
-            <w:r>
-              <w:rPr>
-                <w:rFonts w:ascii="Arial" w:hAnsi="Arial" w:cs="David"/>
+              <w:pStyle w:val="Compact"/>
+              <w:bidi/>
+              <w:jc w:val="left"/>
+            </w:pPr>
+            <w:r>
+              <w:rPr>
                 <w:rtl/>
               </w:rPr>
               <w:t xml:space="preserve">טכנולוגיה</w:t>
@@ -566,12 +557,12 @@
           <w:tcPr/>
           <w:p>
             <w:pPr>
-              <w:bidi/>
-              <w:pStyle w:val="Compact"/>
-            </w:pPr>
-            <w:r>
-              <w:rPr>
-                <w:rFonts w:ascii="Arial" w:hAnsi="Arial" w:cs="David"/>
+              <w:pStyle w:val="Compact"/>
+              <w:bidi/>
+              <w:jc w:val="left"/>
+            </w:pPr>
+            <w:r>
+              <w:rPr>
                 <w:rtl/>
               </w:rPr>
               <w:t xml:space="preserve">למה זו ולא אחרת</w:t>
@@ -584,12 +575,12 @@
           <w:tcPr/>
           <w:p>
             <w:pPr>
-              <w:bidi/>
-              <w:pStyle w:val="Compact"/>
-            </w:pPr>
-            <w:r>
-              <w:rPr>
-                <w:rFonts w:ascii="Arial" w:hAnsi="Arial" w:cs="David"/>
+              <w:pStyle w:val="Compact"/>
+              <w:bidi/>
+              <w:jc w:val="left"/>
+            </w:pPr>
+            <w:r>
+              <w:rPr>
                 <w:rtl/>
               </w:rPr>
               <w:t xml:space="preserve">שפה וממשק</w:t>
@@ -600,12 +591,12 @@
           <w:tcPr/>
           <w:p>
             <w:pPr>
-              <w:bidi/>
-              <w:pStyle w:val="Compact"/>
-            </w:pPr>
-            <w:r>
-              <w:rPr>
-                <w:rFonts w:ascii="Arial" w:hAnsi="Arial" w:cs="David"/>
+              <w:pStyle w:val="Compact"/>
+              <w:bidi/>
+              <w:jc w:val="left"/>
+            </w:pPr>
+            <w:r>
+              <w:rPr>
                 <w:rtl/>
               </w:rPr>
               <w:t xml:space="preserve">Java + XML, Material Components (BottomNavigationView לארבעת המסכים הראשיים)</w:t>
@@ -616,12 +607,12 @@
           <w:tcPr/>
           <w:p>
             <w:pPr>
-              <w:bidi/>
-              <w:pStyle w:val="Compact"/>
-            </w:pPr>
-            <w:r>
-              <w:rPr>
-                <w:rFonts w:ascii="Arial" w:hAnsi="Arial" w:cs="David"/>
+              <w:pStyle w:val="Compact"/>
+              <w:bidi/>
+              <w:jc w:val="left"/>
+            </w:pPr>
+            <w:r>
+              <w:rPr>
                 <w:rtl/>
               </w:rPr>
               <w:t xml:space="preserve">תוכנית הלימודים; מאפשר לתלמידים לקרוא כל שורה. קובצי ה-XML נבנים מעיצובי Figma (docs/design) במטלה T30</w:t>
@@ -634,12 +625,12 @@
           <w:tcPr/>
           <w:p>
             <w:pPr>
-              <w:bidi/>
-              <w:pStyle w:val="Compact"/>
-            </w:pPr>
-            <w:r>
-              <w:rPr>
-                <w:rFonts w:ascii="Arial" w:hAnsi="Arial" w:cs="David"/>
+              <w:pStyle w:val="Compact"/>
+              <w:bidi/>
+              <w:jc w:val="left"/>
+            </w:pPr>
+            <w:r>
+              <w:rPr>
                 <w:rtl/>
               </w:rPr>
               <w:t xml:space="preserve">מיקום</w:t>
@@ -650,12 +641,13 @@
           <w:tcPr/>
           <w:p>
             <w:pPr>
-              <w:bidi/>
-              <w:pStyle w:val="Compact"/>
-            </w:pPr>
-            <w:r>
-              <w:rPr>
-                <w:rFonts w:ascii="Arial" w:hAnsi="Arial" w:cs="David"/>
+              <w:pStyle w:val="Compact"/>
+              <w:bidi/>
+              <w:jc w:val="left"/>
+            </w:pPr>
+            <w:r>
+              <w:rPr>
+                <w:rtl/>
               </w:rPr>
               <w:t xml:space="preserve">Fused Location Provider</w:t>
             </w:r>
@@ -665,12 +657,12 @@
           <w:tcPr/>
           <w:p>
             <w:pPr>
-              <w:bidi/>
-              <w:pStyle w:val="Compact"/>
-            </w:pPr>
-            <w:r>
-              <w:rPr>
-                <w:rFonts w:ascii="Arial" w:hAnsi="Arial" w:cs="David"/>
+              <w:pStyle w:val="Compact"/>
+              <w:bidi/>
+              <w:jc w:val="left"/>
+            </w:pPr>
+            <w:r>
+              <w:rPr>
                 <w:rtl/>
               </w:rPr>
               <w:t xml:space="preserve">משלב GPS, Wi-Fi ורשת ובוחר את המקור הטוב ביותר, עם חיסכון בסוללה</w:t>
@@ -683,12 +675,12 @@
           <w:tcPr/>
           <w:p>
             <w:pPr>
-              <w:bidi/>
-              <w:pStyle w:val="Compact"/>
-            </w:pPr>
-            <w:r>
-              <w:rPr>
-                <w:rFonts w:ascii="Arial" w:hAnsi="Arial" w:cs="David"/>
+              <w:pStyle w:val="Compact"/>
+              <w:bidi/>
+              <w:jc w:val="left"/>
+            </w:pPr>
+            <w:r>
+              <w:rPr>
                 <w:rtl/>
               </w:rPr>
               <w:t xml:space="preserve">כיוון</w:t>
@@ -699,12 +691,13 @@
           <w:tcPr/>
           <w:p>
             <w:pPr>
-              <w:bidi/>
-              <w:pStyle w:val="Compact"/>
-            </w:pPr>
-            <w:r>
-              <w:rPr>
-                <w:rFonts w:ascii="Arial" w:hAnsi="Arial" w:cs="David"/>
+              <w:pStyle w:val="Compact"/>
+              <w:bidi/>
+              <w:jc w:val="left"/>
+            </w:pPr>
+            <w:r>
+              <w:rPr>
+                <w:rtl/>
               </w:rPr>
               <w:t xml:space="preserve">Rotation Vector Sensor</w:t>
             </w:r>
@@ -714,12 +707,12 @@
           <w:tcPr/>
           <w:p>
             <w:pPr>
-              <w:bidi/>
-              <w:pStyle w:val="Compact"/>
-            </w:pPr>
-            <w:r>
-              <w:rPr>
-                <w:rFonts w:ascii="Arial" w:hAnsi="Arial" w:cs="David"/>
+              <w:pStyle w:val="Compact"/>
+              <w:bidi/>
+              <w:jc w:val="left"/>
+            </w:pPr>
+            <w:r>
+              <w:rPr>
                 <w:rtl/>
               </w:rPr>
               <w:t xml:space="preserve">מיזוג מוכן של מצפן, ג’ירוסקופ ואקסלרומטר, יציב יותר ממצפן לבדו</w:t>
@@ -732,12 +725,12 @@
           <w:tcPr/>
           <w:p>
             <w:pPr>
-              <w:bidi/>
-              <w:pStyle w:val="Compact"/>
-            </w:pPr>
-            <w:r>
-              <w:rPr>
-                <w:rFonts w:ascii="Arial" w:hAnsi="Arial" w:cs="David"/>
+              <w:pStyle w:val="Compact"/>
+              <w:bidi/>
+              <w:jc w:val="left"/>
+            </w:pPr>
+            <w:r>
+              <w:rPr>
                 <w:rtl/>
               </w:rPr>
               <w:t xml:space="preserve">מצלמה</w:t>
@@ -748,12 +741,13 @@
           <w:tcPr/>
           <w:p>
             <w:pPr>
-              <w:bidi/>
-              <w:pStyle w:val="Compact"/>
-            </w:pPr>
-            <w:r>
-              <w:rPr>
-                <w:rFonts w:ascii="Arial" w:hAnsi="Arial" w:cs="David"/>
+              <w:pStyle w:val="Compact"/>
+              <w:bidi/>
+              <w:jc w:val="left"/>
+            </w:pPr>
+            <w:r>
+              <w:rPr>
+                <w:rtl/>
               </w:rPr>
               <w:t xml:space="preserve">CameraX</w:t>
             </w:r>
@@ -763,12 +757,12 @@
           <w:tcPr/>
           <w:p>
             <w:pPr>
-              <w:bidi/>
-              <w:pStyle w:val="Compact"/>
-            </w:pPr>
-            <w:r>
-              <w:rPr>
-                <w:rFonts w:ascii="Arial" w:hAnsi="Arial" w:cs="David"/>
+              <w:pStyle w:val="Compact"/>
+              <w:bidi/>
+              <w:jc w:val="left"/>
+            </w:pPr>
+            <w:r>
+              <w:rPr>
                 <w:rtl/>
               </w:rPr>
               <w:t xml:space="preserve">API פשוט שמספק גם תצוגה וגם תמונות לניתוח המודל</w:t>
@@ -781,12 +775,12 @@
           <w:tcPr/>
           <w:p>
             <w:pPr>
-              <w:bidi/>
-              <w:pStyle w:val="Compact"/>
-            </w:pPr>
-            <w:r>
-              <w:rPr>
-                <w:rFonts w:ascii="Arial" w:hAnsi="Arial" w:cs="David"/>
+              <w:pStyle w:val="Compact"/>
+              <w:bidi/>
+              <w:jc w:val="left"/>
+            </w:pPr>
+            <w:r>
+              <w:rPr>
                 <w:rtl/>
               </w:rPr>
               <w:t xml:space="preserve">שכבת AR</w:t>
@@ -797,12 +791,12 @@
           <w:tcPr/>
           <w:p>
             <w:pPr>
-              <w:bidi/>
-              <w:pStyle w:val="Compact"/>
-            </w:pPr>
-            <w:r>
-              <w:rPr>
-                <w:rFonts w:ascii="Arial" w:hAnsi="Arial" w:cs="David"/>
+              <w:pStyle w:val="Compact"/>
+              <w:bidi/>
+              <w:jc w:val="left"/>
+            </w:pPr>
+            <w:r>
+              <w:rPr>
                 <w:rtl/>
               </w:rPr>
               <w:t xml:space="preserve">ARCore (מעקב תנועה בלבד)</w:t>
@@ -813,12 +807,12 @@
           <w:tcPr/>
           <w:p>
             <w:pPr>
-              <w:bidi/>
-              <w:pStyle w:val="Compact"/>
-            </w:pPr>
-            <w:r>
-              <w:rPr>
-                <w:rFonts w:ascii="Arial" w:hAnsi="Arial" w:cs="David"/>
+              <w:pStyle w:val="Compact"/>
+              <w:bidi/>
+              <w:jc w:val="left"/>
+            </w:pPr>
+            <w:r>
+              <w:rPr>
                 <w:rtl/>
               </w:rPr>
               <w:t xml:space="preserve">מעגן את החץ במרחב; לא נשענים על שירות המיקום החזותי של Google, שאינו מכסה את הקמפוס</w:t>
@@ -831,12 +825,12 @@
           <w:tcPr/>
           <w:p>
             <w:pPr>
-              <w:bidi/>
-              <w:pStyle w:val="Compact"/>
-            </w:pPr>
-            <w:r>
-              <w:rPr>
-                <w:rFonts w:ascii="Arial" w:hAnsi="Arial" w:cs="David"/>
+              <w:pStyle w:val="Compact"/>
+              <w:bidi/>
+              <w:jc w:val="left"/>
+            </w:pPr>
+            <w:r>
+              <w:rPr>
                 <w:rtl/>
               </w:rPr>
               <w:t xml:space="preserve">זיהוי מבנים</w:t>
@@ -847,12 +841,13 @@
           <w:tcPr/>
           <w:p>
             <w:pPr>
-              <w:bidi/>
-              <w:pStyle w:val="Compact"/>
-            </w:pPr>
-            <w:r>
-              <w:rPr>
-                <w:rFonts w:ascii="Arial" w:hAnsi="Arial" w:cs="David"/>
+              <w:pStyle w:val="Compact"/>
+              <w:bidi/>
+              <w:jc w:val="left"/>
+            </w:pPr>
+            <w:r>
+              <w:rPr>
+                <w:rtl/>
               </w:rPr>
               <w:t xml:space="preserve">TensorFlow Lite + MobileNet</w:t>
             </w:r>
@@ -862,12 +857,12 @@
           <w:tcPr/>
           <w:p>
             <w:pPr>
-              <w:bidi/>
-              <w:pStyle w:val="Compact"/>
-            </w:pPr>
-            <w:r>
-              <w:rPr>
-                <w:rFonts w:ascii="Arial" w:hAnsi="Arial" w:cs="David"/>
+              <w:pStyle w:val="Compact"/>
+              <w:bidi/>
+              <w:jc w:val="left"/>
+            </w:pPr>
+            <w:r>
+              <w:rPr>
                 <w:rtl/>
               </w:rPr>
               <w:t xml:space="preserve">מודל קטן שרץ על הטלפון בלי רשת</w:t>
@@ -880,12 +875,12 @@
           <w:tcPr/>
           <w:p>
             <w:pPr>
-              <w:bidi/>
-              <w:pStyle w:val="Compact"/>
-            </w:pPr>
-            <w:r>
-              <w:rPr>
-                <w:rFonts w:ascii="Arial" w:hAnsi="Arial" w:cs="David"/>
+              <w:pStyle w:val="Compact"/>
+              <w:bidi/>
+              <w:jc w:val="left"/>
+            </w:pPr>
+            <w:r>
+              <w:rPr>
                 <w:rtl/>
               </w:rPr>
               <w:t xml:space="preserve">נתונים בענן</w:t>
@@ -896,12 +891,13 @@
           <w:tcPr/>
           <w:p>
             <w:pPr>
-              <w:bidi/>
-              <w:pStyle w:val="Compact"/>
-            </w:pPr>
-            <w:r>
-              <w:rPr>
-                <w:rFonts w:ascii="Arial" w:hAnsi="Arial" w:cs="David"/>
+              <w:pStyle w:val="Compact"/>
+              <w:bidi/>
+              <w:jc w:val="left"/>
+            </w:pPr>
+            <w:r>
+              <w:rPr>
+                <w:rtl/>
               </w:rPr>
               <w:t xml:space="preserve">Firebase Firestore</w:t>
             </w:r>
@@ -911,12 +907,12 @@
           <w:tcPr/>
           <w:p>
             <w:pPr>
-              <w:bidi/>
-              <w:pStyle w:val="Compact"/>
-            </w:pPr>
-            <w:r>
-              <w:rPr>
-                <w:rFonts w:ascii="Arial" w:hAnsi="Arial" w:cs="David"/>
+              <w:pStyle w:val="Compact"/>
+              <w:bidi/>
+              <w:jc w:val="left"/>
+            </w:pPr>
+            <w:r>
+              <w:rPr>
                 <w:rtl/>
               </w:rPr>
               <w:t xml:space="preserve">עדכון חי לכל המכשירים ממסך הצוות</w:t>
@@ -929,12 +925,12 @@
           <w:tcPr/>
           <w:p>
             <w:pPr>
-              <w:bidi/>
-              <w:pStyle w:val="Compact"/>
-            </w:pPr>
-            <w:r>
-              <w:rPr>
-                <w:rFonts w:ascii="Arial" w:hAnsi="Arial" w:cs="David"/>
+              <w:pStyle w:val="Compact"/>
+              <w:bidi/>
+              <w:jc w:val="left"/>
+            </w:pPr>
+            <w:r>
+              <w:rPr>
                 <w:rtl/>
               </w:rPr>
               <w:t xml:space="preserve">נתונים בטלפון</w:t>
@@ -945,12 +941,13 @@
           <w:tcPr/>
           <w:p>
             <w:pPr>
-              <w:bidi/>
-              <w:pStyle w:val="Compact"/>
-            </w:pPr>
-            <w:r>
-              <w:rPr>
-                <w:rFonts w:ascii="Arial" w:hAnsi="Arial" w:cs="David"/>
+              <w:pStyle w:val="Compact"/>
+              <w:bidi/>
+              <w:jc w:val="left"/>
+            </w:pPr>
+            <w:r>
+              <w:rPr>
+                <w:rtl/>
               </w:rPr>
               <w:t xml:space="preserve">Room (SQLite)</w:t>
             </w:r>
@@ -960,12 +957,12 @@
           <w:tcPr/>
           <w:p>
             <w:pPr>
-              <w:bidi/>
-              <w:pStyle w:val="Compact"/>
-            </w:pPr>
-            <w:r>
-              <w:rPr>
-                <w:rFonts w:ascii="Arial" w:hAnsi="Arial" w:cs="David"/>
+              <w:pStyle w:val="Compact"/>
+              <w:bidi/>
+              <w:jc w:val="left"/>
+            </w:pPr>
+            <w:r>
+              <w:rPr>
                 <w:rtl/>
               </w:rPr>
               <w:t xml:space="preserve">עבודה בלי רשת, שאילתות SQL נבדקות בקומפילציה</w:t>
@@ -978,12 +975,12 @@
           <w:tcPr/>
           <w:p>
             <w:pPr>
-              <w:bidi/>
-              <w:pStyle w:val="Compact"/>
-            </w:pPr>
-            <w:r>
-              <w:rPr>
-                <w:rFonts w:ascii="Arial" w:hAnsi="Arial" w:cs="David"/>
+              <w:pStyle w:val="Compact"/>
+              <w:bidi/>
+              <w:jc w:val="left"/>
+            </w:pPr>
+            <w:r>
+              <w:rPr>
                 <w:rtl/>
               </w:rPr>
               <w:t xml:space="preserve">התחברות צוות</w:t>
@@ -994,12 +991,13 @@
           <w:tcPr/>
           <w:p>
             <w:pPr>
-              <w:bidi/>
-              <w:pStyle w:val="Compact"/>
-            </w:pPr>
-            <w:r>
-              <w:rPr>
-                <w:rFonts w:ascii="Arial" w:hAnsi="Arial" w:cs="David"/>
+              <w:pStyle w:val="Compact"/>
+              <w:bidi/>
+              <w:jc w:val="left"/>
+            </w:pPr>
+            <w:r>
+              <w:rPr>
+                <w:rtl/>
               </w:rPr>
               <w:t xml:space="preserve">Firebase Authentication</w:t>
             </w:r>
@@ -1009,12 +1007,12 @@
           <w:tcPr/>
           <w:p>
             <w:pPr>
-              <w:bidi/>
-              <w:pStyle w:val="Compact"/>
-            </w:pPr>
-            <w:r>
-              <w:rPr>
-                <w:rFonts w:ascii="Arial" w:hAnsi="Arial" w:cs="David"/>
+              <w:pStyle w:val="Compact"/>
+              <w:bidi/>
+              <w:jc w:val="left"/>
+            </w:pPr>
+            <w:r>
+              <w:rPr>
                 <w:rtl/>
               </w:rPr>
               <w:t xml:space="preserve">מתחבר ישירות לכללי האבטחה של Firestore</w:t>
@@ -1027,12 +1025,12 @@
           <w:tcPr/>
           <w:p>
             <w:pPr>
-              <w:bidi/>
-              <w:pStyle w:val="Compact"/>
-            </w:pPr>
-            <w:r>
-              <w:rPr>
-                <w:rFonts w:ascii="Arial" w:hAnsi="Arial" w:cs="David"/>
+              <w:pStyle w:val="Compact"/>
+              <w:bidi/>
+              <w:jc w:val="left"/>
+            </w:pPr>
+            <w:r>
+              <w:rPr>
                 <w:rtl/>
               </w:rPr>
               <w:t xml:space="preserve">מפה בדו-ממד</w:t>
@@ -1043,12 +1041,13 @@
           <w:tcPr/>
           <w:p>
             <w:pPr>
-              <w:bidi/>
-              <w:pStyle w:val="Compact"/>
-            </w:pPr>
-            <w:r>
-              <w:rPr>
-                <w:rFonts w:ascii="Arial" w:hAnsi="Arial" w:cs="David"/>
+              <w:pStyle w:val="Compact"/>
+              <w:bidi/>
+              <w:jc w:val="left"/>
+            </w:pPr>
+            <w:r>
+              <w:rPr>
+                <w:rtl/>
               </w:rPr>
               <w:t xml:space="preserve">osmdroid (OpenStreetMap)</w:t>
             </w:r>
@@ -1058,12 +1057,12 @@
           <w:tcPr/>
           <w:p>
             <w:pPr>
-              <w:bidi/>
-              <w:pStyle w:val="Compact"/>
-            </w:pPr>
-            <w:r>
-              <w:rPr>
-                <w:rFonts w:ascii="Arial" w:hAnsi="Arial" w:cs="David"/>
+              <w:pStyle w:val="Compact"/>
+              <w:bidi/>
+              <w:jc w:val="left"/>
+            </w:pPr>
+            <w:r>
+              <w:rPr>
                 <w:rtl/>
               </w:rPr>
               <w:t xml:space="preserve">חינמי, בלי מפתח API ובלי חשבון חיוב, ותומך בשכבות תמונה, קווים וסמנים (סעיף 2.4)</w:t>
@@ -1072,15 +1071,13 @@
         </w:tc>
       </w:tr>
     </w:tbl>
-    <w:bookmarkStart w:id="21" w:name="החלטות-תכנון"/>
-    <w:p>
-      <w:pPr>
-        <w:bidi/>
+    <w:p>
+      <w:pPr>
         <w:pStyle w:val="Heading3"/>
-      </w:pPr>
-      <w:r>
-        <w:rPr>
-          <w:rFonts w:ascii="Arial" w:hAnsi="Arial" w:cs="David"/>
+        <w:bidi/>
+      </w:pPr>
+      <w:r>
+        <w:rPr>
           <w:rtl/>
         </w:rPr>
         <w:t xml:space="preserve">2.1 החלטות תכנון</w:t>
@@ -1088,32 +1085,29 @@
     </w:p>
     <w:p>
       <w:pPr>
-        <w:bidi/>
         <w:numPr>
           <w:ilvl w:val="0"/>
           <w:numId w:val="1001"/>
         </w:numPr>
         <w:pStyle w:val="Compact"/>
-      </w:pPr>
-      <w:r>
-        <w:rPr>
-          <w:rFonts w:ascii="Arial" w:hAnsi="Arial" w:cs="David"/>
+        <w:bidi/>
+      </w:pPr>
+      <w:r>
+        <w:rPr>
+          <w:rtl/>
           <w:bCs/>
           <w:b/>
-          <w:rtl/>
         </w:rPr>
         <w:t xml:space="preserve">ארכיטקטורה בשכבות:</w:t>
       </w:r>
       <w:r>
         <w:rPr>
-          <w:rFonts w:ascii="Arial" w:hAnsi="Arial" w:cs="David"/>
           <w:rtl/>
         </w:rPr>
         <w:t xml:space="preserve"> </w:t>
       </w:r>
       <w:r>
         <w:rPr>
-          <w:rFonts w:ascii="Arial" w:hAnsi="Arial" w:cs="David"/>
           <w:rtl/>
         </w:rPr>
         <w:t xml:space="preserve">מסכים ← לוגיקה וחיישנים ← נתונים. מסך לא ניגש ישירות לחיישן או לבסיס הנתונים, ולכן אפשר לבדוק את הלוגיקה בבדיקות יחידה בלי טלפון.</w:t>
@@ -1121,32 +1115,29 @@
     </w:p>
     <w:p>
       <w:pPr>
-        <w:bidi/>
         <w:numPr>
           <w:ilvl w:val="0"/>
           <w:numId w:val="1001"/>
         </w:numPr>
         <w:pStyle w:val="Compact"/>
-      </w:pPr>
-      <w:r>
-        <w:rPr>
-          <w:rFonts w:ascii="Arial" w:hAnsi="Arial" w:cs="David"/>
+        <w:bidi/>
+      </w:pPr>
+      <w:r>
+        <w:rPr>
+          <w:rtl/>
           <w:bCs/>
           <w:b/>
-          <w:rtl/>
         </w:rPr>
         <w:t xml:space="preserve">מנהל ניווט יחיד:</w:t>
       </w:r>
       <w:r>
         <w:rPr>
-          <w:rFonts w:ascii="Arial" w:hAnsi="Arial" w:cs="David"/>
           <w:rtl/>
         </w:rPr>
         <w:t xml:space="preserve"> </w:t>
       </w:r>
       <w:r>
         <w:rPr>
-          <w:rFonts w:ascii="Arial" w:hAnsi="Arial" w:cs="David"/>
           <w:rtl/>
         </w:rPr>
         <w:t xml:space="preserve">NavigationManager מקבל מיקום, כיוון וזיהוי מבנים ומחזיר למסך רק זווית ומרחק. כך שני מסכי הניווט משתמשים באותה לוגיקה.</w:t>
@@ -1154,32 +1145,29 @@
     </w:p>
     <w:p>
       <w:pPr>
-        <w:bidi/>
         <w:numPr>
           <w:ilvl w:val="0"/>
           <w:numId w:val="1001"/>
         </w:numPr>
         <w:pStyle w:val="Compact"/>
-      </w:pPr>
-      <w:r>
-        <w:rPr>
-          <w:rFonts w:ascii="Arial" w:hAnsi="Arial" w:cs="David"/>
+        <w:bidi/>
+      </w:pPr>
+      <w:r>
+        <w:rPr>
+          <w:rtl/>
           <w:bCs/>
           <w:b/>
-          <w:rtl/>
         </w:rPr>
         <w:t xml:space="preserve">שני בסיסי נתונים:</w:t>
       </w:r>
       <w:r>
         <w:rPr>
-          <w:rFonts w:ascii="Arial" w:hAnsi="Arial" w:cs="David"/>
           <w:rtl/>
         </w:rPr>
         <w:t xml:space="preserve"> </w:t>
       </w:r>
       <w:r>
         <w:rPr>
-          <w:rFonts w:ascii="Arial" w:hAnsi="Arial" w:cs="David"/>
           <w:rtl/>
         </w:rPr>
         <w:t xml:space="preserve">Firestore מקור האמת לנתוני הקמפוס, Room עותק מקומי ונתונים אישיים. בחירה בבסיס נתונים אחד בלבד הייתה תקינה; ההשוואה המלאה בסעיף 2.3.</w:t>
@@ -1187,47 +1175,41 @@
     </w:p>
     <w:p>
       <w:pPr>
-        <w:bidi/>
         <w:numPr>
           <w:ilvl w:val="0"/>
           <w:numId w:val="1001"/>
         </w:numPr>
         <w:pStyle w:val="Compact"/>
-      </w:pPr>
-      <w:r>
-        <w:rPr>
-          <w:rFonts w:ascii="Arial" w:hAnsi="Arial" w:cs="David"/>
+        <w:bidi/>
+      </w:pPr>
+      <w:r>
+        <w:rPr>
+          <w:rtl/>
           <w:bCs/>
           <w:b/>
-          <w:rtl/>
         </w:rPr>
         <w:t xml:space="preserve">שם המחלקה לחדר:</w:t>
       </w:r>
       <w:r>
         <w:rPr>
-          <w:rFonts w:ascii="Arial" w:hAnsi="Arial" w:cs="David"/>
           <w:rtl/>
         </w:rPr>
         <w:t xml:space="preserve"> </w:t>
       </w:r>
       <w:r>
         <w:rPr>
-          <w:rFonts w:ascii="Arial" w:hAnsi="Arial" w:cs="David"/>
           <w:rtl/>
         </w:rPr>
         <w:t xml:space="preserve">המחלקה נקראת CampusRoom ולא Room, כדי שלא תתבלבל עם ספריית Room.</w:t>
       </w:r>
     </w:p>
-    <w:bookmarkEnd w:id="21"/>
-    <w:bookmarkStart w:id="22" w:name="מיפוי-למחוון-מינימום-מול-מה-שנבחר"/>
-    <w:p>
-      <w:pPr>
-        <w:bidi/>
+    <w:p>
+      <w:pPr>
         <w:pStyle w:val="Heading3"/>
-      </w:pPr>
-      <w:r>
-        <w:rPr>
-          <w:rFonts w:ascii="Arial" w:hAnsi="Arial" w:cs="David"/>
+        <w:bidi/>
+      </w:pPr>
+      <w:r>
+        <w:rPr>
           <w:rtl/>
         </w:rPr>
         <w:t xml:space="preserve">2.2 מיפוי למחוון: מינימום מול מה שנבחר</w:t>
@@ -1239,7 +1221,6 @@
       </w:pPr>
       <w:r>
         <w:rPr>
-          <w:rFonts w:ascii="Arial" w:hAnsi="Arial" w:cs="David"/>
           <w:rtl/>
         </w:rPr>
         <w:t xml:space="preserve">המחוון ל-5 יח”ל דורש, מעבר לתנאי הסף (סעיפים 1–5), שני נושאים מסעיף 6, בסיס נתונים אחד (סעיף 7), ושני נושאים מסעיף 9 ושניים מסעיף 10 (סעיף 8, אפשרות 2). הפרויקט מממש יותר, כי כל נושא נוסף נובע ישירות מצורך של הניווט — לא נוסף רק כדי לצבור סעיפים.</w:t>
@@ -1275,12 +1256,12 @@
           <w:tcPr/>
           <w:p>
             <w:pPr>
-              <w:bidi/>
-              <w:pStyle w:val="Compact"/>
-            </w:pPr>
-            <w:r>
-              <w:rPr>
-                <w:rFonts w:ascii="Arial" w:hAnsi="Arial" w:cs="David"/>
+              <w:pStyle w:val="Compact"/>
+              <w:bidi/>
+              <w:jc w:val="left"/>
+            </w:pPr>
+            <w:r>
+              <w:rPr>
                 <w:rtl/>
               </w:rPr>
               <w:t xml:space="preserve">סעיף</w:t>
@@ -1291,12 +1272,12 @@
           <w:tcPr/>
           <w:p>
             <w:pPr>
-              <w:bidi/>
-              <w:pStyle w:val="Compact"/>
-            </w:pPr>
-            <w:r>
-              <w:rPr>
-                <w:rFonts w:ascii="Arial" w:hAnsi="Arial" w:cs="David"/>
+              <w:pStyle w:val="Compact"/>
+              <w:bidi/>
+              <w:jc w:val="left"/>
+            </w:pPr>
+            <w:r>
+              <w:rPr>
                 <w:rtl/>
               </w:rPr>
               <w:t xml:space="preserve">מינימום</w:t>
@@ -1307,12 +1288,12 @@
           <w:tcPr/>
           <w:p>
             <w:pPr>
-              <w:bidi/>
-              <w:pStyle w:val="Compact"/>
-            </w:pPr>
-            <w:r>
-              <w:rPr>
-                <w:rFonts w:ascii="Arial" w:hAnsi="Arial" w:cs="David"/>
+              <w:pStyle w:val="Compact"/>
+              <w:bidi/>
+              <w:jc w:val="left"/>
+            </w:pPr>
+            <w:r>
+              <w:rPr>
                 <w:rtl/>
               </w:rPr>
               <w:t xml:space="preserve">נבחר בפרויקט</w:t>
@@ -1323,12 +1304,12 @@
           <w:tcPr/>
           <w:p>
             <w:pPr>
-              <w:bidi/>
-              <w:pStyle w:val="Compact"/>
-            </w:pPr>
-            <w:r>
-              <w:rPr>
-                <w:rFonts w:ascii="Arial" w:hAnsi="Arial" w:cs="David"/>
+              <w:pStyle w:val="Compact"/>
+              <w:bidi/>
+              <w:jc w:val="left"/>
+            </w:pPr>
+            <w:r>
+              <w:rPr>
                 <w:rtl/>
               </w:rPr>
               <w:t xml:space="preserve">למה</w:t>
@@ -1341,12 +1322,13 @@
           <w:tcPr/>
           <w:p>
             <w:pPr>
-              <w:bidi/>
-              <w:pStyle w:val="Compact"/>
-            </w:pPr>
-            <w:r>
-              <w:rPr>
-                <w:rFonts w:ascii="Arial" w:hAnsi="Arial" w:cs="David"/>
+              <w:pStyle w:val="Compact"/>
+              <w:bidi/>
+              <w:jc w:val="left"/>
+            </w:pPr>
+            <w:r>
+              <w:rPr>
+                <w:rtl/>
               </w:rPr>
               <w:t xml:space="preserve">6</w:t>
             </w:r>
@@ -1356,12 +1338,12 @@
           <w:tcPr/>
           <w:p>
             <w:pPr>
-              <w:bidi/>
-              <w:pStyle w:val="Compact"/>
-            </w:pPr>
-            <w:r>
-              <w:rPr>
-                <w:rFonts w:ascii="Arial" w:hAnsi="Arial" w:cs="David"/>
+              <w:pStyle w:val="Compact"/>
+              <w:bidi/>
+              <w:jc w:val="left"/>
+            </w:pPr>
+            <w:r>
+              <w:rPr>
                 <w:rtl/>
               </w:rPr>
               <w:t xml:space="preserve">2 נושאים</w:t>
@@ -1372,12 +1354,12 @@
           <w:tcPr/>
           <w:p>
             <w:pPr>
-              <w:bidi/>
-              <w:pStyle w:val="Compact"/>
-            </w:pPr>
-            <w:r>
-              <w:rPr>
-                <w:rFonts w:ascii="Arial" w:hAnsi="Arial" w:cs="David"/>
+              <w:pStyle w:val="Compact"/>
+              <w:bidi/>
+              <w:jc w:val="left"/>
+            </w:pPr>
+            <w:r>
+              <w:rPr>
                 <w:rtl/>
               </w:rPr>
               <w:t xml:space="preserve">6.3 Service, 6.4 מסד נתונים עם יחסים ו-JOIN, 6.9 RecyclerView</w:t>
@@ -1388,12 +1370,12 @@
           <w:tcPr/>
           <w:p>
             <w:pPr>
-              <w:bidi/>
-              <w:pStyle w:val="Compact"/>
-            </w:pPr>
-            <w:r>
-              <w:rPr>
-                <w:rFonts w:ascii="Arial" w:hAnsi="Arial" w:cs="David"/>
+              <w:pStyle w:val="Compact"/>
+              <w:bidi/>
+              <w:jc w:val="left"/>
+            </w:pPr>
+            <w:r>
+              <w:rPr>
                 <w:rtl/>
               </w:rPr>
               <w:t xml:space="preserve">המיקום חייב לרוץ ברקע בזמן ניווט; גרף השבילים הוא נתונים עם יחסים מטבעו; תוצאות החיפוש הן רשימה ארוכה</w:t>
@@ -1406,12 +1388,13 @@
           <w:tcPr/>
           <w:p>
             <w:pPr>
-              <w:bidi/>
-              <w:pStyle w:val="Compact"/>
-            </w:pPr>
-            <w:r>
-              <w:rPr>
-                <w:rFonts w:ascii="Arial" w:hAnsi="Arial" w:cs="David"/>
+              <w:pStyle w:val="Compact"/>
+              <w:bidi/>
+              <w:jc w:val="left"/>
+            </w:pPr>
+            <w:r>
+              <w:rPr>
+                <w:rtl/>
               </w:rPr>
               <w:t xml:space="preserve">7</w:t>
             </w:r>
@@ -1421,12 +1404,12 @@
           <w:tcPr/>
           <w:p>
             <w:pPr>
-              <w:bidi/>
-              <w:pStyle w:val="Compact"/>
-            </w:pPr>
-            <w:r>
-              <w:rPr>
-                <w:rFonts w:ascii="Arial" w:hAnsi="Arial" w:cs="David"/>
+              <w:pStyle w:val="Compact"/>
+              <w:bidi/>
+              <w:jc w:val="left"/>
+            </w:pPr>
+            <w:r>
+              <w:rPr>
                 <w:rtl/>
               </w:rPr>
               <w:t xml:space="preserve">בסיס נתונים אחד</w:t>
@@ -1437,12 +1420,12 @@
           <w:tcPr/>
           <w:p>
             <w:pPr>
-              <w:bidi/>
-              <w:pStyle w:val="Compact"/>
-            </w:pPr>
-            <w:r>
-              <w:rPr>
-                <w:rFonts w:ascii="Arial" w:hAnsi="Arial" w:cs="David"/>
+              <w:pStyle w:val="Compact"/>
+              <w:bidi/>
+              <w:jc w:val="left"/>
+            </w:pPr>
+            <w:r>
+              <w:rPr>
                 <w:rtl/>
               </w:rPr>
               <w:t xml:space="preserve">Firestore וגם Room</w:t>
@@ -1453,12 +1436,12 @@
           <w:tcPr/>
           <w:p>
             <w:pPr>
-              <w:bidi/>
-              <w:pStyle w:val="Compact"/>
-            </w:pPr>
-            <w:r>
-              <w:rPr>
-                <w:rFonts w:ascii="Arial" w:hAnsi="Arial" w:cs="David"/>
+              <w:pStyle w:val="Compact"/>
+              <w:bidi/>
+              <w:jc w:val="left"/>
+            </w:pPr>
+            <w:r>
+              <w:rPr>
                 <w:rtl/>
               </w:rPr>
               <w:t xml:space="preserve">עדכון משותף מהצוות, וניווט בלי קליטה (סעיף 2.3)</w:t>
@@ -1471,12 +1454,13 @@
           <w:tcPr/>
           <w:p>
             <w:pPr>
-              <w:bidi/>
-              <w:pStyle w:val="Compact"/>
-            </w:pPr>
-            <w:r>
-              <w:rPr>
-                <w:rFonts w:ascii="Arial" w:hAnsi="Arial" w:cs="David"/>
+              <w:pStyle w:val="Compact"/>
+              <w:bidi/>
+              <w:jc w:val="left"/>
+            </w:pPr>
+            <w:r>
+              <w:rPr>
+                <w:rtl/>
               </w:rPr>
               <w:t xml:space="preserve">9</w:t>
             </w:r>
@@ -1486,12 +1470,12 @@
           <w:tcPr/>
           <w:p>
             <w:pPr>
-              <w:bidi/>
-              <w:pStyle w:val="Compact"/>
-            </w:pPr>
-            <w:r>
-              <w:rPr>
-                <w:rFonts w:ascii="Arial" w:hAnsi="Arial" w:cs="David"/>
+              <w:pStyle w:val="Compact"/>
+              <w:bidi/>
+              <w:jc w:val="left"/>
+            </w:pPr>
+            <w:r>
+              <w:rPr>
                 <w:rtl/>
               </w:rPr>
               <w:t xml:space="preserve">2 נושאים (באפשרות 2)</w:t>
@@ -1502,12 +1486,12 @@
           <w:tcPr/>
           <w:p>
             <w:pPr>
-              <w:bidi/>
-              <w:pStyle w:val="Compact"/>
-            </w:pPr>
-            <w:r>
-              <w:rPr>
-                <w:rFonts w:ascii="Arial" w:hAnsi="Arial" w:cs="David"/>
+              <w:pStyle w:val="Compact"/>
+              <w:bidi/>
+              <w:jc w:val="left"/>
+            </w:pPr>
+            <w:r>
+              <w:rPr>
                 <w:rtl/>
               </w:rPr>
               <w:t xml:space="preserve">9.4 מפות, 9.6 מאזיני מיקום ותנועה, 9.11 מנוע ניווט, 9.12 למידת מכונה</w:t>
@@ -1518,12 +1502,12 @@
           <w:tcPr/>
           <w:p>
             <w:pPr>
-              <w:bidi/>
-              <w:pStyle w:val="Compact"/>
-            </w:pPr>
-            <w:r>
-              <w:rPr>
-                <w:rFonts w:ascii="Arial" w:hAnsi="Arial" w:cs="David"/>
+              <w:pStyle w:val="Compact"/>
+              <w:bidi/>
+              <w:jc w:val="left"/>
+            </w:pPr>
+            <w:r>
+              <w:rPr>
                 <w:rtl/>
               </w:rPr>
               <w:t xml:space="preserve">ארבעתם חלקים הכרחיים של ניווט בקמפוס; 9.12 פותר את בעיית דיוק ה-GPS</w:t>
@@ -1536,12 +1520,13 @@
           <w:tcPr/>
           <w:p>
             <w:pPr>
-              <w:bidi/>
-              <w:pStyle w:val="Compact"/>
-            </w:pPr>
-            <w:r>
-              <w:rPr>
-                <w:rFonts w:ascii="Arial" w:hAnsi="Arial" w:cs="David"/>
+              <w:pStyle w:val="Compact"/>
+              <w:bidi/>
+              <w:jc w:val="left"/>
+            </w:pPr>
+            <w:r>
+              <w:rPr>
+                <w:rtl/>
               </w:rPr>
               <w:t xml:space="preserve">10</w:t>
             </w:r>
@@ -1551,12 +1536,12 @@
           <w:tcPr/>
           <w:p>
             <w:pPr>
-              <w:bidi/>
-              <w:pStyle w:val="Compact"/>
-            </w:pPr>
-            <w:r>
-              <w:rPr>
-                <w:rFonts w:ascii="Arial" w:hAnsi="Arial" w:cs="David"/>
+              <w:pStyle w:val="Compact"/>
+              <w:bidi/>
+              <w:jc w:val="left"/>
+            </w:pPr>
+            <w:r>
+              <w:rPr>
                 <w:rtl/>
               </w:rPr>
               <w:t xml:space="preserve">2 נושאים</w:t>
@@ -1567,12 +1552,12 @@
           <w:tcPr/>
           <w:p>
             <w:pPr>
-              <w:bidi/>
-              <w:pStyle w:val="Compact"/>
-            </w:pPr>
-            <w:r>
-              <w:rPr>
-                <w:rFonts w:ascii="Arial" w:hAnsi="Arial" w:cs="David"/>
+              <w:pStyle w:val="Compact"/>
+              <w:bidi/>
+              <w:jc w:val="left"/>
+            </w:pPr>
+            <w:r>
+              <w:rPr>
                 <w:rtl/>
               </w:rPr>
               <w:t xml:space="preserve">10.3 מצלמה, 10.6 GPS, 10.10 חיישנים, ובסיס נתונים מרוחק (נחשב כשניים)</w:t>
@@ -1583,12 +1568,12 @@
           <w:tcPr/>
           <w:p>
             <w:pPr>
-              <w:bidi/>
-              <w:pStyle w:val="Compact"/>
-            </w:pPr>
-            <w:r>
-              <w:rPr>
-                <w:rFonts w:ascii="Arial" w:hAnsi="Arial" w:cs="David"/>
+              <w:pStyle w:val="Compact"/>
+              <w:bidi/>
+              <w:jc w:val="left"/>
+            </w:pPr>
+            <w:r>
+              <w:rPr>
                 <w:rtl/>
               </w:rPr>
               <w:t xml:space="preserve">מצלמה לחץ ולזיהוי, GPS ומצפן למיקום ולכיוון</w:t>
@@ -1603,38 +1588,32 @@
       </w:pPr>
       <w:r>
         <w:rPr>
-          <w:rFonts w:ascii="Arial" w:hAnsi="Arial" w:cs="David"/>
+          <w:rtl/>
           <w:bCs/>
           <w:b/>
-          <w:rtl/>
         </w:rPr>
         <w:t xml:space="preserve">גרסה מינימלית אפשרית של אותו פרויקט:</w:t>
       </w:r>
       <w:r>
         <w:rPr>
-          <w:rFonts w:ascii="Arial" w:hAnsi="Arial" w:cs="David"/>
           <w:rtl/>
         </w:rPr>
         <w:t xml:space="preserve"> </w:t>
       </w:r>
       <w:r>
         <w:rPr>
-          <w:rFonts w:ascii="Arial" w:hAnsi="Arial" w:cs="David"/>
           <w:rtl/>
         </w:rPr>
         <w:t xml:space="preserve">ניווט במפה בלבד (בלי AR), Room בלבד עם נתונים שנארזים באפליקציה, Service ו-RecyclerView מסעיף 6, מפות ומנוע ניווט מסעיף 9, ו-GPS וחיישנים מסעיף 10. גרסה כזו עומדת בכל הדרישות.</w:t>
       </w:r>
     </w:p>
-    <w:bookmarkEnd w:id="22"/>
-    <w:bookmarkStart w:id="23" w:name="שיקולי-תכנון-בחירת-בסיס-הנתונים"/>
-    <w:p>
-      <w:pPr>
-        <w:bidi/>
+    <w:p>
+      <w:pPr>
         <w:pStyle w:val="Heading3"/>
-      </w:pPr>
-      <w:r>
-        <w:rPr>
-          <w:rFonts w:ascii="Arial" w:hAnsi="Arial" w:cs="David"/>
+        <w:bidi/>
+      </w:pPr>
+      <w:r>
+        <w:rPr>
           <w:rtl/>
         </w:rPr>
         <w:t xml:space="preserve">2.3 שיקולי תכנון: בחירת בסיס הנתונים</w:t>
@@ -1646,7 +1625,6 @@
       </w:pPr>
       <w:r>
         <w:rPr>
-          <w:rFonts w:ascii="Arial" w:hAnsi="Arial" w:cs="David"/>
           <w:rtl/>
         </w:rPr>
         <w:t xml:space="preserve">בסיס נתונים אחד מספיק כדי לעמוד בסעיף 7: Room לבד או Firebase לבד הם בחירה תקינה. בפרויקט ממומשים שניהם כדי להדגים חלוקת תפקידים בין הענן לטלפון.</w:t>
@@ -1681,12 +1659,12 @@
           <w:tcPr/>
           <w:p>
             <w:pPr>
-              <w:bidi/>
-              <w:pStyle w:val="Compact"/>
-            </w:pPr>
-            <w:r>
-              <w:rPr>
-                <w:rFonts w:ascii="Arial" w:hAnsi="Arial" w:cs="David"/>
+              <w:pStyle w:val="Compact"/>
+              <w:bidi/>
+              <w:jc w:val="left"/>
+            </w:pPr>
+            <w:r>
+              <w:rPr>
                 <w:rtl/>
               </w:rPr>
               <w:t xml:space="preserve">קריטריון</w:t>
@@ -1697,12 +1675,12 @@
           <w:tcPr/>
           <w:p>
             <w:pPr>
-              <w:bidi/>
-              <w:pStyle w:val="Compact"/>
-            </w:pPr>
-            <w:r>
-              <w:rPr>
-                <w:rFonts w:ascii="Arial" w:hAnsi="Arial" w:cs="David"/>
+              <w:pStyle w:val="Compact"/>
+              <w:bidi/>
+              <w:jc w:val="left"/>
+            </w:pPr>
+            <w:r>
+              <w:rPr>
                 <w:rtl/>
               </w:rPr>
               <w:t xml:space="preserve">Room (בטלפון)</w:t>
@@ -1713,12 +1691,12 @@
           <w:tcPr/>
           <w:p>
             <w:pPr>
-              <w:bidi/>
-              <w:pStyle w:val="Compact"/>
-            </w:pPr>
-            <w:r>
-              <w:rPr>
-                <w:rFonts w:ascii="Arial" w:hAnsi="Arial" w:cs="David"/>
+              <w:pStyle w:val="Compact"/>
+              <w:bidi/>
+              <w:jc w:val="left"/>
+            </w:pPr>
+            <w:r>
+              <w:rPr>
                 <w:rtl/>
               </w:rPr>
               <w:t xml:space="preserve">Firebase Firestore (בענן)</w:t>
@@ -1731,12 +1709,12 @@
           <w:tcPr/>
           <w:p>
             <w:pPr>
-              <w:bidi/>
-              <w:pStyle w:val="Compact"/>
-            </w:pPr>
-            <w:r>
-              <w:rPr>
-                <w:rFonts w:ascii="Arial" w:hAnsi="Arial" w:cs="David"/>
+              <w:pStyle w:val="Compact"/>
+              <w:bidi/>
+              <w:jc w:val="left"/>
+            </w:pPr>
+            <w:r>
+              <w:rPr>
                 <w:rtl/>
               </w:rPr>
               <w:t xml:space="preserve">איפה הנתונים</w:t>
@@ -1747,12 +1725,12 @@
           <w:tcPr/>
           <w:p>
             <w:pPr>
-              <w:bidi/>
-              <w:pStyle w:val="Compact"/>
-            </w:pPr>
-            <w:r>
-              <w:rPr>
-                <w:rFonts w:ascii="Arial" w:hAnsi="Arial" w:cs="David"/>
+              <w:pStyle w:val="Compact"/>
+              <w:bidi/>
+              <w:jc w:val="left"/>
+            </w:pPr>
+            <w:r>
+              <w:rPr>
                 <w:rtl/>
               </w:rPr>
               <w:t xml:space="preserve">קובץ SQLite על המכשיר</w:t>
@@ -1763,12 +1741,12 @@
           <w:tcPr/>
           <w:p>
             <w:pPr>
-              <w:bidi/>
-              <w:pStyle w:val="Compact"/>
-            </w:pPr>
-            <w:r>
-              <w:rPr>
-                <w:rFonts w:ascii="Arial" w:hAnsi="Arial" w:cs="David"/>
+              <w:pStyle w:val="Compact"/>
+              <w:bidi/>
+              <w:jc w:val="left"/>
+            </w:pPr>
+            <w:r>
+              <w:rPr>
                 <w:rtl/>
               </w:rPr>
               <w:t xml:space="preserve">שרתי Google</w:t>
@@ -1781,12 +1759,12 @@
           <w:tcPr/>
           <w:p>
             <w:pPr>
-              <w:bidi/>
-              <w:pStyle w:val="Compact"/>
-            </w:pPr>
-            <w:r>
-              <w:rPr>
-                <w:rFonts w:ascii="Arial" w:hAnsi="Arial" w:cs="David"/>
+              <w:pStyle w:val="Compact"/>
+              <w:bidi/>
+              <w:jc w:val="left"/>
+            </w:pPr>
+            <w:r>
+              <w:rPr>
                 <w:rtl/>
               </w:rPr>
               <w:t xml:space="preserve">עבודה בלי אינטרנט</w:t>
@@ -1797,12 +1775,12 @@
           <w:tcPr/>
           <w:p>
             <w:pPr>
-              <w:bidi/>
-              <w:pStyle w:val="Compact"/>
-            </w:pPr>
-            <w:r>
-              <w:rPr>
-                <w:rFonts w:ascii="Arial" w:hAnsi="Arial" w:cs="David"/>
+              <w:pStyle w:val="Compact"/>
+              <w:bidi/>
+              <w:jc w:val="left"/>
+            </w:pPr>
+            <w:r>
+              <w:rPr>
                 <w:rtl/>
               </w:rPr>
               <w:t xml:space="preserve">מלאה</w:t>
@@ -1813,12 +1791,12 @@
           <w:tcPr/>
           <w:p>
             <w:pPr>
-              <w:bidi/>
-              <w:pStyle w:val="Compact"/>
-            </w:pPr>
-            <w:r>
-              <w:rPr>
-                <w:rFonts w:ascii="Arial" w:hAnsi="Arial" w:cs="David"/>
+              <w:pStyle w:val="Compact"/>
+              <w:bidi/>
+              <w:jc w:val="left"/>
+            </w:pPr>
+            <w:r>
+              <w:rPr>
                 <w:rtl/>
               </w:rPr>
               <w:t xml:space="preserve">מטמון מקומי; עדכונים רק כשיש חיבור</w:t>
@@ -1831,12 +1809,12 @@
           <w:tcPr/>
           <w:p>
             <w:pPr>
-              <w:bidi/>
-              <w:pStyle w:val="Compact"/>
-            </w:pPr>
-            <w:r>
-              <w:rPr>
-                <w:rFonts w:ascii="Arial" w:hAnsi="Arial" w:cs="David"/>
+              <w:pStyle w:val="Compact"/>
+              <w:bidi/>
+              <w:jc w:val="left"/>
+            </w:pPr>
+            <w:r>
+              <w:rPr>
                 <w:rtl/>
               </w:rPr>
               <w:t xml:space="preserve">שיתוף בין משתמשים</w:t>
@@ -1847,12 +1825,12 @@
           <w:tcPr/>
           <w:p>
             <w:pPr>
-              <w:bidi/>
-              <w:pStyle w:val="Compact"/>
-            </w:pPr>
-            <w:r>
-              <w:rPr>
-                <w:rFonts w:ascii="Arial" w:hAnsi="Arial" w:cs="David"/>
+              <w:pStyle w:val="Compact"/>
+              <w:bidi/>
+              <w:jc w:val="left"/>
+            </w:pPr>
+            <w:r>
+              <w:rPr>
                 <w:rtl/>
               </w:rPr>
               <w:t xml:space="preserve">אין, כל טלפון לעצמו</w:t>
@@ -1863,12 +1841,12 @@
           <w:tcPr/>
           <w:p>
             <w:pPr>
-              <w:bidi/>
-              <w:pStyle w:val="Compact"/>
-            </w:pPr>
-            <w:r>
-              <w:rPr>
-                <w:rFonts w:ascii="Arial" w:hAnsi="Arial" w:cs="David"/>
+              <w:pStyle w:val="Compact"/>
+              <w:bidi/>
+              <w:jc w:val="left"/>
+            </w:pPr>
+            <w:r>
+              <w:rPr>
                 <w:rtl/>
               </w:rPr>
               <w:t xml:space="preserve">שינוי במכשיר אחד מגיע לכולם</w:t>
@@ -1881,12 +1859,12 @@
           <w:tcPr/>
           <w:p>
             <w:pPr>
-              <w:bidi/>
-              <w:pStyle w:val="Compact"/>
-            </w:pPr>
-            <w:r>
-              <w:rPr>
-                <w:rFonts w:ascii="Arial" w:hAnsi="Arial" w:cs="David"/>
+              <w:pStyle w:val="Compact"/>
+              <w:bidi/>
+              <w:jc w:val="left"/>
+            </w:pPr>
+            <w:r>
+              <w:rPr>
                 <w:rtl/>
               </w:rPr>
               <w:t xml:space="preserve">שאילתות</w:t>
@@ -1897,12 +1875,12 @@
           <w:tcPr/>
           <w:p>
             <w:pPr>
-              <w:bidi/>
-              <w:pStyle w:val="Compact"/>
-            </w:pPr>
-            <w:r>
-              <w:rPr>
-                <w:rFonts w:ascii="Arial" w:hAnsi="Arial" w:cs="David"/>
+              <w:pStyle w:val="Compact"/>
+              <w:bidi/>
+              <w:jc w:val="left"/>
+            </w:pPr>
+            <w:r>
+              <w:rPr>
                 <w:rtl/>
               </w:rPr>
               <w:t xml:space="preserve">SQL, נבדק בזמן קומפילציה</w:t>
@@ -1913,12 +1891,12 @@
           <w:tcPr/>
           <w:p>
             <w:pPr>
-              <w:bidi/>
-              <w:pStyle w:val="Compact"/>
-            </w:pPr>
-            <w:r>
-              <w:rPr>
-                <w:rFonts w:ascii="Arial" w:hAnsi="Arial" w:cs="David"/>
+              <w:pStyle w:val="Compact"/>
+              <w:bidi/>
+              <w:jc w:val="left"/>
+            </w:pPr>
+            <w:r>
+              <w:rPr>
                 <w:rtl/>
               </w:rPr>
               <w:t xml:space="preserve">פעולות API על אוספים ומסמכים</w:t>
@@ -1931,12 +1909,12 @@
           <w:tcPr/>
           <w:p>
             <w:pPr>
-              <w:bidi/>
-              <w:pStyle w:val="Compact"/>
-            </w:pPr>
-            <w:r>
-              <w:rPr>
-                <w:rFonts w:ascii="Arial" w:hAnsi="Arial" w:cs="David"/>
+              <w:pStyle w:val="Compact"/>
+              <w:bidi/>
+              <w:jc w:val="left"/>
+            </w:pPr>
+            <w:r>
+              <w:rPr>
                 <w:rtl/>
               </w:rPr>
               <w:t xml:space="preserve">הקמה</w:t>
@@ -1947,12 +1925,12 @@
           <w:tcPr/>
           <w:p>
             <w:pPr>
-              <w:bidi/>
-              <w:pStyle w:val="Compact"/>
-            </w:pPr>
-            <w:r>
-              <w:rPr>
-                <w:rFonts w:ascii="Arial" w:hAnsi="Arial" w:cs="David"/>
+              <w:pStyle w:val="Compact"/>
+              <w:bidi/>
+              <w:jc w:val="left"/>
+            </w:pPr>
+            <w:r>
+              <w:rPr>
                 <w:rtl/>
               </w:rPr>
               <w:t xml:space="preserve">תלות אחת ב-Gradle</w:t>
@@ -1963,12 +1941,12 @@
           <w:tcPr/>
           <w:p>
             <w:pPr>
-              <w:bidi/>
-              <w:pStyle w:val="Compact"/>
-            </w:pPr>
-            <w:r>
-              <w:rPr>
-                <w:rFonts w:ascii="Arial" w:hAnsi="Arial" w:cs="David"/>
+              <w:pStyle w:val="Compact"/>
+              <w:bidi/>
+              <w:jc w:val="left"/>
+            </w:pPr>
+            <w:r>
+              <w:rPr>
                 <w:rtl/>
               </w:rPr>
               <w:t xml:space="preserve">פרויקט Firebase, google-services.json וכללי אבטחה</w:t>
@@ -1981,12 +1959,12 @@
           <w:tcPr/>
           <w:p>
             <w:pPr>
-              <w:bidi/>
-              <w:pStyle w:val="Compact"/>
-            </w:pPr>
-            <w:r>
-              <w:rPr>
-                <w:rFonts w:ascii="Arial" w:hAnsi="Arial" w:cs="David"/>
+              <w:pStyle w:val="Compact"/>
+              <w:bidi/>
+              <w:jc w:val="left"/>
+            </w:pPr>
+            <w:r>
+              <w:rPr>
                 <w:rtl/>
               </w:rPr>
               <w:t xml:space="preserve">עלות</w:t>
@@ -1997,12 +1975,12 @@
           <w:tcPr/>
           <w:p>
             <w:pPr>
-              <w:bidi/>
-              <w:pStyle w:val="Compact"/>
-            </w:pPr>
-            <w:r>
-              <w:rPr>
-                <w:rFonts w:ascii="Arial" w:hAnsi="Arial" w:cs="David"/>
+              <w:pStyle w:val="Compact"/>
+              <w:bidi/>
+              <w:jc w:val="left"/>
+            </w:pPr>
+            <w:r>
+              <w:rPr>
                 <w:rtl/>
               </w:rPr>
               <w:t xml:space="preserve">חינם</w:t>
@@ -2013,12 +1991,12 @@
           <w:tcPr/>
           <w:p>
             <w:pPr>
-              <w:bidi/>
-              <w:pStyle w:val="Compact"/>
-            </w:pPr>
-            <w:r>
-              <w:rPr>
-                <w:rFonts w:ascii="Arial" w:hAnsi="Arial" w:cs="David"/>
+              <w:pStyle w:val="Compact"/>
+              <w:bidi/>
+              <w:jc w:val="left"/>
+            </w:pPr>
+            <w:r>
+              <w:rPr>
                 <w:rtl/>
               </w:rPr>
               <w:t xml:space="preserve">תוכנית חינמית עם מכסות</w:t>
@@ -2031,12 +2009,12 @@
           <w:tcPr/>
           <w:p>
             <w:pPr>
-              <w:bidi/>
-              <w:pStyle w:val="Compact"/>
-            </w:pPr>
-            <w:r>
-              <w:rPr>
-                <w:rFonts w:ascii="Arial" w:hAnsi="Arial" w:cs="David"/>
+              <w:pStyle w:val="Compact"/>
+              <w:bidi/>
+              <w:jc w:val="left"/>
+            </w:pPr>
+            <w:r>
+              <w:rPr>
                 <w:rtl/>
               </w:rPr>
               <w:t xml:space="preserve">מתאים כש…</w:t>
@@ -2047,12 +2025,12 @@
           <w:tcPr/>
           <w:p>
             <w:pPr>
-              <w:bidi/>
-              <w:pStyle w:val="Compact"/>
-            </w:pPr>
-            <w:r>
-              <w:rPr>
-                <w:rFonts w:ascii="Arial" w:hAnsi="Arial" w:cs="David"/>
+              <w:pStyle w:val="Compact"/>
+              <w:bidi/>
+              <w:jc w:val="left"/>
+            </w:pPr>
+            <w:r>
+              <w:rPr>
                 <w:rtl/>
               </w:rPr>
               <w:t xml:space="preserve">הנתונים אישיים או קבועים</w:t>
@@ -2063,12 +2041,12 @@
           <w:tcPr/>
           <w:p>
             <w:pPr>
-              <w:bidi/>
-              <w:pStyle w:val="Compact"/>
-            </w:pPr>
-            <w:r>
-              <w:rPr>
-                <w:rFonts w:ascii="Arial" w:hAnsi="Arial" w:cs="David"/>
+              <w:pStyle w:val="Compact"/>
+              <w:bidi/>
+              <w:jc w:val="left"/>
+            </w:pPr>
+            <w:r>
+              <w:rPr>
                 <w:rtl/>
               </w:rPr>
               <w:t xml:space="preserve">הנתונים משותפים ומתעדכנים</w:t>
@@ -2079,32 +2057,29 @@
     </w:tbl>
     <w:p>
       <w:pPr>
-        <w:bidi/>
         <w:numPr>
           <w:ilvl w:val="0"/>
           <w:numId w:val="1002"/>
         </w:numPr>
         <w:pStyle w:val="Compact"/>
-      </w:pPr>
-      <w:r>
-        <w:rPr>
-          <w:rFonts w:ascii="Arial" w:hAnsi="Arial" w:cs="David"/>
+        <w:bidi/>
+      </w:pPr>
+      <w:r>
+        <w:rPr>
+          <w:rtl/>
           <w:bCs/>
           <w:b/>
-          <w:rtl/>
         </w:rPr>
         <w:t xml:space="preserve">Room לבד</w:t>
       </w:r>
       <w:r>
         <w:rPr>
-          <w:rFonts w:ascii="Arial" w:hAnsi="Arial" w:cs="David"/>
           <w:rtl/>
         </w:rPr>
         <w:t xml:space="preserve"> </w:t>
       </w:r>
       <w:r>
         <w:rPr>
-          <w:rFonts w:ascii="Arial" w:hAnsi="Arial" w:cs="David"/>
           <w:rtl/>
         </w:rPr>
         <w:t xml:space="preserve">מתאים כשמפת הקמפוס מגיעה עם האפליקציה ומתעדכנת רק בגרסה חדשה.</w:t>
@@ -2112,32 +2087,29 @@
     </w:p>
     <w:p>
       <w:pPr>
-        <w:bidi/>
         <w:numPr>
           <w:ilvl w:val="0"/>
           <w:numId w:val="1002"/>
         </w:numPr>
         <w:pStyle w:val="Compact"/>
-      </w:pPr>
-      <w:r>
-        <w:rPr>
-          <w:rFonts w:ascii="Arial" w:hAnsi="Arial" w:cs="David"/>
+        <w:bidi/>
+      </w:pPr>
+      <w:r>
+        <w:rPr>
+          <w:rtl/>
           <w:bCs/>
           <w:b/>
-          <w:rtl/>
         </w:rPr>
         <w:t xml:space="preserve">Firestore לבד</w:t>
       </w:r>
       <w:r>
         <w:rPr>
-          <w:rFonts w:ascii="Arial" w:hAnsi="Arial" w:cs="David"/>
           <w:rtl/>
         </w:rPr>
         <w:t xml:space="preserve"> </w:t>
       </w:r>
       <w:r>
         <w:rPr>
-          <w:rFonts w:ascii="Arial" w:hAnsi="Arial" w:cs="David"/>
           <w:rtl/>
         </w:rPr>
         <w:t xml:space="preserve">מתאים כשרוב הנתונים משותפים; המטמון המקומי שלו מספיק לעבודה בלי רשת ברוב המקרים.</w:t>
@@ -2149,19 +2121,17 @@
       </w:pPr>
       <w:r>
         <w:rPr>
-          <w:rFonts w:ascii="Arial" w:hAnsi="Arial" w:cs="David"/>
+          <w:rtl/>
           <w:bCs/>
           <w:b/>
-          <w:rtl/>
         </w:rPr>
         <w:t xml:space="preserve">דוגמת שימוש ב-Room — טבלת המועדפים:</w:t>
       </w:r>
     </w:p>
     <w:p>
       <w:pPr>
-        <w:bidi w:val="0"/>
         <w:pStyle w:val="SourceCode"/>
-        <w:jc w:val="left"/>
+        <w:bidi/>
       </w:pPr>
       <w:r>
         <w:rPr>
@@ -2662,19 +2632,17 @@
       </w:pPr>
       <w:r>
         <w:rPr>
-          <w:rFonts w:ascii="Arial" w:hAnsi="Arial" w:cs="David"/>
+          <w:rtl/>
           <w:bCs/>
           <w:b/>
-          <w:rtl/>
         </w:rPr>
         <w:t xml:space="preserve">דוגמת שאילתת JOIN (סעיף 6.4) — חדר עם קואורדינטות הכניסה שלו:</w:t>
       </w:r>
     </w:p>
     <w:p>
       <w:pPr>
-        <w:bidi w:val="0"/>
         <w:pStyle w:val="SourceCode"/>
-        <w:jc w:val="left"/>
+        <w:bidi/>
       </w:pPr>
       <w:r>
         <w:rPr>
@@ -2800,19 +2768,17 @@
       </w:pPr>
       <w:r>
         <w:rPr>
-          <w:rFonts w:ascii="Arial" w:hAnsi="Arial" w:cs="David"/>
+          <w:rtl/>
           <w:bCs/>
           <w:b/>
-          <w:rtl/>
         </w:rPr>
         <w:t xml:space="preserve">דוגמת שימוש ב-Firestore — עדכון ממסך הצוות והעתקה ל-Room:</w:t>
       </w:r>
     </w:p>
     <w:p>
       <w:pPr>
-        <w:bidi w:val="0"/>
         <w:pStyle w:val="SourceCode"/>
-        <w:jc w:val="left"/>
+        <w:bidi/>
       </w:pPr>
       <w:r>
         <w:rPr>
@@ -3400,22 +3366,18 @@
       </w:pPr>
       <w:r>
         <w:rPr>
-          <w:rFonts w:ascii="Arial" w:hAnsi="Arial" w:cs="David"/>
           <w:rtl/>
         </w:rPr>
         <w:t xml:space="preserve">Room לא מאפשר שאילתות על ה-UI thread, ולכן הקריאות רצות ב-Executor.</w:t>
       </w:r>
     </w:p>
-    <w:bookmarkEnd w:id="23"/>
-    <w:bookmarkStart w:id="25" w:name="שיקולי-תכנון-שירות-המפות"/>
-    <w:p>
-      <w:pPr>
-        <w:bidi/>
+    <w:p>
+      <w:pPr>
         <w:pStyle w:val="Heading3"/>
-      </w:pPr>
-      <w:r>
-        <w:rPr>
-          <w:rFonts w:ascii="Arial" w:hAnsi="Arial" w:cs="David"/>
+        <w:bidi/>
+      </w:pPr>
+      <w:r>
+        <w:rPr>
           <w:rtl/>
         </w:rPr>
         <w:t xml:space="preserve">2.4 שיקולי תכנון: שירות המפות</w:t>
@@ -3427,49 +3389,42 @@
       </w:pPr>
       <w:r>
         <w:rPr>
-          <w:rFonts w:ascii="Arial" w:hAnsi="Arial" w:cs="David"/>
           <w:rtl/>
         </w:rPr>
         <w:t xml:space="preserve">סעיף 9.4 במחוון הוא</w:t>
       </w:r>
       <w:r>
         <w:rPr>
-          <w:rFonts w:ascii="Arial" w:hAnsi="Arial" w:cs="David"/>
           <w:rtl/>
         </w:rPr>
         <w:t xml:space="preserve"> </w:t>
       </w:r>
       <w:r>
         <w:rPr>
-          <w:rFonts w:ascii="Arial" w:hAnsi="Arial" w:cs="David"/>
           <w:rtl/>
         </w:rPr>
         <w:t xml:space="preserve">“</w:t>
       </w:r>
       <w:r>
         <w:rPr>
-          <w:rFonts w:ascii="Arial" w:hAnsi="Arial" w:cs="David"/>
           <w:rtl/>
         </w:rPr>
         <w:t xml:space="preserve">GoogleMaps (או שירות דומה) ושימוש בנתוני מיקום</w:t>
       </w:r>
       <w:r>
         <w:rPr>
-          <w:rFonts w:ascii="Arial" w:hAnsi="Arial" w:cs="David"/>
           <w:rtl/>
         </w:rPr>
         <w:t xml:space="preserve">”</w:t>
       </w:r>
       <w:r>
         <w:rPr>
-          <w:rFonts w:ascii="Arial" w:hAnsi="Arial" w:cs="David"/>
           <w:rtl/>
         </w:rPr>
         <w:t xml:space="preserve"> </w:t>
       </w:r>
       <w:r>
         <w:rPr>
-          <w:rFonts w:ascii="Arial" w:hAnsi="Arial" w:cs="David"/>
           <w:rtl/>
         </w:rPr>
         <w:t xml:space="preserve">— נושא לבחירה, לא חובה, ו-OpenStreetMap עונה עליו בדיוק כמו Google Maps. בפרויקט נבחר osmdroid.</w:t>
@@ -3504,12 +3459,12 @@
           <w:tcPr/>
           <w:p>
             <w:pPr>
-              <w:bidi/>
-              <w:pStyle w:val="Compact"/>
-            </w:pPr>
-            <w:r>
-              <w:rPr>
-                <w:rFonts w:ascii="Arial" w:hAnsi="Arial" w:cs="David"/>
+              <w:pStyle w:val="Compact"/>
+              <w:bidi/>
+              <w:jc w:val="left"/>
+            </w:pPr>
+            <w:r>
+              <w:rPr>
                 <w:rtl/>
               </w:rPr>
               <w:t xml:space="preserve">קריטריון</w:t>
@@ -3520,12 +3475,13 @@
           <w:tcPr/>
           <w:p>
             <w:pPr>
-              <w:bidi/>
-              <w:pStyle w:val="Compact"/>
-            </w:pPr>
-            <w:r>
-              <w:rPr>
-                <w:rFonts w:ascii="Arial" w:hAnsi="Arial" w:cs="David"/>
+              <w:pStyle w:val="Compact"/>
+              <w:bidi/>
+              <w:jc w:val="left"/>
+            </w:pPr>
+            <w:r>
+              <w:rPr>
+                <w:rtl/>
               </w:rPr>
               <w:t xml:space="preserve">Google Maps SDK</w:t>
             </w:r>
@@ -3535,12 +3491,13 @@
           <w:tcPr/>
           <w:p>
             <w:pPr>
-              <w:bidi/>
-              <w:pStyle w:val="Compact"/>
-            </w:pPr>
-            <w:r>
-              <w:rPr>
-                <w:rFonts w:ascii="Arial" w:hAnsi="Arial" w:cs="David"/>
+              <w:pStyle w:val="Compact"/>
+              <w:bidi/>
+              <w:jc w:val="left"/>
+            </w:pPr>
+            <w:r>
+              <w:rPr>
+                <w:rtl/>
               </w:rPr>
               <w:t xml:space="preserve">osmdroid (OpenStreetMap)</w:t>
             </w:r>
@@ -3552,12 +3509,12 @@
           <w:tcPr/>
           <w:p>
             <w:pPr>
-              <w:bidi/>
-              <w:pStyle w:val="Compact"/>
-            </w:pPr>
-            <w:r>
-              <w:rPr>
-                <w:rFonts w:ascii="Arial" w:hAnsi="Arial" w:cs="David"/>
+              <w:pStyle w:val="Compact"/>
+              <w:bidi/>
+              <w:jc w:val="left"/>
+            </w:pPr>
+            <w:r>
+              <w:rPr>
                 <w:rtl/>
               </w:rPr>
               <w:t xml:space="preserve">עלות והרשמה</w:t>
@@ -3568,20 +3525,19 @@
           <w:tcPr/>
           <w:p>
             <w:pPr>
-              <w:bidi/>
-              <w:pStyle w:val="Compact"/>
-            </w:pPr>
-            <w:r>
-              <w:rPr>
-                <w:rFonts w:ascii="Arial" w:hAnsi="Arial" w:cs="David"/>
+              <w:pStyle w:val="Compact"/>
+              <w:bidi/>
+              <w:jc w:val="left"/>
+            </w:pPr>
+            <w:r>
+              <w:rPr>
                 <w:rtl/>
               </w:rPr>
               <w:t xml:space="preserve">מפתח API וחשבון חיוב פעיל בכל פרויקט, תמחור לפי שימוש (</w:t>
             </w:r>
-            <w:hyperlink r:id="rId24">
+            <w:hyperlink r:id="rId20">
               <w:r>
                 <w:rPr>
-                  <w:rFonts w:ascii="Arial" w:hAnsi="Arial" w:cs="David"/>
                   <w:rStyle w:val="Hyperlink"/>
                   <w:rtl/>
                 </w:rPr>
@@ -3590,7 +3546,6 @@
             </w:hyperlink>
             <w:r>
               <w:rPr>
-                <w:rFonts w:ascii="Arial" w:hAnsi="Arial" w:cs="David"/>
                 <w:rtl/>
               </w:rPr>
               <w:t xml:space="preserve">)</w:t>
@@ -3601,12 +3556,12 @@
           <w:tcPr/>
           <w:p>
             <w:pPr>
-              <w:bidi/>
-              <w:pStyle w:val="Compact"/>
-            </w:pPr>
-            <w:r>
-              <w:rPr>
-                <w:rFonts w:ascii="Arial" w:hAnsi="Arial" w:cs="David"/>
+              <w:pStyle w:val="Compact"/>
+              <w:bidi/>
+              <w:jc w:val="left"/>
+            </w:pPr>
+            <w:r>
+              <w:rPr>
                 <w:rtl/>
               </w:rPr>
               <w:t xml:space="preserve">חינם, בלי מפתח ובלי חשבון</w:t>
@@ -3619,12 +3574,12 @@
           <w:tcPr/>
           <w:p>
             <w:pPr>
-              <w:bidi/>
-              <w:pStyle w:val="Compact"/>
-            </w:pPr>
-            <w:r>
-              <w:rPr>
-                <w:rFonts w:ascii="Arial" w:hAnsi="Arial" w:cs="David"/>
+              <w:pStyle w:val="Compact"/>
+              <w:bidi/>
+              <w:jc w:val="left"/>
+            </w:pPr>
+            <w:r>
+              <w:rPr>
                 <w:rtl/>
               </w:rPr>
               <w:t xml:space="preserve">תמונת לוויין</w:t>
@@ -3635,12 +3590,12 @@
           <w:tcPr/>
           <w:p>
             <w:pPr>
-              <w:bidi/>
-              <w:pStyle w:val="Compact"/>
-            </w:pPr>
-            <w:r>
-              <w:rPr>
-                <w:rFonts w:ascii="Arial" w:hAnsi="Arial" w:cs="David"/>
+              <w:pStyle w:val="Compact"/>
+              <w:bidi/>
+              <w:jc w:val="left"/>
+            </w:pPr>
+            <w:r>
+              <w:rPr>
                 <w:rtl/>
               </w:rPr>
               <w:t xml:space="preserve">כן</w:t>
@@ -3651,12 +3606,12 @@
           <w:tcPr/>
           <w:p>
             <w:pPr>
-              <w:bidi/>
-              <w:pStyle w:val="Compact"/>
-            </w:pPr>
-            <w:r>
-              <w:rPr>
-                <w:rFonts w:ascii="Arial" w:hAnsi="Arial" w:cs="David"/>
+              <w:pStyle w:val="Compact"/>
+              <w:bidi/>
+              <w:jc w:val="left"/>
+            </w:pPr>
+            <w:r>
+              <w:rPr>
                 <w:rtl/>
               </w:rPr>
               <w:t xml:space="preserve">לא במפה הבסיסית</w:t>
@@ -3669,12 +3624,12 @@
           <w:tcPr/>
           <w:p>
             <w:pPr>
-              <w:bidi/>
-              <w:pStyle w:val="Compact"/>
-            </w:pPr>
-            <w:r>
-              <w:rPr>
-                <w:rFonts w:ascii="Arial" w:hAnsi="Arial" w:cs="David"/>
+              <w:pStyle w:val="Compact"/>
+              <w:bidi/>
+              <w:jc w:val="left"/>
+            </w:pPr>
+            <w:r>
+              <w:rPr>
                 <w:rtl/>
               </w:rPr>
               <w:t xml:space="preserve">שבילי הקמפוס</w:t>
@@ -3685,12 +3640,12 @@
           <w:tcPr/>
           <w:p>
             <w:pPr>
-              <w:bidi/>
-              <w:pStyle w:val="Compact"/>
-            </w:pPr>
-            <w:r>
-              <w:rPr>
-                <w:rFonts w:ascii="Arial" w:hAnsi="Arial" w:cs="David"/>
+              <w:pStyle w:val="Compact"/>
+              <w:bidi/>
+              <w:jc w:val="left"/>
+            </w:pPr>
+            <w:r>
+              <w:rPr>
                 <w:rtl/>
               </w:rPr>
               <w:t xml:space="preserve">לא מופיעים — רק הכבישים הראשיים</w:t>
@@ -3701,12 +3656,12 @@
           <w:tcPr/>
           <w:p>
             <w:pPr>
-              <w:bidi/>
-              <w:pStyle w:val="Compact"/>
-            </w:pPr>
-            <w:r>
-              <w:rPr>
-                <w:rFonts w:ascii="Arial" w:hAnsi="Arial" w:cs="David"/>
+              <w:pStyle w:val="Compact"/>
+              <w:bidi/>
+              <w:jc w:val="left"/>
+            </w:pPr>
+            <w:r>
+              <w:rPr>
                 <w:rtl/>
               </w:rPr>
               <w:t xml:space="preserve">תלוי במה שמופה ב-OSM; בכל מקרה מכוסה בשכבת תוכנית בית הספר</w:t>
@@ -3719,12 +3674,12 @@
           <w:tcPr/>
           <w:p>
             <w:pPr>
-              <w:bidi/>
-              <w:pStyle w:val="Compact"/>
-            </w:pPr>
-            <w:r>
-              <w:rPr>
-                <w:rFonts w:ascii="Arial" w:hAnsi="Arial" w:cs="David"/>
+              <w:pStyle w:val="Compact"/>
+              <w:bidi/>
+              <w:jc w:val="left"/>
+            </w:pPr>
+            <w:r>
+              <w:rPr>
                 <w:rtl/>
               </w:rPr>
               <w:t xml:space="preserve">שכבת תמונה על המפה</w:t>
@@ -3735,12 +3690,13 @@
           <w:tcPr/>
           <w:p>
             <w:pPr>
-              <w:bidi/>
-              <w:pStyle w:val="Compact"/>
-            </w:pPr>
-            <w:r>
-              <w:rPr>
-                <w:rFonts w:ascii="Arial" w:hAnsi="Arial" w:cs="David"/>
+              <w:pStyle w:val="Compact"/>
+              <w:bidi/>
+              <w:jc w:val="left"/>
+            </w:pPr>
+            <w:r>
+              <w:rPr>
+                <w:rtl/>
               </w:rPr>
               <w:t xml:space="preserve">GroundOverlay</w:t>
             </w:r>
@@ -3750,12 +3706,13 @@
           <w:tcPr/>
           <w:p>
             <w:pPr>
-              <w:bidi/>
-              <w:pStyle w:val="Compact"/>
-            </w:pPr>
-            <w:r>
-              <w:rPr>
-                <w:rFonts w:ascii="Arial" w:hAnsi="Arial" w:cs="David"/>
+              <w:pStyle w:val="Compact"/>
+              <w:bidi/>
+              <w:jc w:val="left"/>
+            </w:pPr>
+            <w:r>
+              <w:rPr>
+                <w:rtl/>
               </w:rPr>
               <w:t xml:space="preserve">GroundOverlay</w:t>
             </w:r>
@@ -3767,12 +3724,12 @@
           <w:tcPr/>
           <w:p>
             <w:pPr>
-              <w:bidi/>
-              <w:pStyle w:val="Compact"/>
-            </w:pPr>
-            <w:r>
-              <w:rPr>
-                <w:rFonts w:ascii="Arial" w:hAnsi="Arial" w:cs="David"/>
+              <w:pStyle w:val="Compact"/>
+              <w:bidi/>
+              <w:jc w:val="left"/>
+            </w:pPr>
+            <w:r>
+              <w:rPr>
                 <w:rtl/>
               </w:rPr>
               <w:t xml:space="preserve">מפה בלי רשת</w:t>
@@ -3783,12 +3740,12 @@
           <w:tcPr/>
           <w:p>
             <w:pPr>
-              <w:bidi/>
-              <w:pStyle w:val="Compact"/>
-            </w:pPr>
-            <w:r>
-              <w:rPr>
-                <w:rFonts w:ascii="Arial" w:hAnsi="Arial" w:cs="David"/>
+              <w:pStyle w:val="Compact"/>
+              <w:bidi/>
+              <w:jc w:val="left"/>
+            </w:pPr>
+            <w:r>
+              <w:rPr>
                 <w:rtl/>
               </w:rPr>
               <w:t xml:space="preserve">מוגבל</w:t>
@@ -3799,12 +3756,12 @@
           <w:tcPr/>
           <w:p>
             <w:pPr>
-              <w:bidi/>
-              <w:pStyle w:val="Compact"/>
-            </w:pPr>
-            <w:r>
-              <w:rPr>
-                <w:rFonts w:ascii="Arial" w:hAnsi="Arial" w:cs="David"/>
+              <w:pStyle w:val="Compact"/>
+              <w:bidi/>
+              <w:jc w:val="left"/>
+            </w:pPr>
+            <w:r>
+              <w:rPr>
                 <w:rtl/>
               </w:rPr>
               <w:t xml:space="preserve">שמירת אריחים מראש</w:t>
@@ -3817,12 +3774,12 @@
           <w:tcPr/>
           <w:p>
             <w:pPr>
-              <w:bidi/>
-              <w:pStyle w:val="Compact"/>
-            </w:pPr>
-            <w:r>
-              <w:rPr>
-                <w:rFonts w:ascii="Arial" w:hAnsi="Arial" w:cs="David"/>
+              <w:pStyle w:val="Compact"/>
+              <w:bidi/>
+              <w:jc w:val="left"/>
+            </w:pPr>
+            <w:r>
+              <w:rPr>
                 <w:rtl/>
               </w:rPr>
               <w:t xml:space="preserve">קרדיט חובה</w:t>
@@ -3833,12 +3790,12 @@
           <w:tcPr/>
           <w:p>
             <w:pPr>
-              <w:bidi/>
-              <w:pStyle w:val="Compact"/>
-            </w:pPr>
-            <w:r>
-              <w:rPr>
-                <w:rFonts w:ascii="Arial" w:hAnsi="Arial" w:cs="David"/>
+              <w:pStyle w:val="Compact"/>
+              <w:bidi/>
+              <w:jc w:val="left"/>
+            </w:pPr>
+            <w:r>
+              <w:rPr>
                 <w:rtl/>
               </w:rPr>
               <w:t xml:space="preserve">לוגו Google</w:t>
@@ -3849,25 +3806,24 @@
           <w:tcPr/>
           <w:p>
             <w:pPr>
-              <w:bidi/>
-              <w:pStyle w:val="Compact"/>
-            </w:pPr>
-            <w:r>
-              <w:rPr>
-                <w:rFonts w:ascii="Arial" w:hAnsi="Arial" w:cs="David"/>
+              <w:pStyle w:val="Compact"/>
+              <w:bidi/>
+              <w:jc w:val="left"/>
+            </w:pPr>
+            <w:r>
+              <w:rPr>
                 <w:rtl/>
               </w:rPr>
               <w:t xml:space="preserve">“</w:t>
             </w:r>
             <w:r>
               <w:rPr>
-                <w:rFonts w:ascii="Arial" w:hAnsi="Arial" w:cs="David"/>
+                <w:rtl/>
               </w:rPr>
               <w:t xml:space="preserve">© OpenStreetMap contributors</w:t>
             </w:r>
             <w:r>
               <w:rPr>
-                <w:rFonts w:ascii="Arial" w:hAnsi="Arial" w:cs="David"/>
                 <w:rtl/>
               </w:rPr>
               <w:t xml:space="preserve">”</w:t>
@@ -3882,23 +3838,20 @@
       </w:pPr>
       <w:r>
         <w:rPr>
-          <w:rFonts w:ascii="Arial" w:hAnsi="Arial" w:cs="David"/>
+          <w:rtl/>
           <w:bCs/>
           <w:b/>
-          <w:rtl/>
         </w:rPr>
         <w:t xml:space="preserve">הנימוק:</w:t>
       </w:r>
       <w:r>
         <w:rPr>
-          <w:rFonts w:ascii="Arial" w:hAnsi="Arial" w:cs="David"/>
           <w:rtl/>
         </w:rPr>
         <w:t xml:space="preserve"> </w:t>
       </w:r>
       <w:r>
         <w:rPr>
-          <w:rFonts w:ascii="Arial" w:hAnsi="Arial" w:cs="David"/>
           <w:rtl/>
         </w:rPr>
         <w:t xml:space="preserve">חשבון חיוב עם כרטיס אשראי הוא מכשול לתלמידים ולבית ספר. ממילא אף שירות לא מכיר את שבילי הקמפוס ואת החדרים, ולכן המידע החשוב בא משכבת תוכנית בית הספר שלנו, לא מהמפה הבסיסית. תלמיד שיש לו גישה לחשבון חיוב יכול לבחור Google Maps, ואז תמונת הלוויין עוזרת בהתאמת התוכנית.</w:t>
@@ -3910,26 +3863,24 @@
       </w:pPr>
       <w:r>
         <w:rPr>
-          <w:rFonts w:ascii="Arial" w:hAnsi="Arial" w:cs="David"/>
+          <w:rtl/>
           <w:bCs/>
           <w:b/>
-          <w:rtl/>
         </w:rPr>
         <w:t xml:space="preserve">שכבות המפה, מלמטה למעלה:</w:t>
       </w:r>
     </w:p>
     <w:p>
       <w:pPr>
-        <w:bidi/>
         <w:numPr>
           <w:ilvl w:val="0"/>
           <w:numId w:val="1003"/>
         </w:numPr>
         <w:pStyle w:val="Compact"/>
-      </w:pPr>
-      <w:r>
-        <w:rPr>
-          <w:rFonts w:ascii="Arial" w:hAnsi="Arial" w:cs="David"/>
+        <w:bidi/>
+      </w:pPr>
+      <w:r>
+        <w:rPr>
           <w:rtl/>
         </w:rPr>
         <w:t xml:space="preserve">אריחי OpenStreetMap.</w:t>
@@ -3937,16 +3888,15 @@
     </w:p>
     <w:p>
       <w:pPr>
-        <w:bidi/>
         <w:numPr>
           <w:ilvl w:val="0"/>
           <w:numId w:val="1003"/>
         </w:numPr>
         <w:pStyle w:val="Compact"/>
-      </w:pPr>
-      <w:r>
-        <w:rPr>
-          <w:rFonts w:ascii="Arial" w:hAnsi="Arial" w:cs="David"/>
+        <w:bidi/>
+      </w:pPr>
+      <w:r>
+        <w:rPr>
           <w:rtl/>
         </w:rPr>
         <w:t xml:space="preserve">תוכנית בית הספר של השנה הנוכחית, כתמונה שקופה למחצה (GroundOverlay).</w:t>
@@ -3954,16 +3904,15 @@
     </w:p>
     <w:p>
       <w:pPr>
-        <w:bidi/>
         <w:numPr>
           <w:ilvl w:val="0"/>
           <w:numId w:val="1003"/>
         </w:numPr>
         <w:pStyle w:val="Compact"/>
-      </w:pPr>
-      <w:r>
-        <w:rPr>
-          <w:rFonts w:ascii="Arial" w:hAnsi="Arial" w:cs="David"/>
+        <w:bidi/>
+      </w:pPr>
+      <w:r>
+        <w:rPr>
           <w:rtl/>
         </w:rPr>
         <w:t xml:space="preserve">קו המסלול בכתום (Polyline).</w:t>
@@ -3971,73 +3920,63 @@
     </w:p>
     <w:p>
       <w:pPr>
-        <w:bidi/>
         <w:numPr>
           <w:ilvl w:val="0"/>
           <w:numId w:val="1003"/>
         </w:numPr>
         <w:pStyle w:val="Compact"/>
-      </w:pPr>
-      <w:r>
-        <w:rPr>
-          <w:rFonts w:ascii="Arial" w:hAnsi="Arial" w:cs="David"/>
+        <w:bidi/>
+      </w:pPr>
+      <w:r>
+        <w:rPr>
           <w:rtl/>
         </w:rPr>
         <w:t xml:space="preserve">סמן היעד ונקודת</w:t>
       </w:r>
       <w:r>
         <w:rPr>
-          <w:rFonts w:ascii="Arial" w:hAnsi="Arial" w:cs="David"/>
           <w:rtl/>
         </w:rPr>
         <w:t xml:space="preserve"> </w:t>
       </w:r>
       <w:r>
         <w:rPr>
-          <w:rFonts w:ascii="Arial" w:hAnsi="Arial" w:cs="David"/>
           <w:rtl/>
         </w:rPr>
         <w:t xml:space="preserve">“</w:t>
       </w:r>
       <w:r>
         <w:rPr>
-          <w:rFonts w:ascii="Arial" w:hAnsi="Arial" w:cs="David"/>
           <w:rtl/>
         </w:rPr>
         <w:t xml:space="preserve">אתה כאן</w:t>
       </w:r>
       <w:r>
         <w:rPr>
-          <w:rFonts w:ascii="Arial" w:hAnsi="Arial" w:cs="David"/>
           <w:rtl/>
         </w:rPr>
         <w:t xml:space="preserve">”</w:t>
       </w:r>
       <w:r>
         <w:rPr>
-          <w:rFonts w:ascii="Arial" w:hAnsi="Arial" w:cs="David"/>
           <w:rtl/>
         </w:rPr>
         <w:t xml:space="preserve"> </w:t>
       </w:r>
       <w:r>
         <w:rPr>
-          <w:rFonts w:ascii="Arial" w:hAnsi="Arial" w:cs="David"/>
+          <w:rtl/>
         </w:rPr>
         <w:t xml:space="preserve">(Marker).</w:t>
       </w:r>
     </w:p>
-    <w:bookmarkEnd w:id="25"/>
-    <w:bookmarkEnd w:id="26"/>
-    <w:bookmarkStart w:id="30" w:name="תרשים-פריסה-ורכיבים"/>
-    <w:p>
-      <w:pPr>
-        <w:bidi/>
+    <w:p>
+      <w:pPr>
         <w:pStyle w:val="Heading2"/>
-      </w:pPr>
-      <w:r>
-        <w:rPr>
-          <w:rFonts w:ascii="Arial" w:hAnsi="Arial" w:cs="David"/>
+        <w:bidi/>
+      </w:pPr>
+      <w:r>
+        <w:rPr>
           <w:rtl/>
         </w:rPr>
         <w:t xml:space="preserve">3. תרשים פריסה ורכיבים</w:t>
@@ -4045,30 +3984,26 @@
     </w:p>
     <w:p>
       <w:pPr>
-        <w:bidi/>
         <w:pStyle w:val="CaptionedFigure"/>
-      </w:pPr>
-      <w:r>
-        <w:rPr>
-          <w:rFonts w:ascii="Arial" w:hAnsi="Arial" w:cs="David"/>
-          <w:rtl/>
-        </w:rPr>
+        <w:bidi/>
+      </w:pPr>
+      <w:r>
         <w:drawing>
           <wp:inline>
             <wp:extent cx="5334000" cy="3865562"/>
             <wp:effectExtent b="0" l="0" r="0" t="0"/>
-            <wp:docPr descr="תרשים פריסה · 3 צמתים" title="" id="28" name="Picture"/>
+            <wp:docPr descr="תרשים פריסה · 3 צמתים" title="" id="22" name="Picture"/>
             <a:graphic>
               <a:graphicData uri="http://schemas.openxmlformats.org/drawingml/2006/picture">
                 <pic:pic>
                   <pic:nvPicPr>
-                    <pic:cNvPr descr="/root/.claude/projects/-home-claude/e43bf434-51a5-5c28-828a-12ddd14e064e/tool-results/mcp-Claude_Docs-blob-1792612537786-z21ol8.png" id="29" name="Picture"/>
+                    <pic:cNvPr descr="images/deployment.png" id="23" name="Picture"/>
                     <pic:cNvPicPr>
                       <a:picLocks noChangeArrowheads="1" noChangeAspect="1"/>
                     </pic:cNvPicPr>
                   </pic:nvPicPr>
                   <pic:blipFill>
-                    <a:blip r:embed="rId27"/>
+                    <a:blip r:embed="rId21"/>
                     <a:stretch>
                       <a:fillRect/>
                     </a:stretch>
@@ -4097,12 +4032,11 @@
     </w:p>
     <w:p>
       <w:pPr>
-        <w:bidi/>
         <w:pStyle w:val="ImageCaption"/>
-      </w:pPr>
-      <w:r>
-        <w:rPr>
-          <w:rFonts w:ascii="Arial" w:hAnsi="Arial" w:cs="David"/>
+        <w:bidi/>
+      </w:pPr>
+      <w:r>
+        <w:rPr>
           <w:rtl/>
         </w:rPr>
         <w:t xml:space="preserve">תרשים פריסה · 3 צמתים</w:t>
@@ -4114,22 +4048,32 @@
       </w:pPr>
       <w:r>
         <w:rPr>
-          <w:rFonts w:ascii="Arial" w:hAnsi="Arial" w:cs="David"/>
+          <w:rtl/>
+          <w:iCs/>
+          <w:i/>
+        </w:rPr>
+        <w:t xml:space="preserve">תרשים פריסה · 3 צמתים</w:t>
+      </w:r>
+      <w:r>
+        <w:rPr>
+          <w:rtl/>
+        </w:rPr>
+        <w:t xml:space="preserve"> </w:t>
+      </w:r>
+      <w:r>
+        <w:rPr>
           <w:rtl/>
         </w:rPr>
         <w:t xml:space="preserve">כל הלוגיקה רצה בטלפון, ולכן הניווט עובד בלי רשת. Firebase משמש רק להפצת נתוני הקמפוס ולהתחברות צוות. במחשב המפתח נוצרים שני דברים שנכנסים למערכת פעם אחת: נתוני המיפוי, שמועלים ל-Firestore, וקובץ המודל, שנארז באפליקציה בזמן הבנייה.</w:t>
       </w:r>
     </w:p>
-    <w:bookmarkEnd w:id="30"/>
-    <w:bookmarkStart w:id="34" w:name="תרשים-מחלקות"/>
-    <w:p>
-      <w:pPr>
-        <w:bidi/>
+    <w:p>
+      <w:pPr>
         <w:pStyle w:val="Heading2"/>
-      </w:pPr>
-      <w:r>
-        <w:rPr>
-          <w:rFonts w:ascii="Arial" w:hAnsi="Arial" w:cs="David"/>
+        <w:bidi/>
+      </w:pPr>
+      <w:r>
+        <w:rPr>
           <w:rtl/>
         </w:rPr>
         <w:t xml:space="preserve">4. תרשים מחלקות</w:t>
@@ -4137,30 +4081,26 @@
     </w:p>
     <w:p>
       <w:pPr>
-        <w:bidi/>
         <w:pStyle w:val="CaptionedFigure"/>
-      </w:pPr>
-      <w:r>
-        <w:rPr>
-          <w:rFonts w:ascii="Arial" w:hAnsi="Arial" w:cs="David"/>
-          <w:rtl/>
-        </w:rPr>
+        <w:bidi/>
+      </w:pPr>
+      <w:r>
         <w:drawing>
           <wp:inline>
-            <wp:extent cx="5334000" cy="8834437"/>
+            <wp:extent cx="5334000" cy="8937625"/>
             <wp:effectExtent b="0" l="0" r="0" t="0"/>
-            <wp:docPr descr="תרשים מחלקות · 25 מחלקות בארבע חבילות" title="" id="32" name="Picture"/>
+            <wp:docPr descr="תרשים מחלקות · 26 מחלקות בארבע חבילות" title="" id="25" name="Picture"/>
             <a:graphic>
               <a:graphicData uri="http://schemas.openxmlformats.org/drawingml/2006/picture">
                 <pic:pic>
                   <pic:nvPicPr>
-                    <pic:cNvPr descr="/root/.claude/projects/-home-claude/e43bf434-51a5-5c28-828a-12ddd14e064e/tool-results/mcp-Claude_Docs-blob-1792611040395-re07d6.png" id="33" name="Picture"/>
+                    <pic:cNvPr descr="images/class-diagram.png" id="26" name="Picture"/>
                     <pic:cNvPicPr>
                       <a:picLocks noChangeArrowheads="1" noChangeAspect="1"/>
                     </pic:cNvPicPr>
                   </pic:nvPicPr>
                   <pic:blipFill>
-                    <a:blip r:embed="rId31"/>
+                    <a:blip r:embed="rId24"/>
                     <a:stretch>
                       <a:fillRect/>
                     </a:stretch>
@@ -4168,7 +4108,7 @@
                   <pic:spPr bwMode="auto">
                     <a:xfrm>
                       <a:off x="0" y="0"/>
-                      <a:ext cx="5334000" cy="8834437"/>
+                      <a:ext cx="5334000" cy="8937625"/>
                     </a:xfrm>
                     <a:prstGeom prst="rect">
                       <a:avLst/>
@@ -4189,24 +4129,36 @@
     </w:p>
     <w:p>
       <w:pPr>
-        <w:bidi/>
         <w:pStyle w:val="ImageCaption"/>
-      </w:pPr>
-      <w:r>
-        <w:rPr>
-          <w:rFonts w:ascii="Arial" w:hAnsi="Arial" w:cs="David"/>
-          <w:rtl/>
-        </w:rPr>
-        <w:t xml:space="preserve">תרשים מחלקות · 25 מחלקות בארבע חבילות</w:t>
-      </w:r>
-    </w:p>
-    <w:p>
-      <w:pPr>
-        <w:bidi/>
-      </w:pPr>
-      <w:r>
-        <w:rPr>
-          <w:rFonts w:ascii="Arial" w:hAnsi="Arial" w:cs="David"/>
+        <w:bidi/>
+      </w:pPr>
+      <w:r>
+        <w:rPr>
+          <w:rtl/>
+        </w:rPr>
+        <w:t xml:space="preserve">תרשים מחלקות · 26 מחלקות בארבע חבילות</w:t>
+      </w:r>
+    </w:p>
+    <w:p>
+      <w:pPr>
+        <w:bidi/>
+      </w:pPr>
+      <w:r>
+        <w:rPr>
+          <w:rtl/>
+          <w:iCs/>
+          <w:i/>
+        </w:rPr>
+        <w:t xml:space="preserve">תרשים מחלקות · 26 מחלקות בארבע חבילות</w:t>
+      </w:r>
+      <w:r>
+        <w:rPr>
+          <w:rtl/>
+        </w:rPr>
+        <w:t xml:space="preserve"> </w:t>
+      </w:r>
+      <w:r>
+        <w:rPr>
           <w:rtl/>
         </w:rPr>
         <w:t xml:space="preserve">כל חץ מסמן תלות: המחלקה שבמקור החץ משתמשת במחלקה שבקצה. החבילות מסודרות מלמעלה למטה, ותלות רצה רק כלפי מטה: מסך לעולם לא קורא לחיישן או לבסיס הנתונים בעצמו. SearchActivity ו-SplashActivity נעזרות ב-CampusRepository; החיצים שלהן הושמטו כדי שהתרשים יישאר קריא.</w:t>
@@ -4214,16 +4166,16 @@
     </w:p>
     <w:p>
       <w:pPr>
-        <w:bidi/>
         <w:numPr>
           <w:ilvl w:val="0"/>
           <w:numId w:val="1004"/>
         </w:numPr>
         <w:pStyle w:val="Compact"/>
-      </w:pPr>
-      <w:r>
-        <w:rPr>
-          <w:rFonts w:ascii="Arial" w:hAnsi="Arial" w:cs="David"/>
+        <w:bidi/>
+      </w:pPr>
+      <w:r>
+        <w:rPr>
+          <w:rtl/>
           <w:bCs/>
           <w:b/>
         </w:rPr>
@@ -4231,14 +4183,12 @@
       </w:r>
       <w:r>
         <w:rPr>
-          <w:rFonts w:ascii="Arial" w:hAnsi="Arial" w:cs="David"/>
           <w:rtl/>
         </w:rPr>
         <w:t xml:space="preserve"> </w:t>
       </w:r>
       <w:r>
         <w:rPr>
-          <w:rFonts w:ascii="Arial" w:hAnsi="Arial" w:cs="David"/>
           <w:rtl/>
         </w:rPr>
         <w:t xml:space="preserve">מסכים וחלונות דיאלוג — מציגים ומקבלים קלט.</w:t>
@@ -4246,16 +4196,16 @@
     </w:p>
     <w:p>
       <w:pPr>
-        <w:bidi/>
         <w:numPr>
           <w:ilvl w:val="0"/>
           <w:numId w:val="1004"/>
         </w:numPr>
         <w:pStyle w:val="Compact"/>
-      </w:pPr>
-      <w:r>
-        <w:rPr>
-          <w:rFonts w:ascii="Arial" w:hAnsi="Arial" w:cs="David"/>
+        <w:bidi/>
+      </w:pPr>
+      <w:r>
+        <w:rPr>
+          <w:rtl/>
           <w:bCs/>
           <w:b/>
         </w:rPr>
@@ -4263,14 +4213,12 @@
       </w:r>
       <w:r>
         <w:rPr>
-          <w:rFonts w:ascii="Arial" w:hAnsi="Arial" w:cs="David"/>
           <w:rtl/>
         </w:rPr>
         <w:t xml:space="preserve"> </w:t>
       </w:r>
       <w:r>
         <w:rPr>
-          <w:rFonts w:ascii="Arial" w:hAnsi="Arial" w:cs="David"/>
           <w:rtl/>
         </w:rPr>
         <w:t xml:space="preserve">חיישנים, המודל ומנהל הניווט — מחשבים מיקום, כיוון וזווית חץ.</w:t>
@@ -4278,16 +4226,16 @@
     </w:p>
     <w:p>
       <w:pPr>
-        <w:bidi/>
         <w:numPr>
           <w:ilvl w:val="0"/>
           <w:numId w:val="1004"/>
         </w:numPr>
         <w:pStyle w:val="Compact"/>
-      </w:pPr>
-      <w:r>
-        <w:rPr>
-          <w:rFonts w:ascii="Arial" w:hAnsi="Arial" w:cs="David"/>
+        <w:bidi/>
+      </w:pPr>
+      <w:r>
+        <w:rPr>
+          <w:rtl/>
           <w:bCs/>
           <w:b/>
         </w:rPr>
@@ -4295,14 +4243,12 @@
       </w:r>
       <w:r>
         <w:rPr>
-          <w:rFonts w:ascii="Arial" w:hAnsi="Arial" w:cs="David"/>
           <w:rtl/>
         </w:rPr>
         <w:t xml:space="preserve"> </w:t>
       </w:r>
       <w:r>
         <w:rPr>
-          <w:rFonts w:ascii="Arial" w:hAnsi="Arial" w:cs="David"/>
           <w:rtl/>
         </w:rPr>
         <w:t xml:space="preserve">גישה לנתונים בטלפון ובענן, וחישוב המסלול.</w:t>
@@ -4310,16 +4256,16 @@
     </w:p>
     <w:p>
       <w:pPr>
-        <w:bidi/>
         <w:numPr>
           <w:ilvl w:val="0"/>
           <w:numId w:val="1004"/>
         </w:numPr>
         <w:pStyle w:val="Compact"/>
-      </w:pPr>
-      <w:r>
-        <w:rPr>
-          <w:rFonts w:ascii="Arial" w:hAnsi="Arial" w:cs="David"/>
+        <w:bidi/>
+      </w:pPr>
+      <w:r>
+        <w:rPr>
+          <w:rtl/>
           <w:bCs/>
           <w:b/>
         </w:rPr>
@@ -4327,14 +4273,12 @@
       </w:r>
       <w:r>
         <w:rPr>
-          <w:rFonts w:ascii="Arial" w:hAnsi="Arial" w:cs="David"/>
           <w:rtl/>
         </w:rPr>
         <w:t xml:space="preserve"> </w:t>
       </w:r>
       <w:r>
         <w:rPr>
-          <w:rFonts w:ascii="Arial" w:hAnsi="Arial" w:cs="David"/>
           <w:rtl/>
         </w:rPr>
         <w:t xml:space="preserve">מחלקות נתונים פשוטות שנשמרות בבסיס הנתונים.</w:t>
@@ -4346,22 +4290,18 @@
       </w:pPr>
       <w:r>
         <w:rPr>
-          <w:rFonts w:ascii="Arial" w:hAnsi="Arial" w:cs="David"/>
           <w:rtl/>
         </w:rPr>
         <w:t xml:space="preserve">בתיק הפרויקט מופיעה גרסה מקוצרת של התרשים, עם המחלקות המרכזיות בלבד.</w:t>
       </w:r>
     </w:p>
-    <w:bookmarkEnd w:id="34"/>
-    <w:bookmarkStart w:id="38" w:name="תרשים-רצף"/>
-    <w:p>
-      <w:pPr>
-        <w:bidi/>
+    <w:p>
+      <w:pPr>
         <w:pStyle w:val="Heading2"/>
-      </w:pPr>
-      <w:r>
-        <w:rPr>
-          <w:rFonts w:ascii="Arial" w:hAnsi="Arial" w:cs="David"/>
+        <w:bidi/>
+      </w:pPr>
+      <w:r>
+        <w:rPr>
           <w:rtl/>
         </w:rPr>
         <w:t xml:space="preserve">5. תרשים רצף</w:t>
@@ -4369,30 +4309,26 @@
     </w:p>
     <w:p>
       <w:pPr>
-        <w:bidi/>
         <w:pStyle w:val="CaptionedFigure"/>
-      </w:pPr>
-      <w:r>
-        <w:rPr>
-          <w:rFonts w:ascii="Arial" w:hAnsi="Arial" w:cs="David"/>
-          <w:rtl/>
-        </w:rPr>
+        <w:bidi/>
+      </w:pPr>
+      <w:r>
         <w:drawing>
           <wp:inline>
             <wp:extent cx="5334000" cy="4460875"/>
             <wp:effectExtent b="0" l="0" r="0" t="0"/>
-            <wp:docPr descr="תרשים רצף · מחזור עדכון אחד של החץ" title="" id="36" name="Picture"/>
+            <wp:docPr descr="תרשים רצף · מחזור עדכון אחד של החץ" title="" id="28" name="Picture"/>
             <a:graphic>
               <a:graphicData uri="http://schemas.openxmlformats.org/drawingml/2006/picture">
                 <pic:pic>
                   <pic:nvPicPr>
-                    <pic:cNvPr descr="/root/.claude/projects/-home-claude/e43bf434-51a5-5c28-828a-12ddd14e064e/tool-results/mcp-Claude_Docs-blob-1792612432444-bfi0v1.png" id="37" name="Picture"/>
+                    <pic:cNvPr descr="images/sequence.png" id="29" name="Picture"/>
                     <pic:cNvPicPr>
                       <a:picLocks noChangeArrowheads="1" noChangeAspect="1"/>
                     </pic:cNvPicPr>
                   </pic:nvPicPr>
                   <pic:blipFill>
-                    <a:blip r:embed="rId35"/>
+                    <a:blip r:embed="rId27"/>
                     <a:stretch>
                       <a:fillRect/>
                     </a:stretch>
@@ -4421,12 +4357,11 @@
     </w:p>
     <w:p>
       <w:pPr>
-        <w:bidi/>
         <w:pStyle w:val="ImageCaption"/>
-      </w:pPr>
-      <w:r>
-        <w:rPr>
-          <w:rFonts w:ascii="Arial" w:hAnsi="Arial" w:cs="David"/>
+        <w:bidi/>
+      </w:pPr>
+      <w:r>
+        <w:rPr>
           <w:rtl/>
         </w:rPr>
         <w:t xml:space="preserve">תרשים רצף · מחזור עדכון אחד של החץ</w:t>
@@ -4438,22 +4373,32 @@
       </w:pPr>
       <w:r>
         <w:rPr>
-          <w:rFonts w:ascii="Arial" w:hAnsi="Arial" w:cs="David"/>
+          <w:rtl/>
+          <w:iCs/>
+          <w:i/>
+        </w:rPr>
+        <w:t xml:space="preserve">תרשים רצף · מחזור עדכון אחד של החץ</w:t>
+      </w:r>
+      <w:r>
+        <w:rPr>
+          <w:rtl/>
+        </w:rPr>
+        <w:t xml:space="preserve"> </w:t>
+      </w:r>
+      <w:r>
+        <w:rPr>
           <w:rtl/>
         </w:rPr>
         <w:t xml:space="preserve">התרשים מראה מחזור אחד, שחוזר כמה פעמים בשנייה. קו מקוטע עם חץ הוא ערך מוחזר; המסגרת alt מתבצעת רק כשהמודל בטוח בזיהוי, והמסגרת opt רק כשהמשתמש הגיע. אותו מחזור משרת גם את MapActivity, שמציג את המיקום על המפה במקום חץ.</w:t>
       </w:r>
     </w:p>
-    <w:bookmarkEnd w:id="38"/>
-    <w:bookmarkStart w:id="42" w:name="תרשים-מצבים"/>
-    <w:p>
-      <w:pPr>
-        <w:bidi/>
+    <w:p>
+      <w:pPr>
         <w:pStyle w:val="Heading2"/>
-      </w:pPr>
-      <w:r>
-        <w:rPr>
-          <w:rFonts w:ascii="Arial" w:hAnsi="Arial" w:cs="David"/>
+        <w:bidi/>
+      </w:pPr>
+      <w:r>
+        <w:rPr>
           <w:rtl/>
         </w:rPr>
         <w:t xml:space="preserve">6. תרשים מצבים</w:t>
@@ -4461,30 +4406,26 @@
     </w:p>
     <w:p>
       <w:pPr>
-        <w:bidi/>
         <w:pStyle w:val="CaptionedFigure"/>
-      </w:pPr>
-      <w:r>
-        <w:rPr>
-          <w:rFonts w:ascii="Arial" w:hAnsi="Arial" w:cs="David"/>
-          <w:rtl/>
-        </w:rPr>
+        <w:bidi/>
+      </w:pPr>
+      <w:r>
         <w:drawing>
           <wp:inline>
             <wp:extent cx="5334000" cy="3222625"/>
             <wp:effectExtent b="0" l="0" r="0" t="0"/>
-            <wp:docPr descr="תרשים מצבים · 5 מצבי ניווט" title="" id="40" name="Picture"/>
+            <wp:docPr descr="תרשים מצבים · 5 מצבי ניווט" title="" id="31" name="Picture"/>
             <a:graphic>
               <a:graphicData uri="http://schemas.openxmlformats.org/drawingml/2006/picture">
                 <pic:pic>
                   <pic:nvPicPr>
-                    <pic:cNvPr descr="/root/.claude/projects/-home-claude/e43bf434-51a5-5c28-828a-12ddd14e064e/tool-results/mcp-Claude_Docs-blob-1792609329429-gswfmz.png" id="41" name="Picture"/>
+                    <pic:cNvPr descr="images/state.png" id="32" name="Picture"/>
                     <pic:cNvPicPr>
                       <a:picLocks noChangeArrowheads="1" noChangeAspect="1"/>
                     </pic:cNvPicPr>
                   </pic:nvPicPr>
                   <pic:blipFill>
-                    <a:blip r:embed="rId39"/>
+                    <a:blip r:embed="rId30"/>
                     <a:stretch>
                       <a:fillRect/>
                     </a:stretch>
@@ -4513,12 +4454,11 @@
     </w:p>
     <w:p>
       <w:pPr>
-        <w:bidi/>
         <w:pStyle w:val="ImageCaption"/>
-      </w:pPr>
-      <w:r>
-        <w:rPr>
-          <w:rFonts w:ascii="Arial" w:hAnsi="Arial" w:cs="David"/>
+        <w:bidi/>
+      </w:pPr>
+      <w:r>
+        <w:rPr>
           <w:rtl/>
         </w:rPr>
         <w:t xml:space="preserve">תרשים מצבים · 5 מצבי ניווט</w:t>
@@ -4530,22 +4470,32 @@
       </w:pPr>
       <w:r>
         <w:rPr>
-          <w:rFonts w:ascii="Arial" w:hAnsi="Arial" w:cs="David"/>
+          <w:rtl/>
+          <w:iCs/>
+          <w:i/>
+        </w:rPr>
+        <w:t xml:space="preserve">תרשים מצבים · 5 מצבי ניווט</w:t>
+      </w:r>
+      <w:r>
+        <w:rPr>
+          <w:rtl/>
+        </w:rPr>
+        <w:t xml:space="preserve"> </w:t>
+      </w:r>
+      <w:r>
+        <w:rPr>
           <w:rtl/>
         </w:rPr>
         <w:t xml:space="preserve">NavigationManager שומר את המצב הנוכחי במשתנה מסוג enum, וכל אירוע בתרשים הוא קריאה לפעולה שמעבירה מצב. כך מסך המצלמה ומסך המפה תמיד מציגים את אותו מצב, ואפשר לבדוק כל מעבר בבדיקת יחידה.</w:t>
       </w:r>
     </w:p>
-    <w:bookmarkEnd w:id="42"/>
-    <w:bookmarkStart w:id="46" w:name="תרשים-פעילות"/>
-    <w:p>
-      <w:pPr>
-        <w:bidi/>
+    <w:p>
+      <w:pPr>
         <w:pStyle w:val="Heading2"/>
-      </w:pPr>
-      <w:r>
-        <w:rPr>
-          <w:rFonts w:ascii="Arial" w:hAnsi="Arial" w:cs="David"/>
+        <w:bidi/>
+      </w:pPr>
+      <w:r>
+        <w:rPr>
           <w:rtl/>
         </w:rPr>
         <w:t xml:space="preserve">7. תרשים פעילות</w:t>
@@ -4553,30 +4503,26 @@
     </w:p>
     <w:p>
       <w:pPr>
-        <w:bidi/>
         <w:pStyle w:val="CaptionedFigure"/>
-      </w:pPr>
-      <w:r>
-        <w:rPr>
-          <w:rFonts w:ascii="Arial" w:hAnsi="Arial" w:cs="David"/>
-          <w:rtl/>
-        </w:rPr>
+        <w:bidi/>
+      </w:pPr>
+      <w:r>
         <w:drawing>
           <wp:inline>
             <wp:extent cx="5334000" cy="6199187"/>
             <wp:effectExtent b="0" l="0" r="0" t="0"/>
-            <wp:docPr descr="תרשים פעילות · חיפוש יעד וחישוב מסלול" title="" id="44" name="Picture"/>
+            <wp:docPr descr="תרשים פעילות · חיפוש יעד וחישוב מסלול" title="" id="34" name="Picture"/>
             <a:graphic>
               <a:graphicData uri="http://schemas.openxmlformats.org/drawingml/2006/picture">
                 <pic:pic>
                   <pic:nvPicPr>
-                    <pic:cNvPr descr="/root/.claude/projects/-home-claude/e43bf434-51a5-5c28-828a-12ddd14e064e/tool-results/mcp-Claude_Docs-blob-1792612517299-kazg9b.png" id="45" name="Picture"/>
+                    <pic:cNvPr descr="images/activity.png" id="35" name="Picture"/>
                     <pic:cNvPicPr>
                       <a:picLocks noChangeArrowheads="1" noChangeAspect="1"/>
                     </pic:cNvPicPr>
                   </pic:nvPicPr>
                   <pic:blipFill>
-                    <a:blip r:embed="rId43"/>
+                    <a:blip r:embed="rId33"/>
                     <a:stretch>
                       <a:fillRect/>
                     </a:stretch>
@@ -4605,12 +4551,11 @@
     </w:p>
     <w:p>
       <w:pPr>
-        <w:bidi/>
         <w:pStyle w:val="ImageCaption"/>
-      </w:pPr>
-      <w:r>
-        <w:rPr>
-          <w:rFonts w:ascii="Arial" w:hAnsi="Arial" w:cs="David"/>
+        <w:bidi/>
+      </w:pPr>
+      <w:r>
+        <w:rPr>
           <w:rtl/>
         </w:rPr>
         <w:t xml:space="preserve">תרשים פעילות · חיפוש יעד וחישוב מסלול</w:t>
@@ -4622,64 +4567,68 @@
       </w:pPr>
       <w:r>
         <w:rPr>
-          <w:rFonts w:ascii="Arial" w:hAnsi="Arial" w:cs="David"/>
+          <w:rtl/>
+          <w:iCs/>
+          <w:i/>
+        </w:rPr>
+        <w:t xml:space="preserve">תרשים פעילות · חיפוש יעד וחישוב מסלול</w:t>
+      </w:r>
+      <w:r>
+        <w:rPr>
+          <w:rtl/>
+        </w:rPr>
+        <w:t xml:space="preserve"> </w:t>
+      </w:r>
+      <w:r>
+        <w:rPr>
           <w:rtl/>
         </w:rPr>
         <w:t xml:space="preserve">תרשים פעילות דומה לתרשים זרימה, ומתאים לדרישה בתיק הפרויקט לצרף תרשים זרימה לזימון פעולות סדרתי. כל מעבר לענף</w:t>
       </w:r>
       <w:r>
         <w:rPr>
-          <w:rFonts w:ascii="Arial" w:hAnsi="Arial" w:cs="David"/>
           <w:rtl/>
         </w:rPr>
         <w:t xml:space="preserve"> </w:t>
       </w:r>
       <w:r>
         <w:rPr>
-          <w:rFonts w:ascii="Arial" w:hAnsi="Arial" w:cs="David"/>
           <w:rtl/>
         </w:rPr>
         <w:t xml:space="preserve">“</w:t>
       </w:r>
       <w:r>
         <w:rPr>
-          <w:rFonts w:ascii="Arial" w:hAnsi="Arial" w:cs="David"/>
           <w:rtl/>
         </w:rPr>
         <w:t xml:space="preserve">לא</w:t>
       </w:r>
       <w:r>
         <w:rPr>
-          <w:rFonts w:ascii="Arial" w:hAnsi="Arial" w:cs="David"/>
           <w:rtl/>
         </w:rPr>
         <w:t xml:space="preserve">”</w:t>
       </w:r>
       <w:r>
         <w:rPr>
-          <w:rFonts w:ascii="Arial" w:hAnsi="Arial" w:cs="David"/>
           <w:rtl/>
         </w:rPr>
         <w:t xml:space="preserve"> </w:t>
       </w:r>
       <w:r>
         <w:rPr>
-          <w:rFonts w:ascii="Arial" w:hAnsi="Arial" w:cs="David"/>
           <w:rtl/>
         </w:rPr>
         <w:t xml:space="preserve">הוא מקרה קצה מהדרישה FR-03 במסמך הדרישות, ולכל אחד מהם צריכה להיות בדיקה.</w:t>
       </w:r>
     </w:p>
-    <w:bookmarkEnd w:id="46"/>
-    <w:bookmarkStart w:id="52" w:name="מודל-נתונים"/>
-    <w:p>
-      <w:pPr>
-        <w:bidi/>
+    <w:p>
+      <w:pPr>
         <w:pStyle w:val="Heading2"/>
-      </w:pPr>
-      <w:r>
-        <w:rPr>
-          <w:rFonts w:ascii="Arial" w:hAnsi="Arial" w:cs="David"/>
+        <w:bidi/>
+      </w:pPr>
+      <w:r>
+        <w:rPr>
           <w:rtl/>
         </w:rPr>
         <w:t xml:space="preserve">8. מודל נתונים</w:t>
@@ -4687,30 +4636,26 @@
     </w:p>
     <w:p>
       <w:pPr>
-        <w:bidi/>
         <w:pStyle w:val="CaptionedFigure"/>
-      </w:pPr>
-      <w:r>
-        <w:rPr>
-          <w:rFonts w:ascii="Arial" w:hAnsi="Arial" w:cs="David"/>
-          <w:rtl/>
-        </w:rPr>
+        <w:bidi/>
+      </w:pPr>
+      <w:r>
         <w:drawing>
           <wp:inline>
-            <wp:extent cx="5334000" cy="2889250"/>
+            <wp:extent cx="5334000" cy="3040062"/>
             <wp:effectExtent b="0" l="0" r="0" t="0"/>
-            <wp:docPr descr="תרשים ישויות-קשרים · טבלאות Room" title="" id="48" name="Picture"/>
+            <wp:docPr descr="תרשים ישויות-קשרים · טבלאות Room" title="" id="37" name="Picture"/>
             <a:graphic>
               <a:graphicData uri="http://schemas.openxmlformats.org/drawingml/2006/picture">
                 <pic:pic>
                   <pic:nvPicPr>
-                    <pic:cNvPr descr="/root/.claude/projects/-home-claude/e43bf434-51a5-5c28-828a-12ddd14e064e/tool-results/mcp-Claude_Docs-blob-1792612491401-lo9jc8.png" id="49" name="Picture"/>
+                    <pic:cNvPr descr="images/er.png" id="38" name="Picture"/>
                     <pic:cNvPicPr>
                       <a:picLocks noChangeArrowheads="1" noChangeAspect="1"/>
                     </pic:cNvPicPr>
                   </pic:nvPicPr>
                   <pic:blipFill>
-                    <a:blip r:embed="rId47"/>
+                    <a:blip r:embed="rId36"/>
                     <a:stretch>
                       <a:fillRect/>
                     </a:stretch>
@@ -4718,7 +4663,7 @@
                   <pic:spPr bwMode="auto">
                     <a:xfrm>
                       <a:off x="0" y="0"/>
-                      <a:ext cx="5334000" cy="2889250"/>
+                      <a:ext cx="5334000" cy="3040062"/>
                     </a:xfrm>
                     <a:prstGeom prst="rect">
                       <a:avLst/>
@@ -4739,12 +4684,11 @@
     </w:p>
     <w:p>
       <w:pPr>
-        <w:bidi/>
         <w:pStyle w:val="ImageCaption"/>
-      </w:pPr>
-      <w:r>
-        <w:rPr>
-          <w:rFonts w:ascii="Arial" w:hAnsi="Arial" w:cs="David"/>
+        <w:bidi/>
+      </w:pPr>
+      <w:r>
+        <w:rPr>
           <w:rtl/>
         </w:rPr>
         <w:t xml:space="preserve">תרשים ישויות-קשרים · טבלאות Room</w:t>
@@ -4756,36 +4700,23 @@
       </w:pPr>
       <w:r>
         <w:rPr>
-          <w:rFonts w:ascii="Arial" w:hAnsi="Arial" w:cs="David"/>
+          <w:rtl/>
+          <w:iCs/>
+          <w:i/>
+        </w:rPr>
+        <w:t xml:space="preserve">תרשים ישויות-קשרים · טבלאות Room</w:t>
+      </w:r>
+      <w:r>
+        <w:rPr>
+          <w:rtl/>
+        </w:rPr>
+        <w:t xml:space="preserve"> </w:t>
+      </w:r>
+      <w:r>
+        <w:rPr>
           <w:rtl/>
         </w:rPr>
         <w:t xml:space="preserve">חמש טבלאות ב-Room. הטבלאות rooms, nodes ו-edges הן עותק של Firestore; favorites ו-recent קיימות רק בטלפון.</w:t>
-      </w:r>
-    </w:p>
-    <w:bookmarkStart w:id="50" w:name="המבנה-ב-firestore"/>
-    <w:p>
-      <w:pPr>
-        <w:bidi/>
-        <w:pStyle w:val="Heading3"/>
-      </w:pPr>
-      <w:r>
-        <w:rPr>
-          <w:rFonts w:ascii="Arial" w:hAnsi="Arial" w:cs="David"/>
-          <w:rtl/>
-        </w:rPr>
-        <w:t xml:space="preserve">8.1 המבנה ב-Firestore</w:t>
-      </w:r>
-    </w:p>
-    <w:p>
-      <w:pPr>
-        <w:bidi/>
-      </w:pPr>
-      <w:r>
-        <w:rPr>
-          <w:rFonts w:ascii="Arial" w:hAnsi="Arial" w:cs="David"/>
-          <w:rtl/>
-        </w:rPr>
-        <w:t xml:space="preserve">Firestore שומר מסמכים באוספים ולא טבלאות, ולכן הקשרים נשמרים כמזהים בתוך המסמך.</w:t>
       </w:r>
     </w:p>
     <w:tbl>
@@ -4818,63 +4749,63 @@
           <w:tcPr/>
           <w:p>
             <w:pPr>
-              <w:bidi/>
-              <w:pStyle w:val="Compact"/>
-            </w:pPr>
-            <w:r>
-              <w:rPr>
-                <w:rFonts w:ascii="Arial" w:hAnsi="Arial" w:cs="David"/>
-                <w:rtl/>
-              </w:rPr>
-              <w:t xml:space="preserve">אוסף</w:t>
-            </w:r>
-          </w:p>
-        </w:tc>
-        <w:tc>
-          <w:tcPr/>
-          <w:p>
-            <w:pPr>
-              <w:bidi/>
-              <w:pStyle w:val="Compact"/>
-            </w:pPr>
-            <w:r>
-              <w:rPr>
-                <w:rFonts w:ascii="Arial" w:hAnsi="Arial" w:cs="David"/>
-                <w:rtl/>
-              </w:rPr>
-              <w:t xml:space="preserve">מזהה מסמך</w:t>
-            </w:r>
-          </w:p>
-        </w:tc>
-        <w:tc>
-          <w:tcPr/>
-          <w:p>
-            <w:pPr>
-              <w:bidi/>
-              <w:pStyle w:val="Compact"/>
-            </w:pPr>
-            <w:r>
-              <w:rPr>
-                <w:rFonts w:ascii="Arial" w:hAnsi="Arial" w:cs="David"/>
-                <w:rtl/>
-              </w:rPr>
-              <w:t xml:space="preserve">שדות</w:t>
-            </w:r>
-          </w:p>
-        </w:tc>
-        <w:tc>
-          <w:tcPr/>
-          <w:p>
-            <w:pPr>
-              <w:bidi/>
-              <w:pStyle w:val="Compact"/>
-            </w:pPr>
-            <w:r>
-              <w:rPr>
-                <w:rFonts w:ascii="Arial" w:hAnsi="Arial" w:cs="David"/>
-                <w:rtl/>
-              </w:rPr>
-              <w:t xml:space="preserve">מי כותב</w:t>
+              <w:pStyle w:val="Compact"/>
+              <w:bidi/>
+              <w:jc w:val="left"/>
+            </w:pPr>
+            <w:r>
+              <w:rPr>
+                <w:rtl/>
+              </w:rPr>
+              <w:t xml:space="preserve">טבלה</w:t>
+            </w:r>
+          </w:p>
+        </w:tc>
+        <w:tc>
+          <w:tcPr/>
+          <w:p>
+            <w:pPr>
+              <w:pStyle w:val="Compact"/>
+              <w:bidi/>
+              <w:jc w:val="left"/>
+            </w:pPr>
+            <w:r>
+              <w:rPr>
+                <w:rtl/>
+              </w:rPr>
+              <w:t xml:space="preserve">מחלקה</w:t>
+            </w:r>
+          </w:p>
+        </w:tc>
+        <w:tc>
+          <w:tcPr/>
+          <w:p>
+            <w:pPr>
+              <w:pStyle w:val="Compact"/>
+              <w:bidi/>
+              <w:jc w:val="left"/>
+            </w:pPr>
+            <w:r>
+              <w:rPr>
+                <w:rtl/>
+              </w:rPr>
+              <w:t xml:space="preserve">מפתח</w:t>
+            </w:r>
+          </w:p>
+        </w:tc>
+        <w:tc>
+          <w:tcPr/>
+          <w:p>
+            <w:pPr>
+              <w:pStyle w:val="Compact"/>
+              <w:bidi/>
+              <w:jc w:val="left"/>
+            </w:pPr>
+            <w:r>
+              <w:rPr>
+                <w:rtl/>
+              </w:rPr>
+              <w:t xml:space="preserve">קשרים</w:t>
             </w:r>
           </w:p>
         </w:tc>
@@ -4884,12 +4815,13 @@
           <w:tcPr/>
           <w:p>
             <w:pPr>
-              <w:bidi/>
-              <w:pStyle w:val="Compact"/>
-            </w:pPr>
-            <w:r>
-              <w:rPr>
-                <w:rFonts w:ascii="Arial" w:hAnsi="Arial" w:cs="David"/>
+              <w:pStyle w:val="Compact"/>
+              <w:bidi/>
+              <w:jc w:val="left"/>
+            </w:pPr>
+            <w:r>
+              <w:rPr>
+                <w:rtl/>
               </w:rPr>
               <w:t xml:space="preserve">rooms</w:t>
             </w:r>
@@ -4899,73 +4831,128 @@
           <w:tcPr/>
           <w:p>
             <w:pPr>
-              <w:bidi/>
-              <w:pStyle w:val="Compact"/>
-            </w:pPr>
-            <w:r>
-              <w:rPr>
-                <w:rFonts w:ascii="Arial" w:hAnsi="Arial" w:cs="David"/>
-                <w:rtl/>
-              </w:rPr>
-              <w:t xml:space="preserve">מספר החדר (</w:t>
-            </w:r>
-            <w:r>
-              <w:rPr>
-                <w:rFonts w:ascii="Arial" w:hAnsi="Arial" w:cs="David"/>
+              <w:pStyle w:val="Compact"/>
+              <w:bidi/>
+              <w:jc w:val="left"/>
+            </w:pPr>
+            <w:r>
+              <w:rPr>
+                <w:rStyle w:val="VerbatimChar"/>
+                <w:rtl/>
+              </w:rPr>
+              <w:t xml:space="preserve">CampusRoom</w:t>
+            </w:r>
+          </w:p>
+        </w:tc>
+        <w:tc>
+          <w:tcPr/>
+          <w:p>
+            <w:pPr>
+              <w:pStyle w:val="Compact"/>
+              <w:bidi/>
+              <w:jc w:val="left"/>
+            </w:pPr>
+            <w:r>
+              <w:rPr>
+                <w:rStyle w:val="VerbatimChar"/>
+                <w:rtl/>
+              </w:rPr>
+              <w:t xml:space="preserve">number</w:t>
+            </w:r>
+            <w:r>
+              <w:rPr>
+                <w:rtl/>
+              </w:rPr>
+              <w:t xml:space="preserve"> </w:t>
+            </w:r>
+            <w:r>
+              <w:rPr>
+                <w:rtl/>
+              </w:rPr>
+              <w:t xml:space="preserve">— מספר החדר כפי שהוא מודפס בתרשים (</w:t>
+            </w:r>
+            <w:r>
+              <w:rPr>
                 <w:rtl/>
               </w:rPr>
               <w:t xml:space="preserve">“</w:t>
             </w:r>
             <w:r>
               <w:rPr>
-                <w:rFonts w:ascii="Arial" w:hAnsi="Arial" w:cs="David"/>
-              </w:rPr>
-              <w:t xml:space="preserve">42</w:t>
-            </w:r>
-            <w:r>
-              <w:rPr>
-                <w:rFonts w:ascii="Arial" w:hAnsi="Arial" w:cs="David"/>
+                <w:rtl/>
+              </w:rPr>
+              <w:t xml:space="preserve">36</w:t>
+            </w:r>
+            <w:r>
+              <w:rPr>
                 <w:rtl/>
               </w:rPr>
               <w:t xml:space="preserve">”</w:t>
             </w:r>
             <w:r>
               <w:rPr>
-                <w:rFonts w:ascii="Arial" w:hAnsi="Arial" w:cs="David"/>
-                <w:rtl/>
-              </w:rPr>
-              <w:t xml:space="preserve">)</w:t>
-            </w:r>
-          </w:p>
-        </w:tc>
-        <w:tc>
-          <w:tcPr/>
-          <w:p>
-            <w:pPr>
-              <w:bidi/>
-              <w:pStyle w:val="Compact"/>
-            </w:pPr>
-            <w:r>
-              <w:rPr>
-                <w:rFonts w:ascii="Arial" w:hAnsi="Arial" w:cs="David"/>
-              </w:rPr>
-              <w:t xml:space="preserve">name, owner, entranceNodeId</w:t>
-            </w:r>
-          </w:p>
-        </w:tc>
-        <w:tc>
-          <w:tcPr/>
-          <w:p>
-            <w:pPr>
-              <w:bidi/>
-              <w:pStyle w:val="Compact"/>
-            </w:pPr>
-            <w:r>
-              <w:rPr>
-                <w:rFonts w:ascii="Arial" w:hAnsi="Arial" w:cs="David"/>
-                <w:rtl/>
-              </w:rPr>
-              <w:t xml:space="preserve">איש צוות, מפתח</w:t>
+                <w:rtl/>
+              </w:rPr>
+              <w:t xml:space="preserve">,</w:t>
+            </w:r>
+            <w:r>
+              <w:rPr>
+                <w:rtl/>
+              </w:rPr>
+              <w:t xml:space="preserve"> </w:t>
+            </w:r>
+            <w:r>
+              <w:rPr>
+                <w:rtl/>
+              </w:rPr>
+              <w:t xml:space="preserve">“</w:t>
+            </w:r>
+            <w:r>
+              <w:rPr>
+                <w:rtl/>
+              </w:rPr>
+              <w:t xml:space="preserve">ש36</w:t>
+            </w:r>
+            <w:r>
+              <w:rPr>
+                <w:rtl/>
+              </w:rPr>
+              <w:t xml:space="preserve">”</w:t>
+            </w:r>
+            <w:r>
+              <w:rPr>
+                <w:rtl/>
+              </w:rPr>
+              <w:t xml:space="preserve">), קבוע משנה לשנה</w:t>
+            </w:r>
+          </w:p>
+        </w:tc>
+        <w:tc>
+          <w:tcPr/>
+          <w:p>
+            <w:pPr>
+              <w:pStyle w:val="Compact"/>
+              <w:bidi/>
+              <w:jc w:val="left"/>
+            </w:pPr>
+            <w:r>
+              <w:rPr>
+                <w:rStyle w:val="VerbatimChar"/>
+                <w:rtl/>
+              </w:rPr>
+              <w:t xml:space="preserve">entrance_node_id</w:t>
+            </w:r>
+            <w:r>
+              <w:rPr>
+                <w:rtl/>
+              </w:rPr>
+              <w:t xml:space="preserve"> </w:t>
+            </w:r>
+            <w:r>
+              <w:rPr>
+                <w:rtl/>
+              </w:rPr>
+              <w:t xml:space="preserve">→ nodes; ריק עד שהכניסה ממופה</w:t>
             </w:r>
           </w:p>
         </w:tc>
@@ -4975,12 +4962,13 @@
           <w:tcPr/>
           <w:p>
             <w:pPr>
-              <w:bidi/>
-              <w:pStyle w:val="Compact"/>
-            </w:pPr>
-            <w:r>
-              <w:rPr>
-                <w:rFonts w:ascii="Arial" w:hAnsi="Arial" w:cs="David"/>
+              <w:pStyle w:val="Compact"/>
+              <w:bidi/>
+              <w:jc w:val="left"/>
+            </w:pPr>
+            <w:r>
+              <w:rPr>
+                <w:rtl/>
               </w:rPr>
               <w:t xml:space="preserve">nodes</w:t>
             </w:r>
@@ -4990,46 +4978,49 @@
           <w:tcPr/>
           <w:p>
             <w:pPr>
-              <w:bidi/>
-              <w:pStyle w:val="Compact"/>
-            </w:pPr>
-            <w:r>
-              <w:rPr>
-                <w:rFonts w:ascii="Arial" w:hAnsi="Arial" w:cs="David"/>
-                <w:rtl/>
-              </w:rPr>
-              <w:t xml:space="preserve">מספר הנקודה</w:t>
-            </w:r>
-          </w:p>
-        </w:tc>
-        <w:tc>
-          <w:tcPr/>
-          <w:p>
-            <w:pPr>
-              <w:bidi/>
-              <w:pStyle w:val="Compact"/>
-            </w:pPr>
-            <w:r>
-              <w:rPr>
-                <w:rFonts w:ascii="Arial" w:hAnsi="Arial" w:cs="David"/>
-              </w:rPr>
-              <w:t xml:space="preserve">lat, lng</w:t>
-            </w:r>
-          </w:p>
-        </w:tc>
-        <w:tc>
-          <w:tcPr/>
-          <w:p>
-            <w:pPr>
-              <w:bidi/>
-              <w:pStyle w:val="Compact"/>
-            </w:pPr>
-            <w:r>
-              <w:rPr>
-                <w:rFonts w:ascii="Arial" w:hAnsi="Arial" w:cs="David"/>
-                <w:rtl/>
-              </w:rPr>
-              <w:t xml:space="preserve">מפתח</w:t>
+              <w:pStyle w:val="Compact"/>
+              <w:bidi/>
+              <w:jc w:val="left"/>
+            </w:pPr>
+            <w:r>
+              <w:rPr>
+                <w:rStyle w:val="VerbatimChar"/>
+                <w:rtl/>
+              </w:rPr>
+              <w:t xml:space="preserve">Node</w:t>
+            </w:r>
+          </w:p>
+        </w:tc>
+        <w:tc>
+          <w:tcPr/>
+          <w:p>
+            <w:pPr>
+              <w:pStyle w:val="Compact"/>
+              <w:bidi/>
+              <w:jc w:val="left"/>
+            </w:pPr>
+            <w:r>
+              <w:rPr>
+                <w:rStyle w:val="VerbatimChar"/>
+                <w:rtl/>
+              </w:rPr>
+              <w:t xml:space="preserve">id</w:t>
+            </w:r>
+          </w:p>
+        </w:tc>
+        <w:tc>
+          <w:tcPr/>
+          <w:p>
+            <w:pPr>
+              <w:pStyle w:val="Compact"/>
+              <w:bidi/>
+              <w:jc w:val="left"/>
+            </w:pPr>
+            <w:r>
+              <w:rPr>
+                <w:rtl/>
+              </w:rPr>
+              <w:t xml:space="preserve">—</w:t>
             </w:r>
           </w:p>
         </w:tc>
@@ -5039,12 +5030,13 @@
           <w:tcPr/>
           <w:p>
             <w:pPr>
-              <w:bidi/>
-              <w:pStyle w:val="Compact"/>
-            </w:pPr>
-            <w:r>
-              <w:rPr>
-                <w:rFonts w:ascii="Arial" w:hAnsi="Arial" w:cs="David"/>
+              <w:pStyle w:val="Compact"/>
+              <w:bidi/>
+              <w:jc w:val="left"/>
+            </w:pPr>
+            <w:r>
+              <w:rPr>
+                <w:rtl/>
               </w:rPr>
               <w:t xml:space="preserve">edges</w:t>
             </w:r>
@@ -5054,46 +5046,81 @@
           <w:tcPr/>
           <w:p>
             <w:pPr>
-              <w:bidi/>
-              <w:pStyle w:val="Compact"/>
-            </w:pPr>
-            <w:r>
-              <w:rPr>
-                <w:rFonts w:ascii="Arial" w:hAnsi="Arial" w:cs="David"/>
-                <w:rtl/>
-              </w:rPr>
-              <w:t xml:space="preserve">מספר הקשת</w:t>
-            </w:r>
-          </w:p>
-        </w:tc>
-        <w:tc>
-          <w:tcPr/>
-          <w:p>
-            <w:pPr>
-              <w:bidi/>
-              <w:pStyle w:val="Compact"/>
-            </w:pPr>
-            <w:r>
-              <w:rPr>
-                <w:rFonts w:ascii="Arial" w:hAnsi="Arial" w:cs="David"/>
-              </w:rPr>
-              <w:t xml:space="preserve">fromId, toId, length</w:t>
-            </w:r>
-          </w:p>
-        </w:tc>
-        <w:tc>
-          <w:tcPr/>
-          <w:p>
-            <w:pPr>
-              <w:bidi/>
-              <w:pStyle w:val="Compact"/>
-            </w:pPr>
-            <w:r>
-              <w:rPr>
-                <w:rFonts w:ascii="Arial" w:hAnsi="Arial" w:cs="David"/>
-                <w:rtl/>
-              </w:rPr>
-              <w:t xml:space="preserve">מפתח</w:t>
+              <w:pStyle w:val="Compact"/>
+              <w:bidi/>
+              <w:jc w:val="left"/>
+            </w:pPr>
+            <w:r>
+              <w:rPr>
+                <w:rStyle w:val="VerbatimChar"/>
+                <w:rtl/>
+              </w:rPr>
+              <w:t xml:space="preserve">Edge</w:t>
+            </w:r>
+          </w:p>
+        </w:tc>
+        <w:tc>
+          <w:tcPr/>
+          <w:p>
+            <w:pPr>
+              <w:pStyle w:val="Compact"/>
+              <w:bidi/>
+              <w:jc w:val="left"/>
+            </w:pPr>
+            <w:r>
+              <w:rPr>
+                <w:rStyle w:val="VerbatimChar"/>
+                <w:rtl/>
+              </w:rPr>
+              <w:t xml:space="preserve">id</w:t>
+            </w:r>
+          </w:p>
+        </w:tc>
+        <w:tc>
+          <w:tcPr/>
+          <w:p>
+            <w:pPr>
+              <w:pStyle w:val="Compact"/>
+              <w:bidi/>
+              <w:jc w:val="left"/>
+            </w:pPr>
+            <w:r>
+              <w:rPr>
+                <w:rStyle w:val="VerbatimChar"/>
+                <w:rtl/>
+              </w:rPr>
+              <w:t xml:space="preserve">from_id</w:t>
+            </w:r>
+            <w:r>
+              <w:rPr>
+                <w:rtl/>
+              </w:rPr>
+              <w:t xml:space="preserve">,</w:t>
+            </w:r>
+            <w:r>
+              <w:rPr>
+                <w:rtl/>
+              </w:rPr>
+              <w:t xml:space="preserve"> </w:t>
+            </w:r>
+            <w:r>
+              <w:rPr>
+                <w:rStyle w:val="VerbatimChar"/>
+                <w:rtl/>
+              </w:rPr>
+              <w:t xml:space="preserve">to_id</w:t>
+            </w:r>
+            <w:r>
+              <w:rPr>
+                <w:rtl/>
+              </w:rPr>
+              <w:t xml:space="preserve"> </w:t>
+            </w:r>
+            <w:r>
+              <w:rPr>
+                <w:rtl/>
+              </w:rPr>
+              <w:t xml:space="preserve">→ nodes</w:t>
             </w:r>
           </w:p>
         </w:tc>
@@ -5103,75 +5130,982 @@
           <w:tcPr/>
           <w:p>
             <w:pPr>
-              <w:bidi/>
-              <w:pStyle w:val="Compact"/>
-            </w:pPr>
-            <w:r>
-              <w:rPr>
-                <w:rFonts w:ascii="Arial" w:hAnsi="Arial" w:cs="David"/>
-              </w:rPr>
-              <w:t xml:space="preserve">meta</w:t>
-            </w:r>
-          </w:p>
-        </w:tc>
-        <w:tc>
-          <w:tcPr/>
-          <w:p>
-            <w:pPr>
-              <w:bidi/>
-              <w:pStyle w:val="Compact"/>
-            </w:pPr>
-            <w:r>
-              <w:rPr>
-                <w:rFonts w:ascii="Arial" w:hAnsi="Arial" w:cs="David"/>
-              </w:rPr>
-              <w:t xml:space="preserve">version</w:t>
-            </w:r>
-          </w:p>
-        </w:tc>
-        <w:tc>
-          <w:tcPr/>
-          <w:p>
-            <w:pPr>
-              <w:bidi/>
-              <w:pStyle w:val="Compact"/>
-            </w:pPr>
-            <w:r>
-              <w:rPr>
-                <w:rFonts w:ascii="Arial" w:hAnsi="Arial" w:cs="David"/>
-              </w:rPr>
-              <w:t xml:space="preserve">number, updatedAt</w:t>
-            </w:r>
-          </w:p>
-        </w:tc>
-        <w:tc>
-          <w:tcPr/>
-          <w:p>
-            <w:pPr>
-              <w:bidi/>
-              <w:pStyle w:val="Compact"/>
-            </w:pPr>
-            <w:r>
-              <w:rPr>
-                <w:rFonts w:ascii="Arial" w:hAnsi="Arial" w:cs="David"/>
-                <w:rtl/>
-              </w:rPr>
-              <w:t xml:space="preserve">מעודכן בכל שינוי</w:t>
+              <w:pStyle w:val="Compact"/>
+              <w:bidi/>
+              <w:jc w:val="left"/>
+            </w:pPr>
+            <w:r>
+              <w:rPr>
+                <w:rtl/>
+              </w:rPr>
+              <w:t xml:space="preserve">favorites</w:t>
+            </w:r>
+          </w:p>
+        </w:tc>
+        <w:tc>
+          <w:tcPr/>
+          <w:p>
+            <w:pPr>
+              <w:pStyle w:val="Compact"/>
+              <w:bidi/>
+              <w:jc w:val="left"/>
+            </w:pPr>
+            <w:r>
+              <w:rPr>
+                <w:rStyle w:val="VerbatimChar"/>
+                <w:rtl/>
+              </w:rPr>
+              <w:t xml:space="preserve">Favorite</w:t>
+            </w:r>
+          </w:p>
+        </w:tc>
+        <w:tc>
+          <w:tcPr/>
+          <w:p>
+            <w:pPr>
+              <w:pStyle w:val="Compact"/>
+              <w:bidi/>
+              <w:jc w:val="left"/>
+            </w:pPr>
+            <w:r>
+              <w:rPr>
+                <w:rStyle w:val="VerbatimChar"/>
+                <w:rtl/>
+              </w:rPr>
+              <w:t xml:space="preserve">room_number</w:t>
+            </w:r>
+          </w:p>
+        </w:tc>
+        <w:tc>
+          <w:tcPr/>
+          <w:p>
+            <w:pPr>
+              <w:pStyle w:val="Compact"/>
+              <w:bidi/>
+              <w:jc w:val="left"/>
+            </w:pPr>
+            <w:r>
+              <w:rPr>
+                <w:rtl/>
+              </w:rPr>
+              <w:t xml:space="preserve">→ rooms; נמחק עם החדר</w:t>
+            </w:r>
+          </w:p>
+        </w:tc>
+      </w:tr>
+      <w:tr>
+        <w:tc>
+          <w:tcPr/>
+          <w:p>
+            <w:pPr>
+              <w:pStyle w:val="Compact"/>
+              <w:bidi/>
+              <w:jc w:val="left"/>
+            </w:pPr>
+            <w:r>
+              <w:rPr>
+                <w:rtl/>
+              </w:rPr>
+              <w:t xml:space="preserve">recent</w:t>
+            </w:r>
+          </w:p>
+        </w:tc>
+        <w:tc>
+          <w:tcPr/>
+          <w:p>
+            <w:pPr>
+              <w:pStyle w:val="Compact"/>
+              <w:bidi/>
+              <w:jc w:val="left"/>
+            </w:pPr>
+            <w:r>
+              <w:rPr>
+                <w:rStyle w:val="VerbatimChar"/>
+                <w:rtl/>
+              </w:rPr>
+              <w:t xml:space="preserve">Recent</w:t>
+            </w:r>
+          </w:p>
+        </w:tc>
+        <w:tc>
+          <w:tcPr/>
+          <w:p>
+            <w:pPr>
+              <w:pStyle w:val="Compact"/>
+              <w:bidi/>
+              <w:jc w:val="left"/>
+            </w:pPr>
+            <w:r>
+              <w:rPr>
+                <w:rStyle w:val="VerbatimChar"/>
+                <w:rtl/>
+              </w:rPr>
+              <w:t xml:space="preserve">id</w:t>
+            </w:r>
+          </w:p>
+        </w:tc>
+        <w:tc>
+          <w:tcPr/>
+          <w:p>
+            <w:pPr>
+              <w:pStyle w:val="Compact"/>
+              <w:bidi/>
+              <w:jc w:val="left"/>
+            </w:pPr>
+            <w:r>
+              <w:rPr>
+                <w:rStyle w:val="VerbatimChar"/>
+                <w:rtl/>
+              </w:rPr>
+              <w:t xml:space="preserve">room_number</w:t>
+            </w:r>
+            <w:r>
+              <w:rPr>
+                <w:rtl/>
+              </w:rPr>
+              <w:t xml:space="preserve"> </w:t>
+            </w:r>
+            <w:r>
+              <w:rPr>
+                <w:rtl/>
+              </w:rPr>
+              <w:t xml:space="preserve">→ rooms; שורה אחת לכל חדר, 10 האחרונים</w:t>
             </w:r>
           </w:p>
         </w:tc>
       </w:tr>
     </w:tbl>
-    <w:bookmarkEnd w:id="50"/>
-    <w:bookmarkStart w:id="51" w:name="כללי-אבטחה"/>
-    <w:p>
-      <w:pPr>
-        <w:bidi/>
+    <w:p>
+      <w:pPr>
+        <w:bidi/>
+      </w:pPr>
+      <w:r>
+        <w:rPr>
+          <w:rStyle w:val="VerbatimChar"/>
+          <w:rtl/>
+        </w:rPr>
+        <w:t xml:space="preserve">name</w:t>
+      </w:r>
+      <w:r>
+        <w:rPr>
+          <w:rtl/>
+        </w:rPr>
+        <w:t xml:space="preserve"> </w:t>
+      </w:r>
+      <w:r>
+        <w:rPr>
+          <w:rtl/>
+        </w:rPr>
+        <w:t xml:space="preserve">הוא מה שיש בחדר השנה (כיתה ט2, ספרייה), ו-</w:t>
+      </w:r>
+      <w:r>
+        <w:rPr>
+          <w:rStyle w:val="VerbatimChar"/>
+          <w:rtl/>
+        </w:rPr>
+        <w:t xml:space="preserve">plan_year</w:t>
+      </w:r>
+      <w:r>
+        <w:rPr>
+          <w:rtl/>
+        </w:rPr>
+        <w:t xml:space="preserve"> </w:t>
+      </w:r>
+      <w:r>
+        <w:rPr>
+          <w:rtl/>
+        </w:rPr>
+        <w:t xml:space="preserve">הוא שנת התרשים שממנה הגיע השיבוץ. כך שיבוץ חדש בכל שנה משנה שדות, ולא את המפתח.</w:t>
+      </w:r>
+    </w:p>
+    <w:p>
+      <w:pPr>
+        <w:bidi/>
+      </w:pPr>
+      <w:r>
+        <w:rPr>
+          <w:rtl/>
+          <w:bCs/>
+          <w:b/>
+        </w:rPr>
+        <w:t xml:space="preserve">סנכרון:</w:t>
+      </w:r>
+      <w:r>
+        <w:rPr>
+          <w:rtl/>
+        </w:rPr>
+        <w:t xml:space="preserve"> </w:t>
+      </w:r>
+      <w:r>
+        <w:rPr>
+          <w:rStyle w:val="VerbatimChar"/>
+          <w:rtl/>
+        </w:rPr>
+        <w:t xml:space="preserve">GraphDao.replaceCampus</w:t>
+      </w:r>
+      <w:r>
+        <w:rPr>
+          <w:rtl/>
+        </w:rPr>
+        <w:t xml:space="preserve"> </w:t>
+      </w:r>
+      <w:r>
+        <w:rPr>
+          <w:rtl/>
+        </w:rPr>
+        <w:t xml:space="preserve">מחליף את העותק בטרנזקציה אחת. חדרים ונקודות מתעדכנים במקום (Upsert) ולא נמחקים ונוצרים מחדש, ולכן המועדפים והחיפושים האחרונים נשמרים. חדר שירד מהנתונים נמחק, והמועדף שלו איתו (ON DELETE CASCADE). אם משהו נכשל באמצע, שום דבר לא נשמר.</w:t>
+      </w:r>
+    </w:p>
+    <w:p>
+      <w:pPr>
+        <w:bidi/>
+      </w:pPr>
+      <w:r>
+        <w:rPr>
+          <w:rtl/>
+          <w:bCs/>
+          <w:b/>
+        </w:rPr>
+        <w:t xml:space="preserve">השאילתות:</w:t>
+      </w:r>
+      <w:r>
+        <w:rPr>
+          <w:rtl/>
+        </w:rPr>
+        <w:t xml:space="preserve"> </w:t>
+      </w:r>
+      <w:r>
+        <w:rPr>
+          <w:rStyle w:val="VerbatimChar"/>
+          <w:rtl/>
+        </w:rPr>
+        <w:t xml:space="preserve">RoomDao</w:t>
+      </w:r>
+      <w:r>
+        <w:rPr>
+          <w:rtl/>
+        </w:rPr>
+        <w:t xml:space="preserve"> </w:t>
+      </w:r>
+      <w:r>
+        <w:rPr>
+          <w:rtl/>
+        </w:rPr>
+        <w:t xml:space="preserve">(חיפוש, ו-JOIN עם nodes — סעיף 2.3),</w:t>
+      </w:r>
+      <w:r>
+        <w:rPr>
+          <w:rtl/>
+        </w:rPr>
+        <w:t xml:space="preserve"> </w:t>
+      </w:r>
+      <w:r>
+        <w:rPr>
+          <w:rStyle w:val="VerbatimChar"/>
+          <w:rtl/>
+        </w:rPr>
+        <w:t xml:space="preserve">GraphDao</w:t>
+      </w:r>
+      <w:r>
+        <w:rPr>
+          <w:rtl/>
+        </w:rPr>
+        <w:t xml:space="preserve">,</w:t>
+      </w:r>
+      <w:r>
+        <w:rPr>
+          <w:rtl/>
+        </w:rPr>
+        <w:t xml:space="preserve"> </w:t>
+      </w:r>
+      <w:r>
+        <w:rPr>
+          <w:rStyle w:val="VerbatimChar"/>
+          <w:rtl/>
+        </w:rPr>
+        <w:t xml:space="preserve">FavoriteDao</w:t>
+      </w:r>
+      <w:r>
+        <w:rPr>
+          <w:rtl/>
+        </w:rPr>
+        <w:t xml:space="preserve">,</w:t>
+      </w:r>
+      <w:r>
+        <w:rPr>
+          <w:rtl/>
+        </w:rPr>
+        <w:t xml:space="preserve"> </w:t>
+      </w:r>
+      <w:r>
+        <w:rPr>
+          <w:rStyle w:val="VerbatimChar"/>
+          <w:rtl/>
+        </w:rPr>
+        <w:t xml:space="preserve">RecentDao</w:t>
+      </w:r>
+      <w:r>
+        <w:rPr>
+          <w:rtl/>
+        </w:rPr>
+        <w:t xml:space="preserve">. הקוד ב-</w:t>
+      </w:r>
+      <w:r>
+        <w:rPr>
+          <w:rStyle w:val="VerbatimChar"/>
+          <w:rtl/>
+        </w:rPr>
+        <w:t xml:space="preserve">app/src/main/java/il/org/ay/navigation/data</w:t>
+      </w:r>
+      <w:r>
+        <w:rPr>
+          <w:rtl/>
+        </w:rPr>
+        <w:t xml:space="preserve">, והבדיקות שלו ב-</w:t>
+      </w:r>
+      <w:r>
+        <w:rPr>
+          <w:rStyle w:val="VerbatimChar"/>
+          <w:rtl/>
+        </w:rPr>
+        <w:t xml:space="preserve">AppDatabaseTest</w:t>
+      </w:r>
+      <w:r>
+        <w:rPr>
+          <w:rtl/>
+        </w:rPr>
+        <w:t xml:space="preserve">.</w:t>
+      </w:r>
+    </w:p>
+    <w:p>
+      <w:pPr>
         <w:pStyle w:val="Heading3"/>
-      </w:pPr>
-      <w:r>
-        <w:rPr>
-          <w:rFonts w:ascii="Arial" w:hAnsi="Arial" w:cs="David"/>
+        <w:bidi/>
+      </w:pPr>
+      <w:r>
+        <w:rPr>
+          <w:rtl/>
+        </w:rPr>
+        <w:t xml:space="preserve">8.1 המבנה ב-Firestore</w:t>
+      </w:r>
+    </w:p>
+    <w:p>
+      <w:pPr>
+        <w:bidi/>
+      </w:pPr>
+      <w:r>
+        <w:rPr>
+          <w:rtl/>
+        </w:rPr>
+        <w:t xml:space="preserve">Firestore שומר מסמכים באוספים ולא טבלאות, ולכן הקשרים נשמרים כמזהים בתוך המסמך.</w:t>
+      </w:r>
+    </w:p>
+    <w:tbl>
+      <w:tblPr>
+        <w:bidiVisual/>
+        <w:tblStyle w:val="Table"/>
+        <w:tblW w:type="pct" w:w="5000"/>
+        <w:tblLook w:firstRow="1" w:lastRow="0" w:firstColumn="0" w:lastColumn="0" w:noHBand="0" w:noVBand="0" w:val="0020"/>
+        <w:jc w:val="start"/>
+        <w:tblBorders>
+          <w:top w:val="single" w:sz="4" w:color="BFBFBF"/>
+          <w:left w:val="single" w:sz="4" w:color="BFBFBF"/>
+          <w:bottom w:val="single" w:sz="4" w:color="BFBFBF"/>
+          <w:right w:val="single" w:sz="4" w:color="BFBFBF"/>
+          <w:insideH w:val="single" w:sz="4" w:color="BFBFBF"/>
+          <w:insideV w:val="single" w:sz="4" w:color="BFBFBF"/>
+        </w:tblBorders>
+      </w:tblPr>
+      <w:tblGrid>
+        <w:gridCol w:w="1980"/>
+        <w:gridCol w:w="1980"/>
+        <w:gridCol w:w="1980"/>
+        <w:gridCol w:w="1980"/>
+      </w:tblGrid>
+      <w:tr>
+        <w:trPr>
+          <w:tblHeader w:val="true"/>
+        </w:trPr>
+        <w:tc>
+          <w:tcPr/>
+          <w:p>
+            <w:pPr>
+              <w:pStyle w:val="Compact"/>
+              <w:bidi/>
+              <w:jc w:val="left"/>
+            </w:pPr>
+            <w:r>
+              <w:rPr>
+                <w:rtl/>
+              </w:rPr>
+              <w:t xml:space="preserve">אוסף</w:t>
+            </w:r>
+          </w:p>
+        </w:tc>
+        <w:tc>
+          <w:tcPr/>
+          <w:p>
+            <w:pPr>
+              <w:pStyle w:val="Compact"/>
+              <w:bidi/>
+              <w:jc w:val="left"/>
+            </w:pPr>
+            <w:r>
+              <w:rPr>
+                <w:rtl/>
+              </w:rPr>
+              <w:t xml:space="preserve">מזהה מסמך</w:t>
+            </w:r>
+          </w:p>
+        </w:tc>
+        <w:tc>
+          <w:tcPr/>
+          <w:p>
+            <w:pPr>
+              <w:pStyle w:val="Compact"/>
+              <w:bidi/>
+              <w:jc w:val="left"/>
+            </w:pPr>
+            <w:r>
+              <w:rPr>
+                <w:rtl/>
+              </w:rPr>
+              <w:t xml:space="preserve">שדות</w:t>
+            </w:r>
+          </w:p>
+        </w:tc>
+        <w:tc>
+          <w:tcPr/>
+          <w:p>
+            <w:pPr>
+              <w:pStyle w:val="Compact"/>
+              <w:bidi/>
+              <w:jc w:val="left"/>
+            </w:pPr>
+            <w:r>
+              <w:rPr>
+                <w:rtl/>
+              </w:rPr>
+              <w:t xml:space="preserve">מי כותב</w:t>
+            </w:r>
+          </w:p>
+        </w:tc>
+      </w:tr>
+      <w:tr>
+        <w:tc>
+          <w:tcPr/>
+          <w:p>
+            <w:pPr>
+              <w:pStyle w:val="Compact"/>
+              <w:bidi/>
+              <w:jc w:val="left"/>
+            </w:pPr>
+            <w:r>
+              <w:rPr>
+                <w:rtl/>
+              </w:rPr>
+              <w:t xml:space="preserve">rooms</w:t>
+            </w:r>
+          </w:p>
+        </w:tc>
+        <w:tc>
+          <w:tcPr/>
+          <w:p>
+            <w:pPr>
+              <w:pStyle w:val="Compact"/>
+              <w:bidi/>
+              <w:jc w:val="left"/>
+            </w:pPr>
+            <w:r>
+              <w:rPr>
+                <w:rtl/>
+              </w:rPr>
+              <w:t xml:space="preserve">מספר החדר (</w:t>
+            </w:r>
+            <w:r>
+              <w:rPr>
+                <w:rtl/>
+              </w:rPr>
+              <w:t xml:space="preserve">“</w:t>
+            </w:r>
+            <w:r>
+              <w:rPr>
+                <w:rtl/>
+              </w:rPr>
+              <w:t xml:space="preserve">36</w:t>
+            </w:r>
+            <w:r>
+              <w:rPr>
+                <w:rtl/>
+              </w:rPr>
+              <w:t xml:space="preserve">”</w:t>
+            </w:r>
+            <w:r>
+              <w:rPr>
+                <w:rtl/>
+              </w:rPr>
+              <w:t xml:space="preserve">,</w:t>
+            </w:r>
+            <w:r>
+              <w:rPr>
+                <w:rtl/>
+              </w:rPr>
+              <w:t xml:space="preserve"> </w:t>
+            </w:r>
+            <w:r>
+              <w:rPr>
+                <w:rtl/>
+              </w:rPr>
+              <w:t xml:space="preserve">“</w:t>
+            </w:r>
+            <w:r>
+              <w:rPr>
+                <w:rtl/>
+              </w:rPr>
+              <w:t xml:space="preserve">ש36</w:t>
+            </w:r>
+            <w:r>
+              <w:rPr>
+                <w:rtl/>
+              </w:rPr>
+              <w:t xml:space="preserve">”</w:t>
+            </w:r>
+            <w:r>
+              <w:rPr>
+                <w:rtl/>
+              </w:rPr>
+              <w:t xml:space="preserve">)</w:t>
+            </w:r>
+          </w:p>
+        </w:tc>
+        <w:tc>
+          <w:tcPr/>
+          <w:p>
+            <w:pPr>
+              <w:pStyle w:val="Compact"/>
+              <w:bidi/>
+              <w:jc w:val="left"/>
+            </w:pPr>
+            <w:r>
+              <w:rPr>
+                <w:rtl/>
+              </w:rPr>
+              <w:t xml:space="preserve">name, owner, entranceNodeId, planYear</w:t>
+            </w:r>
+          </w:p>
+        </w:tc>
+        <w:tc>
+          <w:tcPr/>
+          <w:p>
+            <w:pPr>
+              <w:pStyle w:val="Compact"/>
+              <w:bidi/>
+              <w:jc w:val="left"/>
+            </w:pPr>
+            <w:r>
+              <w:rPr>
+                <w:rtl/>
+              </w:rPr>
+              <w:t xml:space="preserve">איש צוות, מפתח</w:t>
+            </w:r>
+          </w:p>
+        </w:tc>
+      </w:tr>
+      <w:tr>
+        <w:tc>
+          <w:tcPr/>
+          <w:p>
+            <w:pPr>
+              <w:pStyle w:val="Compact"/>
+              <w:bidi/>
+              <w:jc w:val="left"/>
+            </w:pPr>
+            <w:r>
+              <w:rPr>
+                <w:rtl/>
+              </w:rPr>
+              <w:t xml:space="preserve">nodes</w:t>
+            </w:r>
+          </w:p>
+        </w:tc>
+        <w:tc>
+          <w:tcPr/>
+          <w:p>
+            <w:pPr>
+              <w:pStyle w:val="Compact"/>
+              <w:bidi/>
+              <w:jc w:val="left"/>
+            </w:pPr>
+            <w:r>
+              <w:rPr>
+                <w:rtl/>
+              </w:rPr>
+              <w:t xml:space="preserve">מספר הנקודה (</w:t>
+            </w:r>
+            <w:r>
+              <w:rPr>
+                <w:rtl/>
+              </w:rPr>
+              <w:t xml:space="preserve">“</w:t>
+            </w:r>
+            <w:r>
+              <w:rPr>
+                <w:rtl/>
+              </w:rPr>
+              <w:t xml:space="preserve">12</w:t>
+            </w:r>
+            <w:r>
+              <w:rPr>
+                <w:rtl/>
+              </w:rPr>
+              <w:t xml:space="preserve">”</w:t>
+            </w:r>
+            <w:r>
+              <w:rPr>
+                <w:rtl/>
+              </w:rPr>
+              <w:t xml:space="preserve">)</w:t>
+            </w:r>
+          </w:p>
+        </w:tc>
+        <w:tc>
+          <w:tcPr/>
+          <w:p>
+            <w:pPr>
+              <w:pStyle w:val="Compact"/>
+              <w:bidi/>
+              <w:jc w:val="left"/>
+            </w:pPr>
+            <w:r>
+              <w:rPr>
+                <w:rtl/>
+              </w:rPr>
+              <w:t xml:space="preserve">lat, lng</w:t>
+            </w:r>
+          </w:p>
+        </w:tc>
+        <w:tc>
+          <w:tcPr/>
+          <w:p>
+            <w:pPr>
+              <w:pStyle w:val="Compact"/>
+              <w:bidi/>
+              <w:jc w:val="left"/>
+            </w:pPr>
+            <w:r>
+              <w:rPr>
+                <w:rtl/>
+              </w:rPr>
+              <w:t xml:space="preserve">מפתח</w:t>
+            </w:r>
+          </w:p>
+        </w:tc>
+      </w:tr>
+      <w:tr>
+        <w:tc>
+          <w:tcPr/>
+          <w:p>
+            <w:pPr>
+              <w:pStyle w:val="Compact"/>
+              <w:bidi/>
+              <w:jc w:val="left"/>
+            </w:pPr>
+            <w:r>
+              <w:rPr>
+                <w:rtl/>
+              </w:rPr>
+              <w:t xml:space="preserve">edges</w:t>
+            </w:r>
+          </w:p>
+        </w:tc>
+        <w:tc>
+          <w:tcPr/>
+          <w:p>
+            <w:pPr>
+              <w:pStyle w:val="Compact"/>
+              <w:bidi/>
+              <w:jc w:val="left"/>
+            </w:pPr>
+            <w:r>
+              <w:rPr>
+                <w:rtl/>
+              </w:rPr>
+              <w:t xml:space="preserve">מספר הקשת (</w:t>
+            </w:r>
+            <w:r>
+              <w:rPr>
+                <w:rtl/>
+              </w:rPr>
+              <w:t xml:space="preserve">“</w:t>
+            </w:r>
+            <w:r>
+              <w:rPr>
+                <w:rtl/>
+              </w:rPr>
+              <w:t xml:space="preserve">5</w:t>
+            </w:r>
+            <w:r>
+              <w:rPr>
+                <w:rtl/>
+              </w:rPr>
+              <w:t xml:space="preserve">”</w:t>
+            </w:r>
+            <w:r>
+              <w:rPr>
+                <w:rtl/>
+              </w:rPr>
+              <w:t xml:space="preserve">)</w:t>
+            </w:r>
+          </w:p>
+        </w:tc>
+        <w:tc>
+          <w:tcPr/>
+          <w:p>
+            <w:pPr>
+              <w:pStyle w:val="Compact"/>
+              <w:bidi/>
+              <w:jc w:val="left"/>
+            </w:pPr>
+            <w:r>
+              <w:rPr>
+                <w:rtl/>
+              </w:rPr>
+              <w:t xml:space="preserve">fromId, toId, length</w:t>
+            </w:r>
+          </w:p>
+        </w:tc>
+        <w:tc>
+          <w:tcPr/>
+          <w:p>
+            <w:pPr>
+              <w:pStyle w:val="Compact"/>
+              <w:bidi/>
+              <w:jc w:val="left"/>
+            </w:pPr>
+            <w:r>
+              <w:rPr>
+                <w:rtl/>
+              </w:rPr>
+              <w:t xml:space="preserve">מפתח</w:t>
+            </w:r>
+          </w:p>
+        </w:tc>
+      </w:tr>
+      <w:tr>
+        <w:tc>
+          <w:tcPr/>
+          <w:p>
+            <w:pPr>
+              <w:pStyle w:val="Compact"/>
+              <w:bidi/>
+              <w:jc w:val="left"/>
+            </w:pPr>
+            <w:r>
+              <w:rPr>
+                <w:rtl/>
+              </w:rPr>
+              <w:t xml:space="preserve">meta</w:t>
+            </w:r>
+          </w:p>
+        </w:tc>
+        <w:tc>
+          <w:tcPr/>
+          <w:p>
+            <w:pPr>
+              <w:pStyle w:val="Compact"/>
+              <w:bidi/>
+              <w:jc w:val="left"/>
+            </w:pPr>
+            <w:r>
+              <w:rPr>
+                <w:rtl/>
+              </w:rPr>
+              <w:t xml:space="preserve">version</w:t>
+            </w:r>
+          </w:p>
+        </w:tc>
+        <w:tc>
+          <w:tcPr/>
+          <w:p>
+            <w:pPr>
+              <w:pStyle w:val="Compact"/>
+              <w:bidi/>
+              <w:jc w:val="left"/>
+            </w:pPr>
+            <w:r>
+              <w:rPr>
+                <w:rtl/>
+              </w:rPr>
+              <w:t xml:space="preserve">number, updatedAt</w:t>
+            </w:r>
+          </w:p>
+        </w:tc>
+        <w:tc>
+          <w:tcPr/>
+          <w:p>
+            <w:pPr>
+              <w:pStyle w:val="Compact"/>
+              <w:bidi/>
+              <w:jc w:val="left"/>
+            </w:pPr>
+            <w:r>
+              <w:rPr>
+                <w:rtl/>
+              </w:rPr>
+              <w:t xml:space="preserve">מעודכן בכל העלאה ובכל שינוי</w:t>
+            </w:r>
+          </w:p>
+        </w:tc>
+      </w:tr>
+    </w:tbl>
+    <w:p>
+      <w:pPr>
+        <w:bidi/>
+      </w:pPr>
+      <w:r>
+        <w:rPr>
+          <w:rtl/>
+        </w:rPr>
+        <w:t xml:space="preserve">שמות השדות ב-Firestore הם שמות השדות במחלקות Java (camelCase), ולכן אותה מחלקה משמשת גם כמסמך Firestore וגם כשורה ב-Room (שם העמודה ב-snake_case, דרך</w:t>
+      </w:r>
+      <w:r>
+        <w:rPr>
+          <w:rtl/>
+        </w:rPr>
+        <w:t xml:space="preserve"> </w:t>
+      </w:r>
+      <w:r>
+        <w:rPr>
+          <w:rStyle w:val="VerbatimChar"/>
+          <w:rtl/>
+        </w:rPr>
+        <w:t xml:space="preserve">@ColumnInfo</w:t>
+      </w:r>
+      <w:r>
+        <w:rPr>
+          <w:rtl/>
+        </w:rPr>
+        <w:t xml:space="preserve">). מזהה המסמך הוא המפתח של הטבלה. דוגמה למסמך:</w:t>
+      </w:r>
+    </w:p>
+    <w:p>
+      <w:pPr>
+        <w:pStyle w:val="SourceCode"/>
+        <w:bidi/>
+      </w:pPr>
+      <w:r>
+        <w:rPr>
+          <w:rStyle w:val="VerbatimChar"/>
+          <w:rtl/>
+        </w:rPr>
+        <w:t xml:space="preserve">rooms/36  →  { name: "ט2", owner: "מחנכת ט2", entranceNodeId: 14, planYear: "tashpaz" }</w:t>
+      </w:r>
+      <w:r>
+        <w:br/>
+      </w:r>
+      <w:r>
+        <w:rPr>
+          <w:rStyle w:val="VerbatimChar"/>
+          <w:rtl/>
+        </w:rPr>
+        <w:t xml:space="preserve">nodes/14  →  { lat: 32.49012, lng: 34.95231 }</w:t>
+      </w:r>
+      <w:r>
+        <w:br/>
+      </w:r>
+      <w:r>
+        <w:rPr>
+          <w:rStyle w:val="VerbatimChar"/>
+          <w:rtl/>
+        </w:rPr>
+        <w:t xml:space="preserve">edges/5   →  { fromId: 14, toId: 15, length: 23.4 }</w:t>
+      </w:r>
+      <w:r>
+        <w:br/>
+      </w:r>
+      <w:r>
+        <w:rPr>
+          <w:rStyle w:val="VerbatimChar"/>
+          <w:rtl/>
+        </w:rPr>
+        <w:t xml:space="preserve">meta/version → { number: 3, updatedAt: &lt;timestamp&gt; }</w:t>
+      </w:r>
+    </w:p>
+    <w:p>
+      <w:pPr>
+        <w:bidi/>
+      </w:pPr>
+      <w:r>
+        <w:rPr>
+          <w:rtl/>
+        </w:rPr>
+        <w:t xml:space="preserve">הנתונים מועלים מהקבצים ב-</w:t>
+      </w:r>
+      <w:r>
+        <w:rPr>
+          <w:rStyle w:val="VerbatimChar"/>
+          <w:rtl/>
+        </w:rPr>
+        <w:t xml:space="preserve">campus-data/</w:t>
+      </w:r>
+      <w:r>
+        <w:rPr>
+          <w:rtl/>
+        </w:rPr>
+        <w:t xml:space="preserve"> </w:t>
+      </w:r>
+      <w:r>
+        <w:rPr>
+          <w:rtl/>
+        </w:rPr>
+        <w:t xml:space="preserve">בסקריפט</w:t>
+      </w:r>
+      <w:r>
+        <w:rPr>
+          <w:rtl/>
+        </w:rPr>
+        <w:t xml:space="preserve"> </w:t>
+      </w:r>
+      <w:r>
+        <w:rPr>
+          <w:rStyle w:val="VerbatimChar"/>
+          <w:rtl/>
+        </w:rPr>
+        <w:t xml:space="preserve">upload_to_firestore.py</w:t>
+      </w:r>
+      <w:r>
+        <w:rPr>
+          <w:rtl/>
+        </w:rPr>
+        <w:t xml:space="preserve">, אחרי בדיקת התקינות של</w:t>
+      </w:r>
+      <w:r>
+        <w:rPr>
+          <w:rtl/>
+        </w:rPr>
+        <w:t xml:space="preserve"> </w:t>
+      </w:r>
+      <w:r>
+        <w:rPr>
+          <w:rStyle w:val="VerbatimChar"/>
+          <w:rtl/>
+        </w:rPr>
+        <w:t xml:space="preserve">validate.py</w:t>
+      </w:r>
+      <w:r>
+        <w:rPr>
+          <w:rtl/>
+        </w:rPr>
+        <w:t xml:space="preserve">.</w:t>
+      </w:r>
+    </w:p>
+    <w:p>
+      <w:pPr>
+        <w:pStyle w:val="Heading3"/>
+        <w:bidi/>
+      </w:pPr>
+      <w:r>
+        <w:rPr>
           <w:rtl/>
         </w:rPr>
         <w:t xml:space="preserve">8.2 כללי אבטחה</w:t>
@@ -5179,9 +6113,8 @@
     </w:p>
     <w:p>
       <w:pPr>
-        <w:bidi w:val="0"/>
         <w:pStyle w:val="SourceCode"/>
-        <w:jc w:val="left"/>
+        <w:bidi/>
       </w:pPr>
       <w:r>
         <w:rPr>
@@ -5287,37 +6220,114 @@
       </w:pPr>
       <w:r>
         <w:rPr>
-          <w:rFonts w:ascii="Arial" w:hAnsi="Arial" w:cs="David"/>
-          <w:rtl/>
-        </w:rPr>
-        <w:t xml:space="preserve">כל אחד קורא את נתוני הקמפוס, ורק משתמש מחובר עם סימון צוות כותב (NFR-10).</w:t>
-      </w:r>
-    </w:p>
-    <w:bookmarkEnd w:id="51"/>
-    <w:bookmarkEnd w:id="52"/>
-    <w:bookmarkStart w:id="57" w:name="אלגוריתמים"/>
-    <w:p>
-      <w:pPr>
-        <w:bidi/>
+          <w:rtl/>
+        </w:rPr>
+        <w:t xml:space="preserve">כל אחד קורא את נתוני הקמפוס, ורק משתמש מחובר עם סימון צוות כותב (NFR-10). הסימון</w:t>
+      </w:r>
+      <w:r>
+        <w:rPr>
+          <w:rtl/>
+        </w:rPr>
+        <w:t xml:space="preserve"> </w:t>
+      </w:r>
+      <w:r>
+        <w:rPr>
+          <w:rStyle w:val="VerbatimChar"/>
+          <w:rtl/>
+        </w:rPr>
+        <w:t xml:space="preserve">staff</w:t>
+      </w:r>
+      <w:r>
+        <w:rPr>
+          <w:rtl/>
+        </w:rPr>
+        <w:t xml:space="preserve"> </w:t>
+      </w:r>
+      <w:r>
+        <w:rPr>
+          <w:rtl/>
+        </w:rPr>
+        <w:t xml:space="preserve">הוא Custom Claim שנותנים בסקריפט</w:t>
+      </w:r>
+      <w:r>
+        <w:rPr>
+          <w:rtl/>
+        </w:rPr>
+        <w:t xml:space="preserve"> </w:t>
+      </w:r>
+      <w:r>
+        <w:rPr>
+          <w:rStyle w:val="VerbatimChar"/>
+          <w:rtl/>
+        </w:rPr>
+        <w:t xml:space="preserve">set_staff_claim.py</w:t>
+      </w:r>
+      <w:r>
+        <w:rPr>
+          <w:rtl/>
+        </w:rPr>
+        <w:t xml:space="preserve">, והכללים נבדקים באמולטור של Firestore בתיקייה</w:t>
+      </w:r>
+      <w:r>
+        <w:rPr>
+          <w:rtl/>
+        </w:rPr>
+        <w:t xml:space="preserve"> </w:t>
+      </w:r>
+      <w:r>
+        <w:rPr>
+          <w:rStyle w:val="VerbatimChar"/>
+          <w:rtl/>
+        </w:rPr>
+        <w:t xml:space="preserve">firestore-tests</w:t>
+      </w:r>
+      <w:r>
+        <w:rPr>
+          <w:rtl/>
+        </w:rPr>
+        <w:t xml:space="preserve">. ההסבר המלא:</w:t>
+      </w:r>
+      <w:r>
+        <w:rPr>
+          <w:rtl/>
+        </w:rPr>
+        <w:t xml:space="preserve"> </w:t>
+      </w:r>
+      <w:hyperlink r:id="rId39">
+        <w:r>
+          <w:rPr>
+            <w:rStyle w:val="Hyperlink"/>
+            <w:rtl/>
+          </w:rPr>
+          <w:t xml:space="preserve">נתוני הקמפוס</w:t>
+        </w:r>
+      </w:hyperlink>
+      <w:r>
+        <w:rPr>
+          <w:rtl/>
+        </w:rPr>
+        <w:t xml:space="preserve">.</w:t>
+      </w:r>
+    </w:p>
+    <w:p>
+      <w:pPr>
         <w:pStyle w:val="Heading2"/>
-      </w:pPr>
-      <w:r>
-        <w:rPr>
-          <w:rFonts w:ascii="Arial" w:hAnsi="Arial" w:cs="David"/>
+        <w:bidi/>
+      </w:pPr>
+      <w:r>
+        <w:rPr>
           <w:rtl/>
         </w:rPr>
         <w:t xml:space="preserve">9. אלגוריתמים</w:t>
       </w:r>
     </w:p>
-    <w:bookmarkStart w:id="53" w:name="מסלול-קצר-dijkstra"/>
-    <w:p>
-      <w:pPr>
-        <w:bidi/>
+    <w:p>
+      <w:pPr>
         <w:pStyle w:val="Heading3"/>
-      </w:pPr>
-      <w:r>
-        <w:rPr>
-          <w:rFonts w:ascii="Arial" w:hAnsi="Arial" w:cs="David"/>
+        <w:bidi/>
+      </w:pPr>
+      <w:r>
+        <w:rPr>
           <w:rtl/>
         </w:rPr>
         <w:t xml:space="preserve">9.1 מסלול קצר: Dijkstra</w:t>
@@ -5329,42 +6339,36 @@
       </w:pPr>
       <w:r>
         <w:rPr>
-          <w:rFonts w:ascii="Arial" w:hAnsi="Arial" w:cs="David"/>
           <w:rtl/>
         </w:rPr>
         <w:t xml:space="preserve">הגרף מיוצג כרשימת שכנויות, ומשקל כל קשת הוא אורכה במטרים. האלגוריתם מתחיל מהנקודה הקרובה למשתמש ומרחיב כל פעם את הנקודה הלא-מבוקרת הקרובה ביותר, בעזרת תור עדיפויות (PriorityQueue). כשנקודת הכניסה של היעד יוצאת מהתור, המסלול משוחזר אחורה לפי מערך</w:t>
       </w:r>
       <w:r>
         <w:rPr>
-          <w:rFonts w:ascii="Arial" w:hAnsi="Arial" w:cs="David"/>
           <w:rtl/>
         </w:rPr>
         <w:t xml:space="preserve"> </w:t>
       </w:r>
       <w:r>
         <w:rPr>
-          <w:rFonts w:ascii="Arial" w:hAnsi="Arial" w:cs="David"/>
           <w:rtl/>
         </w:rPr>
         <w:t xml:space="preserve">“</w:t>
       </w:r>
       <w:r>
         <w:rPr>
-          <w:rFonts w:ascii="Arial" w:hAnsi="Arial" w:cs="David"/>
           <w:rtl/>
         </w:rPr>
         <w:t xml:space="preserve">הקודם</w:t>
       </w:r>
       <w:r>
         <w:rPr>
-          <w:rFonts w:ascii="Arial" w:hAnsi="Arial" w:cs="David"/>
           <w:rtl/>
         </w:rPr>
         <w:t xml:space="preserve">”</w:t>
       </w:r>
       <w:r>
         <w:rPr>
-          <w:rFonts w:ascii="Arial" w:hAnsi="Arial" w:cs="David"/>
           <w:rtl/>
         </w:rPr>
         <w:t xml:space="preserve">.</w:t>
@@ -5372,32 +6376,29 @@
     </w:p>
     <w:p>
       <w:pPr>
-        <w:bidi/>
         <w:numPr>
           <w:ilvl w:val="0"/>
           <w:numId w:val="1005"/>
         </w:numPr>
         <w:pStyle w:val="Compact"/>
-      </w:pPr>
-      <w:r>
-        <w:rPr>
-          <w:rFonts w:ascii="Arial" w:hAnsi="Arial" w:cs="David"/>
+        <w:bidi/>
+      </w:pPr>
+      <w:r>
+        <w:rPr>
+          <w:rtl/>
           <w:bCs/>
           <w:b/>
-          <w:rtl/>
         </w:rPr>
         <w:t xml:space="preserve">סיבוכיות:</w:t>
       </w:r>
       <w:r>
         <w:rPr>
-          <w:rFonts w:ascii="Arial" w:hAnsi="Arial" w:cs="David"/>
           <w:rtl/>
         </w:rPr>
         <w:t xml:space="preserve"> </w:t>
       </w:r>
       <w:r>
         <w:rPr>
-          <w:rFonts w:ascii="Arial" w:hAnsi="Arial" w:cs="David"/>
           <w:rtl/>
         </w:rPr>
         <w:t xml:space="preserve">O((V + E) log V), כש-V מספר הנקודות ו-E מספר הקשתות.</w:t>
@@ -5405,47 +6406,41 @@
     </w:p>
     <w:p>
       <w:pPr>
-        <w:bidi/>
         <w:numPr>
           <w:ilvl w:val="0"/>
           <w:numId w:val="1005"/>
         </w:numPr>
         <w:pStyle w:val="Compact"/>
-      </w:pPr>
-      <w:r>
-        <w:rPr>
-          <w:rFonts w:ascii="Arial" w:hAnsi="Arial" w:cs="David"/>
+        <w:bidi/>
+      </w:pPr>
+      <w:r>
+        <w:rPr>
+          <w:rtl/>
           <w:bCs/>
           <w:b/>
-          <w:rtl/>
         </w:rPr>
         <w:t xml:space="preserve">בדיקות יחידה:</w:t>
       </w:r>
       <w:r>
         <w:rPr>
-          <w:rFonts w:ascii="Arial" w:hAnsi="Arial" w:cs="David"/>
           <w:rtl/>
         </w:rPr>
         <w:t xml:space="preserve"> </w:t>
       </w:r>
       <w:r>
         <w:rPr>
-          <w:rFonts w:ascii="Arial" w:hAnsi="Arial" w:cs="David"/>
           <w:rtl/>
         </w:rPr>
         <w:t xml:space="preserve">גרף של 6 נקודות עם מסלולים שחושבו ידנית, כולל יעד שאין אליו מסלול.</w:t>
       </w:r>
     </w:p>
-    <w:bookmarkEnd w:id="53"/>
-    <w:bookmarkStart w:id="54" w:name="מרחק-בין-שתי-נקודות"/>
-    <w:p>
-      <w:pPr>
-        <w:bidi/>
+    <w:p>
+      <w:pPr>
         <w:pStyle w:val="Heading3"/>
-      </w:pPr>
-      <w:r>
-        <w:rPr>
-          <w:rFonts w:ascii="Arial" w:hAnsi="Arial" w:cs="David"/>
+        <w:bidi/>
+      </w:pPr>
+      <w:r>
+        <w:rPr>
           <w:rtl/>
         </w:rPr>
         <w:t xml:space="preserve">9.2 מרחק בין שתי נקודות</w:t>
@@ -5457,7 +6452,6 @@
       </w:pPr>
       <w:r>
         <w:rPr>
-          <w:rFonts w:ascii="Arial" w:hAnsi="Arial" w:cs="David"/>
           <w:rtl/>
         </w:rPr>
         <w:t xml:space="preserve">במרחקים של מאות מטרים אפשר להתייחס לכדור הארץ כמישור. ההמרה ממעלות למטרים:</w:t>
@@ -5465,8 +6459,7 @@
     </w:p>
     <w:p>
       <w:pPr>
-        <w:bidi w:val="0"/>
-        <w:jc w:val="left"/>
+        <w:bidi/>
       </w:pPr>
       <m:oMathPara>
         <m:oMathParaPr>
@@ -5580,22 +6573,18 @@
       </w:pPr>
       <w:r>
         <w:rPr>
-          <w:rFonts w:ascii="Arial" w:hAnsi="Arial" w:cs="David"/>
           <w:rtl/>
         </w:rPr>
         <w:t xml:space="preserve">כש-R רדיוס כדור הארץ (6,371,000 מטר), φ קו הרוחב ו-λ קו האורך ברדיאנים, ו-φ̄ הממוצע של שני קווי הרוחב.</w:t>
       </w:r>
     </w:p>
-    <w:bookmarkEnd w:id="54"/>
-    <w:bookmarkStart w:id="55" w:name="הצמדה-לשביל"/>
-    <w:p>
-      <w:pPr>
-        <w:bidi/>
+    <w:p>
+      <w:pPr>
         <w:pStyle w:val="Heading3"/>
-      </w:pPr>
-      <w:r>
-        <w:rPr>
-          <w:rFonts w:ascii="Arial" w:hAnsi="Arial" w:cs="David"/>
+        <w:bidi/>
+      </w:pPr>
+      <w:r>
+        <w:rPr>
           <w:rtl/>
         </w:rPr>
         <w:t xml:space="preserve">9.3 הצמדה לשביל</w:t>
@@ -5607,7 +6596,6 @@
       </w:pPr>
       <w:r>
         <w:rPr>
-          <w:rFonts w:ascii="Arial" w:hAnsi="Arial" w:cs="David"/>
           <w:rtl/>
         </w:rPr>
         <w:t xml:space="preserve">לכל קשת מחשבים את ההיטל של מיקום ה-GPS על הקטע, ובוחרים את הקשת שההיטל עליה הקרוב ביותר. ההיטל של נקודה P על קטע AB:</w:t>
@@ -5615,8 +6603,7 @@
     </w:p>
     <w:p>
       <w:pPr>
-        <w:bidi w:val="0"/>
-        <w:jc w:val="left"/>
+        <w:bidi/>
       </w:pPr>
       <m:oMathPara>
         <m:oMathParaPr>
@@ -5858,22 +6845,18 @@
       </w:pPr>
       <w:r>
         <w:rPr>
-          <w:rFonts w:ascii="Arial" w:hAnsi="Arial" w:cs="David"/>
           <w:rtl/>
         </w:rPr>
         <w:t xml:space="preserve">אם המרחק מ-P ל-P’ גדול מ-15 מטר, המשתמש כנראה סטה, והמסלול מחושב מחדש.</w:t>
       </w:r>
     </w:p>
-    <w:bookmarkEnd w:id="55"/>
-    <w:bookmarkStart w:id="56" w:name="זווית-החץ"/>
-    <w:p>
-      <w:pPr>
-        <w:bidi/>
+    <w:p>
+      <w:pPr>
         <w:pStyle w:val="Heading3"/>
-      </w:pPr>
-      <w:r>
-        <w:rPr>
-          <w:rFonts w:ascii="Arial" w:hAnsi="Arial" w:cs="David"/>
+        <w:bidi/>
+      </w:pPr>
+      <w:r>
+        <w:rPr>
           <w:rtl/>
         </w:rPr>
         <w:t xml:space="preserve">9.4 זווית החץ</w:t>
@@ -5885,7 +6868,6 @@
       </w:pPr>
       <w:r>
         <w:rPr>
-          <w:rFonts w:ascii="Arial" w:hAnsi="Arial" w:cs="David"/>
           <w:rtl/>
         </w:rPr>
         <w:t xml:space="preserve">הכיוון מהמשתמש לנקודה הבאה (bearing), נמדד ממעלות צפון בכיוון השעון:</w:t>
@@ -5893,8 +6875,7 @@
     </w:p>
     <w:p>
       <w:pPr>
-        <w:bidi w:val="0"/>
-        <w:jc w:val="left"/>
+        <w:bidi/>
       </w:pPr>
       <m:oMathPara>
         <m:oMathParaPr>
@@ -6064,7 +7045,6 @@
       </w:pPr>
       <w:r>
         <w:rPr>
-          <w:rFonts w:ascii="Arial" w:hAnsi="Arial" w:cs="David"/>
           <w:rtl/>
         </w:rPr>
         <w:t xml:space="preserve">זווית החץ על המסך היא ההפרש בין הכיוון לנקודה לבין כיוון הטלפון:</w:t>
@@ -6072,8 +7052,7 @@
     </w:p>
     <w:p>
       <w:pPr>
-        <w:bidi w:val="0"/>
-        <w:jc w:val="left"/>
+        <w:bidi/>
       </w:pPr>
       <m:oMathPara>
         <m:oMathParaPr>
@@ -6148,23 +7127,18 @@
       </w:pPr>
       <w:r>
         <w:rPr>
-          <w:rFonts w:ascii="Arial" w:hAnsi="Arial" w:cs="David"/>
           <w:rtl/>
         </w:rPr>
         <w:t xml:space="preserve">כדי שהחץ לא ירעד, α עובר החלקה: כל ערך חדש משוקלל עם הערך הקודם.</w:t>
       </w:r>
     </w:p>
-    <w:bookmarkEnd w:id="56"/>
-    <w:bookmarkEnd w:id="57"/>
-    <w:bookmarkStart w:id="59" w:name="צינור-למידת-המכונה"/>
-    <w:p>
-      <w:pPr>
-        <w:bidi/>
+    <w:p>
+      <w:pPr>
         <w:pStyle w:val="Heading2"/>
-      </w:pPr>
-      <w:r>
-        <w:rPr>
-          <w:rFonts w:ascii="Arial" w:hAnsi="Arial" w:cs="David"/>
+        <w:bidi/>
+      </w:pPr>
+      <w:r>
+        <w:rPr>
           <w:rtl/>
         </w:rPr>
         <w:t xml:space="preserve">10. צינור למידת המכונה</w:t>
@@ -6176,7 +7150,6 @@
       </w:pPr>
       <w:r>
         <w:rPr>
-          <w:rFonts w:ascii="Arial" w:hAnsi="Arial" w:cs="David"/>
           <w:rtl/>
         </w:rPr>
         <w:t xml:space="preserve">המודל מאומן פעם אחת מחוץ לאפליקציה, נארז בתוכה כקובץ ‎.tflite, ורץ על הטלפון בלי רשת.</w:t>
@@ -6184,74 +7157,65 @@
     </w:p>
     <w:p>
       <w:pPr>
-        <w:bidi/>
         <w:numPr>
           <w:ilvl w:val="0"/>
           <w:numId w:val="1006"/>
         </w:numPr>
         <w:pStyle w:val="Compact"/>
-      </w:pPr>
-      <w:r>
-        <w:rPr>
-          <w:rFonts w:ascii="Arial" w:hAnsi="Arial" w:cs="David"/>
+        <w:bidi/>
+      </w:pPr>
+      <w:r>
+        <w:rPr>
+          <w:rtl/>
           <w:bCs/>
           <w:b/>
-          <w:rtl/>
         </w:rPr>
         <w:t xml:space="preserve">איסוף:</w:t>
       </w:r>
       <w:r>
         <w:rPr>
-          <w:rFonts w:ascii="Arial" w:hAnsi="Arial" w:cs="David"/>
           <w:rtl/>
         </w:rPr>
         <w:t xml:space="preserve"> </w:t>
       </w:r>
       <w:r>
         <w:rPr>
-          <w:rFonts w:ascii="Arial" w:hAnsi="Arial" w:cs="David"/>
           <w:rtl/>
         </w:rPr>
         <w:t xml:space="preserve">צילום כל מבנה מכמה זוויות ומרחקים, בבוקר ובצהריים, ובכמה ימים שונים. תיקייה לכל תווית, ותיקיית</w:t>
       </w:r>
       <w:r>
         <w:rPr>
-          <w:rFonts w:ascii="Arial" w:hAnsi="Arial" w:cs="David"/>
           <w:rtl/>
         </w:rPr>
         <w:t xml:space="preserve"> </w:t>
       </w:r>
       <w:r>
         <w:rPr>
-          <w:rFonts w:ascii="Arial" w:hAnsi="Arial" w:cs="David"/>
           <w:rtl/>
         </w:rPr>
         <w:t xml:space="preserve">“</w:t>
       </w:r>
       <w:r>
         <w:rPr>
-          <w:rFonts w:ascii="Arial" w:hAnsi="Arial" w:cs="David"/>
           <w:rtl/>
         </w:rPr>
         <w:t xml:space="preserve">אחר</w:t>
       </w:r>
       <w:r>
         <w:rPr>
-          <w:rFonts w:ascii="Arial" w:hAnsi="Arial" w:cs="David"/>
           <w:rtl/>
         </w:rPr>
         <w:t xml:space="preserve">”</w:t>
       </w:r>
       <w:r>
         <w:rPr>
-          <w:rFonts w:ascii="Arial" w:hAnsi="Arial" w:cs="David"/>
           <w:rtl/>
         </w:rPr>
         <w:t xml:space="preserve"> </w:t>
       </w:r>
       <w:r>
         <w:rPr>
-          <w:rFonts w:ascii="Arial" w:hAnsi="Arial" w:cs="David"/>
           <w:rtl/>
         </w:rPr>
         <w:t xml:space="preserve">לשבילים, עצים ושמיים.</w:t>
@@ -6259,32 +7223,29 @@
     </w:p>
     <w:p>
       <w:pPr>
-        <w:bidi/>
         <w:numPr>
           <w:ilvl w:val="0"/>
           <w:numId w:val="1006"/>
         </w:numPr>
         <w:pStyle w:val="Compact"/>
-      </w:pPr>
-      <w:r>
-        <w:rPr>
-          <w:rFonts w:ascii="Arial" w:hAnsi="Arial" w:cs="David"/>
+        <w:bidi/>
+      </w:pPr>
+      <w:r>
+        <w:rPr>
+          <w:rtl/>
           <w:bCs/>
           <w:b/>
-          <w:rtl/>
         </w:rPr>
         <w:t xml:space="preserve">הכנה:</w:t>
       </w:r>
       <w:r>
         <w:rPr>
-          <w:rFonts w:ascii="Arial" w:hAnsi="Arial" w:cs="David"/>
           <w:rtl/>
         </w:rPr>
         <w:t xml:space="preserve"> </w:t>
       </w:r>
       <w:r>
         <w:rPr>
-          <w:rFonts w:ascii="Arial" w:hAnsi="Arial" w:cs="David"/>
           <w:rtl/>
         </w:rPr>
         <w:t xml:space="preserve">מחיקת תמונות מטושטשות או עם אנשים מזוהים; חלוקה אקראית לאימון, אימות ובדיקה ביחס 70/15/15, כך שתמונות מאותו צילום רציף לא יתפצלו בין הקבוצות.</w:t>
@@ -6292,32 +7253,29 @@
     </w:p>
     <w:p>
       <w:pPr>
-        <w:bidi/>
         <w:numPr>
           <w:ilvl w:val="0"/>
           <w:numId w:val="1006"/>
         </w:numPr>
         <w:pStyle w:val="Compact"/>
-      </w:pPr>
-      <w:r>
-        <w:rPr>
-          <w:rFonts w:ascii="Arial" w:hAnsi="Arial" w:cs="David"/>
+        <w:bidi/>
+      </w:pPr>
+      <w:r>
+        <w:rPr>
+          <w:rtl/>
           <w:bCs/>
           <w:b/>
-          <w:rtl/>
         </w:rPr>
         <w:t xml:space="preserve">הגדלת נתונים:</w:t>
       </w:r>
       <w:r>
         <w:rPr>
-          <w:rFonts w:ascii="Arial" w:hAnsi="Arial" w:cs="David"/>
           <w:rtl/>
         </w:rPr>
         <w:t xml:space="preserve"> </w:t>
       </w:r>
       <w:r>
         <w:rPr>
-          <w:rFonts w:ascii="Arial" w:hAnsi="Arial" w:cs="David"/>
           <w:rtl/>
         </w:rPr>
         <w:t xml:space="preserve">סיבוב קל, שינוי בהירות וחיתוך אקראי בזמן האימון, כדי שהמודל לא ילמד בעל-פה זווית אחת.</w:t>
@@ -6325,32 +7283,29 @@
     </w:p>
     <w:p>
       <w:pPr>
-        <w:bidi/>
         <w:numPr>
           <w:ilvl w:val="0"/>
           <w:numId w:val="1006"/>
         </w:numPr>
         <w:pStyle w:val="Compact"/>
-      </w:pPr>
-      <w:r>
-        <w:rPr>
-          <w:rFonts w:ascii="Arial" w:hAnsi="Arial" w:cs="David"/>
+        <w:bidi/>
+      </w:pPr>
+      <w:r>
+        <w:rPr>
+          <w:rtl/>
           <w:bCs/>
           <w:b/>
-          <w:rtl/>
         </w:rPr>
         <w:t xml:space="preserve">אימון:</w:t>
       </w:r>
       <w:r>
         <w:rPr>
-          <w:rFonts w:ascii="Arial" w:hAnsi="Arial" w:cs="David"/>
           <w:rtl/>
         </w:rPr>
         <w:t xml:space="preserve"> </w:t>
       </w:r>
       <w:r>
         <w:rPr>
-          <w:rFonts w:ascii="Arial" w:hAnsi="Arial" w:cs="David"/>
           <w:rtl/>
         </w:rPr>
         <w:t xml:space="preserve">Transfer Learning על MobileNetV2 שאומן מראש, בקלט של 224×224 פיקסלים. רק השכבה האחרונה מאומנת מחדש.</w:t>
@@ -6358,32 +7313,29 @@
     </w:p>
     <w:p>
       <w:pPr>
-        <w:bidi/>
         <w:numPr>
           <w:ilvl w:val="0"/>
           <w:numId w:val="1006"/>
         </w:numPr>
         <w:pStyle w:val="Compact"/>
-      </w:pPr>
-      <w:r>
-        <w:rPr>
-          <w:rFonts w:ascii="Arial" w:hAnsi="Arial" w:cs="David"/>
+        <w:bidi/>
+      </w:pPr>
+      <w:r>
+        <w:rPr>
+          <w:rtl/>
           <w:bCs/>
           <w:b/>
-          <w:rtl/>
         </w:rPr>
         <w:t xml:space="preserve">הערכה:</w:t>
       </w:r>
       <w:r>
         <w:rPr>
-          <w:rFonts w:ascii="Arial" w:hAnsi="Arial" w:cs="David"/>
           <w:rtl/>
         </w:rPr>
         <w:t xml:space="preserve"> </w:t>
       </w:r>
       <w:r>
         <w:rPr>
-          <w:rFonts w:ascii="Arial" w:hAnsi="Arial" w:cs="David"/>
           <w:rtl/>
         </w:rPr>
         <w:t xml:space="preserve">דיוק ומטריצת בלבול על קבוצת הבדיקה; היעד 85% לפחות (NFR-05). מבנים שמתבלבלים מקבלים עוד תמונות.</w:t>
@@ -6391,32 +7343,29 @@
     </w:p>
     <w:p>
       <w:pPr>
-        <w:bidi/>
         <w:numPr>
           <w:ilvl w:val="0"/>
           <w:numId w:val="1006"/>
         </w:numPr>
         <w:pStyle w:val="Compact"/>
-      </w:pPr>
-      <w:r>
-        <w:rPr>
-          <w:rFonts w:ascii="Arial" w:hAnsi="Arial" w:cs="David"/>
+        <w:bidi/>
+      </w:pPr>
+      <w:r>
+        <w:rPr>
+          <w:rtl/>
           <w:bCs/>
           <w:b/>
-          <w:rtl/>
         </w:rPr>
         <w:t xml:space="preserve">ייצוא:</w:t>
       </w:r>
       <w:r>
         <w:rPr>
-          <w:rFonts w:ascii="Arial" w:hAnsi="Arial" w:cs="David"/>
           <w:rtl/>
         </w:rPr>
         <w:t xml:space="preserve"> </w:t>
       </w:r>
       <w:r>
         <w:rPr>
-          <w:rFonts w:ascii="Arial" w:hAnsi="Arial" w:cs="David"/>
           <w:rtl/>
         </w:rPr>
         <w:t xml:space="preserve">המרה ל-TensorFlow Lite עם כימות (quantization), כדי להקטין את הקובץ ולהאיץ את ההרצה.</w:t>
@@ -6424,46 +7373,41 @@
     </w:p>
     <w:p>
       <w:pPr>
-        <w:bidi/>
         <w:numPr>
           <w:ilvl w:val="0"/>
           <w:numId w:val="1006"/>
         </w:numPr>
         <w:pStyle w:val="Compact"/>
-      </w:pPr>
-      <w:r>
-        <w:rPr>
-          <w:rFonts w:ascii="Arial" w:hAnsi="Arial" w:cs="David"/>
+        <w:bidi/>
+      </w:pPr>
+      <w:r>
+        <w:rPr>
+          <w:rtl/>
           <w:bCs/>
           <w:b/>
-          <w:rtl/>
         </w:rPr>
         <w:t xml:space="preserve">שילוב:</w:t>
       </w:r>
       <w:r>
         <w:rPr>
-          <w:rFonts w:ascii="Arial" w:hAnsi="Arial" w:cs="David"/>
           <w:rtl/>
         </w:rPr>
         <w:t xml:space="preserve"> </w:t>
       </w:r>
       <w:r>
         <w:rPr>
-          <w:rFonts w:ascii="Arial" w:hAnsi="Arial" w:cs="David"/>
           <w:rtl/>
         </w:rPr>
         <w:t xml:space="preserve">BuildingRecognizer מקבל תמונות מ-ImageAnalysis של CameraX, מריץ את המודל כמה פעמים בשנייה, ומחזיר תווית ורמת ודאות.</w:t>
       </w:r>
     </w:p>
-    <w:bookmarkStart w:id="58" w:name="איך-הזיהוי-מתקן-את-המיקום"/>
-    <w:p>
-      <w:pPr>
-        <w:bidi/>
+    <w:p>
+      <w:pPr>
         <w:pStyle w:val="Heading3"/>
-      </w:pPr>
-      <w:r>
-        <w:rPr>
-          <w:rFonts w:ascii="Arial" w:hAnsi="Arial" w:cs="David"/>
+        <w:bidi/>
+      </w:pPr>
+      <w:r>
+        <w:rPr>
           <w:rtl/>
         </w:rPr>
         <w:t xml:space="preserve">10.1 איך הזיהוי מתקן את המיקום</w:t>
@@ -6497,12 +7441,12 @@
           <w:tcPr/>
           <w:p>
             <w:pPr>
-              <w:bidi/>
-              <w:pStyle w:val="Compact"/>
-            </w:pPr>
-            <w:r>
-              <w:rPr>
-                <w:rFonts w:ascii="Arial" w:hAnsi="Arial" w:cs="David"/>
+              <w:pStyle w:val="Compact"/>
+              <w:bidi/>
+              <w:jc w:val="left"/>
+            </w:pPr>
+            <w:r>
+              <w:rPr>
                 <w:rtl/>
               </w:rPr>
               <w:t xml:space="preserve">מצב</w:t>
@@ -6513,12 +7457,12 @@
           <w:tcPr/>
           <w:p>
             <w:pPr>
-              <w:bidi/>
-              <w:pStyle w:val="Compact"/>
-            </w:pPr>
-            <w:r>
-              <w:rPr>
-                <w:rFonts w:ascii="Arial" w:hAnsi="Arial" w:cs="David"/>
+              <w:pStyle w:val="Compact"/>
+              <w:bidi/>
+              <w:jc w:val="left"/>
+            </w:pPr>
+            <w:r>
+              <w:rPr>
                 <w:rtl/>
               </w:rPr>
               <w:t xml:space="preserve">פעולה</w:t>
@@ -6531,12 +7475,12 @@
           <w:tcPr/>
           <w:p>
             <w:pPr>
-              <w:bidi/>
-              <w:pStyle w:val="Compact"/>
-            </w:pPr>
-            <w:r>
-              <w:rPr>
-                <w:rFonts w:ascii="Arial" w:hAnsi="Arial" w:cs="David"/>
+              <w:pStyle w:val="Compact"/>
+              <w:bidi/>
+              <w:jc w:val="left"/>
+            </w:pPr>
+            <w:r>
+              <w:rPr>
                 <w:rtl/>
               </w:rPr>
               <w:t xml:space="preserve">ודאות מעל הסף, המבנה שזוהה קרוב למיקום הנוכחי</w:t>
@@ -6547,12 +7491,12 @@
           <w:tcPr/>
           <w:p>
             <w:pPr>
-              <w:bidi/>
-              <w:pStyle w:val="Compact"/>
-            </w:pPr>
-            <w:r>
-              <w:rPr>
-                <w:rFonts w:ascii="Arial" w:hAnsi="Arial" w:cs="David"/>
+              <w:pStyle w:val="Compact"/>
+              <w:bidi/>
+              <w:jc w:val="left"/>
+            </w:pPr>
+            <w:r>
+              <w:rPr>
                 <w:rtl/>
               </w:rPr>
               <w:t xml:space="preserve">המיקום מוצמד לנקודה בשביל מול המבנה</w:t>
@@ -6565,12 +7509,12 @@
           <w:tcPr/>
           <w:p>
             <w:pPr>
-              <w:bidi/>
-              <w:pStyle w:val="Compact"/>
-            </w:pPr>
-            <w:r>
-              <w:rPr>
-                <w:rFonts w:ascii="Arial" w:hAnsi="Arial" w:cs="David"/>
+              <w:pStyle w:val="Compact"/>
+              <w:bidi/>
+              <w:jc w:val="left"/>
+            </w:pPr>
+            <w:r>
+              <w:rPr>
                 <w:rtl/>
               </w:rPr>
               <w:t xml:space="preserve">ודאות מעל הסף, המבנה רחוק מהמיקום הנוכחי</w:t>
@@ -6581,12 +7525,12 @@
           <w:tcPr/>
           <w:p>
             <w:pPr>
-              <w:bidi/>
-              <w:pStyle w:val="Compact"/>
-            </w:pPr>
-            <w:r>
-              <w:rPr>
-                <w:rFonts w:ascii="Arial" w:hAnsi="Arial" w:cs="David"/>
+              <w:pStyle w:val="Compact"/>
+              <w:bidi/>
+              <w:jc w:val="left"/>
+            </w:pPr>
+            <w:r>
+              <w:rPr>
                 <w:rtl/>
               </w:rPr>
               <w:t xml:space="preserve">מתעלמים; כנראה רואים מבנה מרוחק</w:t>
@@ -6599,40 +7543,36 @@
           <w:tcPr/>
           <w:p>
             <w:pPr>
-              <w:bidi/>
-              <w:pStyle w:val="Compact"/>
-            </w:pPr>
-            <w:r>
-              <w:rPr>
-                <w:rFonts w:ascii="Arial" w:hAnsi="Arial" w:cs="David"/>
+              <w:pStyle w:val="Compact"/>
+              <w:bidi/>
+              <w:jc w:val="left"/>
+            </w:pPr>
+            <w:r>
+              <w:rPr>
                 <w:rtl/>
               </w:rPr>
               <w:t xml:space="preserve">ודאות מתחת לסף, או תווית</w:t>
             </w:r>
             <w:r>
               <w:rPr>
-                <w:rFonts w:ascii="Arial" w:hAnsi="Arial" w:cs="David"/>
                 <w:rtl/>
               </w:rPr>
               <w:t xml:space="preserve"> </w:t>
             </w:r>
             <w:r>
               <w:rPr>
-                <w:rFonts w:ascii="Arial" w:hAnsi="Arial" w:cs="David"/>
                 <w:rtl/>
               </w:rPr>
               <w:t xml:space="preserve">“</w:t>
             </w:r>
             <w:r>
               <w:rPr>
-                <w:rFonts w:ascii="Arial" w:hAnsi="Arial" w:cs="David"/>
                 <w:rtl/>
               </w:rPr>
               <w:t xml:space="preserve">אחר</w:t>
             </w:r>
             <w:r>
               <w:rPr>
-                <w:rFonts w:ascii="Arial" w:hAnsi="Arial" w:cs="David"/>
                 <w:rtl/>
               </w:rPr>
               <w:t xml:space="preserve">”</w:t>
@@ -6643,12 +7583,12 @@
           <w:tcPr/>
           <w:p>
             <w:pPr>
-              <w:bidi/>
-              <w:pStyle w:val="Compact"/>
-            </w:pPr>
-            <w:r>
-              <w:rPr>
-                <w:rFonts w:ascii="Arial" w:hAnsi="Arial" w:cs="David"/>
+              <w:pStyle w:val="Compact"/>
+              <w:bidi/>
+              <w:jc w:val="left"/>
+            </w:pPr>
+            <w:r>
+              <w:rPr>
                 <w:rtl/>
               </w:rPr>
               <w:t xml:space="preserve">מתעלמים</w:t>
@@ -6663,23 +7603,18 @@
       </w:pPr>
       <w:r>
         <w:rPr>
-          <w:rFonts w:ascii="Arial" w:hAnsi="Arial" w:cs="David"/>
           <w:rtl/>
         </w:rPr>
         <w:t xml:space="preserve">הסף נקבע לפי מטריצת הבלבול בשלב ההערכה, ולא מראש.</w:t>
       </w:r>
     </w:p>
-    <w:bookmarkEnd w:id="58"/>
-    <w:bookmarkEnd w:id="59"/>
-    <w:bookmarkStart w:id="64" w:name="התאמת-תוכנית-בית-הספר-למפה"/>
-    <w:p>
-      <w:pPr>
-        <w:bidi/>
+    <w:p>
+      <w:pPr>
         <w:pStyle w:val="Heading2"/>
-      </w:pPr>
-      <w:r>
-        <w:rPr>
-          <w:rFonts w:ascii="Arial" w:hAnsi="Arial" w:cs="David"/>
+        <w:bidi/>
+      </w:pPr>
+      <w:r>
+        <w:rPr>
           <w:rtl/>
         </w:rPr>
         <w:t xml:space="preserve">11. התאמת תוכנית בית הספר למפה</w:t>
@@ -6691,21 +7626,18 @@
       </w:pPr>
       <w:r>
         <w:rPr>
-          <w:rFonts w:ascii="Arial" w:hAnsi="Arial" w:cs="David"/>
           <w:rtl/>
         </w:rPr>
         <w:t xml:space="preserve">בכל שנה מתפרסם תרשים מבנה חדש (PDF) עם שיבוץ כיתות מעודכן. איש צוות מתאים אותו למפה פעם אחת בכלי MapAlignmentActivity, ומשייך את החדרים, בלי לשנות קוד.</w:t>
       </w:r>
     </w:p>
-    <w:bookmarkStart w:id="61" w:name="תהליך-העבודה-של-איש-הצוות"/>
-    <w:p>
-      <w:pPr>
-        <w:bidi/>
+    <w:p>
+      <w:pPr>
         <w:pStyle w:val="Heading3"/>
-      </w:pPr>
-      <w:r>
-        <w:rPr>
-          <w:rFonts w:ascii="Arial" w:hAnsi="Arial" w:cs="David"/>
+        <w:bidi/>
+      </w:pPr>
+      <w:r>
+        <w:rPr>
           <w:rtl/>
         </w:rPr>
         <w:t xml:space="preserve">11.1 תהליך העבודה של איש הצוות</w:t>
@@ -6713,40 +7645,36 @@
     </w:p>
     <w:p>
       <w:pPr>
-        <w:bidi/>
         <w:numPr>
           <w:ilvl w:val="0"/>
           <w:numId w:val="1007"/>
         </w:numPr>
         <w:pStyle w:val="Compact"/>
-      </w:pPr>
-      <w:r>
-        <w:rPr>
-          <w:rFonts w:ascii="Arial" w:hAnsi="Arial" w:cs="David"/>
+        <w:bidi/>
+      </w:pPr>
+      <w:r>
+        <w:rPr>
+          <w:rtl/>
           <w:bCs/>
           <w:b/>
-          <w:rtl/>
         </w:rPr>
         <w:t xml:space="preserve">הכנת התמונה:</w:t>
       </w:r>
       <w:r>
         <w:rPr>
-          <w:rFonts w:ascii="Arial" w:hAnsi="Arial" w:cs="David"/>
           <w:rtl/>
         </w:rPr>
         <w:t xml:space="preserve"> </w:t>
       </w:r>
       <w:r>
         <w:rPr>
-          <w:rFonts w:ascii="Arial" w:hAnsi="Arial" w:cs="David"/>
           <w:rtl/>
         </w:rPr>
         <w:t xml:space="preserve">את עמוד ה-PDF ממירים לתמונת PNG ומעלים לאתר GitHub Pages של הפרויקט, בתיקייה של אותה שנה. אחסון ב-Firebase Storage דורש תוכנית בתשלום (Blaze) (</w:t>
       </w:r>
-      <w:hyperlink r:id="rId60">
+      <w:hyperlink r:id="rId40">
         <w:r>
           <w:rPr>
-            <w:rFonts w:ascii="Arial" w:hAnsi="Arial" w:cs="David"/>
             <w:rStyle w:val="Hyperlink"/>
             <w:rtl/>
           </w:rPr>
@@ -6755,7 +7683,6 @@
       </w:hyperlink>
       <w:r>
         <w:rPr>
-          <w:rFonts w:ascii="Arial" w:hAnsi="Arial" w:cs="David"/>
           <w:rtl/>
         </w:rPr>
         <w:t xml:space="preserve">), ולכן התמונה נשמרת כקובץ סטטי.</w:t>
@@ -6763,74 +7690,65 @@
     </w:p>
     <w:p>
       <w:pPr>
-        <w:bidi/>
         <w:numPr>
           <w:ilvl w:val="0"/>
           <w:numId w:val="1007"/>
         </w:numPr>
         <w:pStyle w:val="Compact"/>
-      </w:pPr>
-      <w:r>
-        <w:rPr>
-          <w:rFonts w:ascii="Arial" w:hAnsi="Arial" w:cs="David"/>
+        <w:bidi/>
+      </w:pPr>
+      <w:r>
+        <w:rPr>
+          <w:rtl/>
           <w:bCs/>
           <w:b/>
-          <w:rtl/>
         </w:rPr>
         <w:t xml:space="preserve">נקודות עיגון:</w:t>
       </w:r>
       <w:r>
         <w:rPr>
-          <w:rFonts w:ascii="Arial" w:hAnsi="Arial" w:cs="David"/>
           <w:rtl/>
         </w:rPr>
         <w:t xml:space="preserve"> </w:t>
       </w:r>
       <w:r>
         <w:rPr>
-          <w:rFonts w:ascii="Arial" w:hAnsi="Arial" w:cs="David"/>
           <w:rtl/>
         </w:rPr>
         <w:t xml:space="preserve">בכלי, איש הצוות נוגע בנקודה בתרשים (למשל פינת מבנה), ואז בנקודה המתאימה במפה — או עומד בה פיזית ולוחץ</w:t>
       </w:r>
       <w:r>
         <w:rPr>
-          <w:rFonts w:ascii="Arial" w:hAnsi="Arial" w:cs="David"/>
           <w:rtl/>
         </w:rPr>
         <w:t xml:space="preserve"> </w:t>
       </w:r>
       <w:r>
         <w:rPr>
-          <w:rFonts w:ascii="Arial" w:hAnsi="Arial" w:cs="David"/>
           <w:rtl/>
         </w:rPr>
         <w:t xml:space="preserve">“</w:t>
       </w:r>
       <w:r>
         <w:rPr>
-          <w:rFonts w:ascii="Arial" w:hAnsi="Arial" w:cs="David"/>
           <w:rtl/>
         </w:rPr>
         <w:t xml:space="preserve">אני עומד כאן</w:t>
       </w:r>
       <w:r>
         <w:rPr>
-          <w:rFonts w:ascii="Arial" w:hAnsi="Arial" w:cs="David"/>
           <w:rtl/>
         </w:rPr>
         <w:t xml:space="preserve">”</w:t>
       </w:r>
       <w:r>
         <w:rPr>
-          <w:rFonts w:ascii="Arial" w:hAnsi="Arial" w:cs="David"/>
           <w:rtl/>
         </w:rPr>
         <w:t xml:space="preserve"> </w:t>
       </w:r>
       <w:r>
         <w:rPr>
-          <w:rFonts w:ascii="Arial" w:hAnsi="Arial" w:cs="David"/>
           <w:rtl/>
         </w:rPr>
         <w:t xml:space="preserve">כדי להשתמש ב-GPS. צריך לפחות 3 נקודות, רצוי 4–6 מפוזרות בקצוות הקמפוס.</w:t>
@@ -6838,32 +7756,29 @@
     </w:p>
     <w:p>
       <w:pPr>
-        <w:bidi/>
         <w:numPr>
           <w:ilvl w:val="0"/>
           <w:numId w:val="1007"/>
         </w:numPr>
         <w:pStyle w:val="Compact"/>
-      </w:pPr>
-      <w:r>
-        <w:rPr>
-          <w:rFonts w:ascii="Arial" w:hAnsi="Arial" w:cs="David"/>
+        <w:bidi/>
+      </w:pPr>
+      <w:r>
+        <w:rPr>
+          <w:rtl/>
           <w:bCs/>
           <w:b/>
-          <w:rtl/>
         </w:rPr>
         <w:t xml:space="preserve">תצוגה מקדימה:</w:t>
       </w:r>
       <w:r>
         <w:rPr>
-          <w:rFonts w:ascii="Arial" w:hAnsi="Arial" w:cs="David"/>
           <w:rtl/>
         </w:rPr>
         <w:t xml:space="preserve"> </w:t>
       </w:r>
       <w:r>
         <w:rPr>
-          <w:rFonts w:ascii="Arial" w:hAnsi="Arial" w:cs="David"/>
           <w:rtl/>
         </w:rPr>
         <w:t xml:space="preserve">האפליקציה מחשבת את ההתאמה ומציגה את התרשים מעל המפה; איש הצוות בודק שהמבנים יושבים במקומם ומוסיף נקודות אם לא.</w:t>
@@ -6871,32 +7786,29 @@
     </w:p>
     <w:p>
       <w:pPr>
-        <w:bidi/>
         <w:numPr>
           <w:ilvl w:val="0"/>
           <w:numId w:val="1007"/>
         </w:numPr>
         <w:pStyle w:val="Compact"/>
-      </w:pPr>
-      <w:r>
-        <w:rPr>
-          <w:rFonts w:ascii="Arial" w:hAnsi="Arial" w:cs="David"/>
+        <w:bidi/>
+      </w:pPr>
+      <w:r>
+        <w:rPr>
+          <w:rtl/>
           <w:bCs/>
           <w:b/>
-          <w:rtl/>
         </w:rPr>
         <w:t xml:space="preserve">שיוך חדרים:</w:t>
       </w:r>
       <w:r>
         <w:rPr>
-          <w:rFonts w:ascii="Arial" w:hAnsi="Arial" w:cs="David"/>
           <w:rtl/>
         </w:rPr>
         <w:t xml:space="preserve"> </w:t>
       </w:r>
       <w:r>
         <w:rPr>
-          <w:rFonts w:ascii="Arial" w:hAnsi="Arial" w:cs="David"/>
           <w:rtl/>
         </w:rPr>
         <w:t xml:space="preserve">נגיעה בכניסה לחדר בתרשים פותחת טופס עם מספר, שם ובעל תפקיד. הנקודה מומרת לקו רוחב ואורך ונשמרת כנקודת הכניסה של החדר.</w:t>
@@ -6904,47 +7816,41 @@
     </w:p>
     <w:p>
       <w:pPr>
-        <w:bidi/>
         <w:numPr>
           <w:ilvl w:val="0"/>
           <w:numId w:val="1007"/>
         </w:numPr>
         <w:pStyle w:val="Compact"/>
-      </w:pPr>
-      <w:r>
-        <w:rPr>
-          <w:rFonts w:ascii="Arial" w:hAnsi="Arial" w:cs="David"/>
+        <w:bidi/>
+      </w:pPr>
+      <w:r>
+        <w:rPr>
+          <w:rtl/>
           <w:bCs/>
           <w:b/>
-          <w:rtl/>
         </w:rPr>
         <w:t xml:space="preserve">שמירה:</w:t>
       </w:r>
       <w:r>
         <w:rPr>
-          <w:rFonts w:ascii="Arial" w:hAnsi="Arial" w:cs="David"/>
           <w:rtl/>
         </w:rPr>
         <w:t xml:space="preserve"> </w:t>
       </w:r>
       <w:r>
         <w:rPr>
-          <w:rFonts w:ascii="Arial" w:hAnsi="Arial" w:cs="David"/>
           <w:rtl/>
         </w:rPr>
         <w:t xml:space="preserve">ההתאמה והחדרים נכתבים ל-Firestore, ומספר הגרסה עולה כך שכל המכשירים מסתנכרנים.</w:t>
       </w:r>
     </w:p>
-    <w:bookmarkEnd w:id="61"/>
-    <w:bookmarkStart w:id="62" w:name="המתמטיקה-התאמה-אפינית"/>
-    <w:p>
-      <w:pPr>
-        <w:bidi/>
+    <w:p>
+      <w:pPr>
         <w:pStyle w:val="Heading3"/>
-      </w:pPr>
-      <w:r>
-        <w:rPr>
-          <w:rFonts w:ascii="Arial" w:hAnsi="Arial" w:cs="David"/>
+        <w:bidi/>
+      </w:pPr>
+      <w:r>
+        <w:rPr>
           <w:rtl/>
         </w:rPr>
         <w:t xml:space="preserve">11.2 המתמטיקה: התאמה אפינית</w:t>
@@ -6956,7 +7862,6 @@
       </w:pPr>
       <w:r>
         <w:rPr>
-          <w:rFonts w:ascii="Arial" w:hAnsi="Arial" w:cs="David"/>
           <w:rtl/>
         </w:rPr>
         <w:t xml:space="preserve">המרה מנקודה בתרשים (u, v) בפיקסלים לנקודה על המפה (x, y) במטרים מקומיים היא העתקה אפינית עם 6 נעלמים:</w:t>
@@ -6964,8 +7869,7 @@
     </w:p>
     <w:p>
       <w:pPr>
-        <w:bidi w:val="0"/>
-        <w:jc w:val="left"/>
+        <w:bidi/>
       </w:pPr>
       <m:oMathPara>
         <m:oMathParaPr>
@@ -7074,7 +7978,6 @@
       </w:pPr>
       <w:r>
         <w:rPr>
-          <w:rFonts w:ascii="Arial" w:hAnsi="Arial" w:cs="David"/>
           <w:rtl/>
         </w:rPr>
         <w:t xml:space="preserve">כל נקודת עיגון נותנת שתי משוואות, ולכן 3 נקודות מספיקות לפתרון מדויק. עם יותר נקודות פותרים בשיטת הריבועים הפחותים, מה שמקטין את השפעת שגיאת GPS בנקודה אחת:</w:t>
@@ -7082,8 +7985,7 @@
     </w:p>
     <w:p>
       <w:pPr>
-        <w:bidi w:val="0"/>
-        <w:jc w:val="left"/>
+        <w:bidi/>
       </w:pPr>
       <m:oMathPara>
         <m:oMathParaPr>
@@ -7334,7 +8236,6 @@
       </w:pPr>
       <w:r>
         <w:rPr>
-          <w:rFonts w:ascii="Arial" w:hAnsi="Arial" w:cs="David"/>
           <w:rtl/>
         </w:rPr>
         <w:t xml:space="preserve">המרה בין מטרים מקומיים לקו רוחב ואורך נעשית בקירוב המישורי מסעיף 9.2. השארית של כל נקודת עיגון (המרחק בין המיקום המחושב למיקום שסומן) מוצגת לאיש הצוות, ונקודה עם שארית גדולה מסומנת כחשודה.</w:t>
@@ -7346,38 +8247,32 @@
       </w:pPr>
       <w:r>
         <w:rPr>
-          <w:rFonts w:ascii="Arial" w:hAnsi="Arial" w:cs="David"/>
+          <w:rtl/>
           <w:bCs/>
           <w:b/>
-          <w:rtl/>
         </w:rPr>
         <w:t xml:space="preserve">הגבלה:</w:t>
       </w:r>
       <w:r>
         <w:rPr>
-          <w:rFonts w:ascii="Arial" w:hAnsi="Arial" w:cs="David"/>
           <w:rtl/>
         </w:rPr>
         <w:t xml:space="preserve"> </w:t>
       </w:r>
       <w:r>
         <w:rPr>
-          <w:rFonts w:ascii="Arial" w:hAnsi="Arial" w:cs="David"/>
           <w:rtl/>
         </w:rPr>
         <w:t xml:space="preserve">GroundOverlay יודע רק להזיז, לסובב ולשנות גודל, ולא לעוות. לכן לתצוגה משתמשים בהתאמה של מיקום, זווית וקנה מידה, ואילו להמרת נקודות החדרים משתמשים בהתאמה האפינית המלאה, המדויקת יותר.</w:t>
       </w:r>
     </w:p>
-    <w:bookmarkEnd w:id="62"/>
-    <w:bookmarkStart w:id="63" w:name="הנתונים"/>
-    <w:p>
-      <w:pPr>
-        <w:bidi/>
+    <w:p>
+      <w:pPr>
         <w:pStyle w:val="Heading3"/>
-      </w:pPr>
-      <w:r>
-        <w:rPr>
-          <w:rFonts w:ascii="Arial" w:hAnsi="Arial" w:cs="David"/>
+        <w:bidi/>
+      </w:pPr>
+      <w:r>
+        <w:rPr>
           <w:rtl/>
         </w:rPr>
         <w:t xml:space="preserve">11.3 הנתונים</w:t>
@@ -7412,12 +8307,12 @@
           <w:tcPr/>
           <w:p>
             <w:pPr>
-              <w:bidi/>
-              <w:pStyle w:val="Compact"/>
-            </w:pPr>
-            <w:r>
-              <w:rPr>
-                <w:rFonts w:ascii="Arial" w:hAnsi="Arial" w:cs="David"/>
+              <w:pStyle w:val="Compact"/>
+              <w:bidi/>
+              <w:jc w:val="left"/>
+            </w:pPr>
+            <w:r>
+              <w:rPr>
                 <w:rtl/>
               </w:rPr>
               <w:t xml:space="preserve">אוסף ב-Firestore</w:t>
@@ -7428,12 +8323,12 @@
           <w:tcPr/>
           <w:p>
             <w:pPr>
-              <w:bidi/>
-              <w:pStyle w:val="Compact"/>
-            </w:pPr>
-            <w:r>
-              <w:rPr>
-                <w:rFonts w:ascii="Arial" w:hAnsi="Arial" w:cs="David"/>
+              <w:pStyle w:val="Compact"/>
+              <w:bidi/>
+              <w:jc w:val="left"/>
+            </w:pPr>
+            <w:r>
+              <w:rPr>
                 <w:rtl/>
               </w:rPr>
               <w:t xml:space="preserve">מזהה מסמך</w:t>
@@ -7444,12 +8339,12 @@
           <w:tcPr/>
           <w:p>
             <w:pPr>
-              <w:bidi/>
-              <w:pStyle w:val="Compact"/>
-            </w:pPr>
-            <w:r>
-              <w:rPr>
-                <w:rFonts w:ascii="Arial" w:hAnsi="Arial" w:cs="David"/>
+              <w:pStyle w:val="Compact"/>
+              <w:bidi/>
+              <w:jc w:val="left"/>
+            </w:pPr>
+            <w:r>
+              <w:rPr>
                 <w:rtl/>
               </w:rPr>
               <w:t xml:space="preserve">שדות</w:t>
@@ -7462,12 +8357,13 @@
           <w:tcPr/>
           <w:p>
             <w:pPr>
-              <w:bidi/>
-              <w:pStyle w:val="Compact"/>
-            </w:pPr>
-            <w:r>
-              <w:rPr>
-                <w:rFonts w:ascii="Arial" w:hAnsi="Arial" w:cs="David"/>
+              <w:pStyle w:val="Compact"/>
+              <w:bidi/>
+              <w:jc w:val="left"/>
+            </w:pPr>
+            <w:r>
+              <w:rPr>
+                <w:rtl/>
               </w:rPr>
               <w:t xml:space="preserve">plans</w:t>
             </w:r>
@@ -7477,39 +8373,36 @@
           <w:tcPr/>
           <w:p>
             <w:pPr>
-              <w:bidi/>
-              <w:pStyle w:val="Compact"/>
-            </w:pPr>
-            <w:r>
-              <w:rPr>
-                <w:rFonts w:ascii="Arial" w:hAnsi="Arial" w:cs="David"/>
+              <w:pStyle w:val="Compact"/>
+              <w:bidi/>
+              <w:jc w:val="left"/>
+            </w:pPr>
+            <w:r>
+              <w:rPr>
                 <w:rtl/>
               </w:rPr>
               <w:t xml:space="preserve">שנת הלימודים (</w:t>
             </w:r>
             <w:r>
               <w:rPr>
-                <w:rFonts w:ascii="Arial" w:hAnsi="Arial" w:cs="David"/>
                 <w:rtl/>
               </w:rPr>
               <w:t xml:space="preserve">“</w:t>
             </w:r>
             <w:r>
               <w:rPr>
-                <w:rFonts w:ascii="Arial" w:hAnsi="Arial" w:cs="David"/>
+                <w:rtl/>
               </w:rPr>
               <w:t xml:space="preserve">tashpaz</w:t>
             </w:r>
             <w:r>
               <w:rPr>
-                <w:rFonts w:ascii="Arial" w:hAnsi="Arial" w:cs="David"/>
                 <w:rtl/>
               </w:rPr>
               <w:t xml:space="preserve">”</w:t>
             </w:r>
             <w:r>
               <w:rPr>
-                <w:rFonts w:ascii="Arial" w:hAnsi="Arial" w:cs="David"/>
                 <w:rtl/>
               </w:rPr>
               <w:t xml:space="preserve">)</w:t>
@@ -7520,12 +8413,12 @@
           <w:tcPr/>
           <w:p>
             <w:pPr>
-              <w:bidi/>
-              <w:pStyle w:val="Compact"/>
-            </w:pPr>
-            <w:r>
-              <w:rPr>
-                <w:rFonts w:ascii="Arial" w:hAnsi="Arial" w:cs="David"/>
+              <w:pStyle w:val="Compact"/>
+              <w:bidi/>
+              <w:jc w:val="left"/>
+            </w:pPr>
+            <w:r>
+              <w:rPr>
                 <w:rtl/>
               </w:rPr>
               <w:t xml:space="preserve">imageUrl, controlPoints (רשימת זוגות פיקסל–קואורדינטה), transform (6 המקדמים), bearing, active</w:t>
@@ -7538,12 +8431,13 @@
           <w:tcPr/>
           <w:p>
             <w:pPr>
-              <w:bidi/>
-              <w:pStyle w:val="Compact"/>
-            </w:pPr>
-            <w:r>
-              <w:rPr>
-                <w:rFonts w:ascii="Arial" w:hAnsi="Arial" w:cs="David"/>
+              <w:pStyle w:val="Compact"/>
+              <w:bidi/>
+              <w:jc w:val="left"/>
+            </w:pPr>
+            <w:r>
+              <w:rPr>
+                <w:rtl/>
               </w:rPr>
               <w:t xml:space="preserve">rooms</w:t>
             </w:r>
@@ -7553,12 +8447,12 @@
           <w:tcPr/>
           <w:p>
             <w:pPr>
-              <w:bidi/>
-              <w:pStyle w:val="Compact"/>
-            </w:pPr>
-            <w:r>
-              <w:rPr>
-                <w:rFonts w:ascii="Arial" w:hAnsi="Arial" w:cs="David"/>
+              <w:pStyle w:val="Compact"/>
+              <w:bidi/>
+              <w:jc w:val="left"/>
+            </w:pPr>
+            <w:r>
+              <w:rPr>
                 <w:rtl/>
               </w:rPr>
               <w:t xml:space="preserve">מספר החדר</w:t>
@@ -7569,12 +8463,13 @@
           <w:tcPr/>
           <w:p>
             <w:pPr>
-              <w:bidi/>
-              <w:pStyle w:val="Compact"/>
-            </w:pPr>
-            <w:r>
-              <w:rPr>
-                <w:rFonts w:ascii="Arial" w:hAnsi="Arial" w:cs="David"/>
+              <w:pStyle w:val="Compact"/>
+              <w:bidi/>
+              <w:jc w:val="left"/>
+            </w:pPr>
+            <w:r>
+              <w:rPr>
+                <w:rtl/>
               </w:rPr>
               <w:t xml:space="preserve">name, owner, entranceNodeId, planYear</w:t>
             </w:r>
@@ -7588,17 +8483,14 @@
       </w:pPr>
       <w:r>
         <w:rPr>
-          <w:rFonts w:ascii="Arial" w:hAnsi="Arial" w:cs="David"/>
           <w:rtl/>
         </w:rPr>
         <w:t xml:space="preserve">תוכנית אחת בלבד מסומנת active. תוכניות של שנים קודמות נשמרות, כך שאפשר לחזור אליהן אם ההתאמה החדשה שגויה.</w:t>
       </w:r>
     </w:p>
-    <w:bookmarkEnd w:id="63"/>
-    <w:bookmarkEnd w:id="64"/>
     <w:sectPr>
-      <w:headerReference w:type="default" r:id="rId9"/>
-      <w:footerReference w:type="default" r:id="rId10"/>
+      <w:headerReference r:id="rId9" w:type="default"/>
+      <w:footerReference r:id="rId10" w:type="default"/>
       <w:pgMar w:left="1247" w:right="1247"/>
       <w:bidi/>
     </w:sectPr>
@@ -8103,7 +8995,7 @@
       <w:jc w:val="center"/>
     </w:pPr>
     <w:rPr>
-      <w:rFonts w:ascii="Arial" w:hAnsi="Arial" w:cs="David"/>
+      <w:rFonts w:ascii="Arial" w:cs="David" w:hAnsi="Arial"/>
       <w:b/>
       <w:bCs/>
       <w:color w:themeColor="accent1" w:themeShade="B5" w:val="345A8A"/>
@@ -8124,7 +9016,7 @@
       <w:jc w:val="center"/>
     </w:pPr>
     <w:rPr>
-      <w:rFonts w:ascii="Arial" w:hAnsi="Arial" w:cs="David"/>
+      <w:rFonts w:ascii="Arial" w:cs="David" w:hAnsi="Arial"/>
       <w:sz w:val="30"/>
       <w:szCs w:val="30"/>
     </w:rPr>
@@ -8164,7 +9056,7 @@
       <w:spacing w:after="0" w:before="300"/>
     </w:pPr>
     <w:rPr>
-      <w:rFonts w:ascii="Arial" w:hAnsi="Arial" w:cs="David"/>
+      <w:rFonts w:ascii="Arial" w:cs="David" w:hAnsi="Arial"/>
       <w:sz w:val="20"/>
       <w:szCs w:val="20"/>
       <w:b/>
@@ -8184,7 +9076,7 @@
       <w:spacing w:after="300" w:before="100"/>
     </w:pPr>
     <w:rPr>
-      <w:rFonts w:ascii="Arial" w:hAnsi="Arial" w:cs="David"/>
+      <w:rFonts w:ascii="Arial" w:cs="David" w:hAnsi="Arial"/>
       <w:sz w:val="20"/>
       <w:szCs w:val="20"/>
     </w:rPr>
@@ -8198,7 +9090,7 @@
       <w:bidi/>
     </w:pPr>
     <w:rPr>
-      <w:rFonts w:ascii="Arial" w:hAnsi="Arial" w:cs="David"/>
+      <w:rFonts w:ascii="Arial" w:cs="David" w:hAnsi="Arial"/>
     </w:rPr>
   </w:style>
   <w:style w:styleId="Heading1" w:type="paragraph">
@@ -8215,7 +9107,7 @@
       <w:outlineLvl w:val="0"/>
     </w:pPr>
     <w:rPr>
-      <w:rFonts w:ascii="Arial" w:hAnsi="Arial" w:cs="David"/>
+      <w:rFonts w:ascii="Arial" w:cs="David" w:hAnsi="Arial"/>
       <w:b/>
       <w:bCs/>
       <w:color w:themeColor="accent1" w:val="4F81BD"/>
@@ -8238,7 +9130,7 @@
       <w:outlineLvl w:val="1"/>
     </w:pPr>
     <w:rPr>
-      <w:rFonts w:ascii="Arial" w:hAnsi="Arial" w:cs="David"/>
+      <w:rFonts w:ascii="Arial" w:cs="David" w:hAnsi="Arial"/>
       <w:b/>
       <w:bCs/>
       <w:color w:themeColor="accent1" w:val="4F81BD"/>
@@ -8261,7 +9153,7 @@
       <w:outlineLvl w:val="2"/>
     </w:pPr>
     <w:rPr>
-      <w:rFonts w:ascii="Arial" w:hAnsi="Arial" w:cs="David"/>
+      <w:rFonts w:ascii="Arial" w:cs="David" w:hAnsi="Arial"/>
       <w:b/>
       <w:bCs/>
       <w:color w:themeColor="accent1" w:val="4F81BD"/>
@@ -8284,7 +9176,7 @@
       <w:outlineLvl w:val="3"/>
     </w:pPr>
     <w:rPr>
-      <w:rFonts w:ascii="Arial" w:hAnsi="Arial" w:cs="David"/>
+      <w:rFonts w:ascii="Arial" w:cs="David" w:hAnsi="Arial"/>
       <w:i/>
       <w:bCs/>
       <w:color w:themeColor="accent1" w:val="4F81BD"/>
@@ -8307,7 +9199,7 @@
       <w:outlineLvl w:val="4"/>
     </w:pPr>
     <w:rPr>
-      <w:rFonts w:ascii="Arial" w:hAnsi="Arial" w:cs="David"/>
+      <w:rFonts w:ascii="Arial" w:cs="David" w:hAnsi="Arial"/>
       <w:iCs/>
       <w:color w:themeColor="accent1" w:val="4F81BD"/>
       <w:sz w:val="24"/>
@@ -8329,7 +9221,7 @@
       <w:outlineLvl w:val="5"/>
     </w:pPr>
     <w:rPr>
-      <w:rFonts w:ascii="Arial" w:hAnsi="Arial" w:cs="David"/>
+      <w:rFonts w:ascii="Arial" w:cs="David" w:hAnsi="Arial"/>
       <w:color w:themeColor="accent1" w:val="4F81BD"/>
       <w:sz w:val="24"/>
       <w:szCs w:val="24"/>
@@ -8350,7 +9242,7 @@
       <w:outlineLvl w:val="6"/>
     </w:pPr>
     <w:rPr>
-      <w:rFonts w:ascii="Arial" w:hAnsi="Arial" w:cs="David"/>
+      <w:rFonts w:ascii="Arial" w:cs="David" w:hAnsi="Arial"/>
       <w:color w:themeColor="accent1" w:val="4F81BD"/>
       <w:sz w:val="24"/>
       <w:szCs w:val="24"/>
@@ -8371,7 +9263,7 @@
       <w:outlineLvl w:val="7"/>
     </w:pPr>
     <w:rPr>
-      <w:rFonts w:ascii="Arial" w:hAnsi="Arial" w:cs="David"/>
+      <w:rFonts w:ascii="Arial" w:cs="David" w:hAnsi="Arial"/>
       <w:color w:themeColor="accent1" w:val="4F81BD"/>
       <w:sz w:val="24"/>
       <w:szCs w:val="24"/>
@@ -8392,7 +9284,7 @@
       <w:outlineLvl w:val="8"/>
     </w:pPr>
     <w:rPr>
-      <w:rFonts w:ascii="Arial" w:hAnsi="Arial" w:cs="David"/>
+      <w:rFonts w:ascii="Arial" w:cs="David" w:hAnsi="Arial"/>
       <w:color w:themeColor="accent1" w:val="4F81BD"/>
       <w:sz w:val="24"/>
       <w:szCs w:val="24"/>
@@ -8469,7 +9361,7 @@
       <w:spacing w:after="0"/>
     </w:pPr>
     <w:rPr>
-      <w:rFonts w:ascii="Arial" w:hAnsi="Arial" w:cs="David"/>
+      <w:rFonts w:ascii="Arial" w:cs="David" w:hAnsi="Arial"/>
       <w:b/>
     </w:rPr>
   </w:style>
@@ -8489,7 +9381,7 @@
       <w:spacing w:after="120" w:before="0"/>
     </w:pPr>
     <w:rPr>
-      <w:rFonts w:ascii="Arial" w:hAnsi="Arial" w:cs="David"/>
+      <w:rFonts w:ascii="Arial" w:cs="David" w:hAnsi="Arial"/>
       <w:i/>
     </w:rPr>
   </w:style>
@@ -8544,7 +9436,7 @@
     <w:name w:val="Footnote Reference"/>
     <w:basedOn w:val="BodyTextChar"/>
     <w:rPr>
-      <w:rFonts w:ascii="Arial" w:hAnsi="Arial" w:cs="David"/>
+      <w:rFonts w:ascii="Arial" w:cs="David" w:hAnsi="Arial"/>
       <w:vertAlign w:val="superscript"/>
     </w:rPr>
   </w:style>
@@ -8552,7 +9444,7 @@
     <w:name w:val="Hyperlink"/>
     <w:basedOn w:val="BodyTextChar"/>
     <w:rPr>
-      <w:rFonts w:ascii="Arial" w:hAnsi="Arial" w:cs="David"/>
+      <w:rFonts w:ascii="Arial" w:cs="David" w:hAnsi="Arial"/>
       <w:color w:themeColor="accent1" w:val="4F81BD"/>
     </w:rPr>
   </w:style>
@@ -8569,13 +9461,13 @@
       <w:outlineLvl w:val="9"/>
     </w:pPr>
     <w:rPr>
-      <w:rFonts w:ascii="Arial" w:hAnsi="Arial" w:cs="David"/>
+      <w:rFonts w:ascii="Arial" w:cs="David" w:hAnsi="Arial"/>
       <w:b w:val="0"/>
       <w:bCs w:val="0"/>
       <w:color w:themeColor="accent1" w:themeShade="BF" w:val="365F91"/>
     </w:rPr>
   </w:style>
-  <w:style w:type="paragraph" w:customStyle="1" w:styleId="SourceCode">
+  <w:style w:customStyle="1" w:styleId="SourceCode" w:type="paragraph">
     <w:name w:val="Source Code"/>
     <w:basedOn w:val="Normal"/>
     <w:link w:val="VerbatimChar"/>
@@ -8583,80 +9475,80 @@
       <w:wordWrap w:val="off"/>
     </w:pPr>
   </w:style>
-  <w:style w:type="character" w:customStyle="1" w:styleId="KeywordTok">
+  <w:style w:customStyle="1" w:styleId="KeywordTok" w:type="character">
     <w:name w:val="KeywordTok"/>
     <w:basedOn w:val="VerbatimChar"/>
     <w:rPr>
-      <w:rFonts w:ascii="Arial" w:hAnsi="Arial" w:cs="David"/>
+      <w:rFonts w:ascii="Arial" w:cs="David" w:hAnsi="Arial"/>
       <w:color w:val="007020"/>
       <w:b/>
     </w:rPr>
   </w:style>
-  <w:style w:type="character" w:customStyle="1" w:styleId="DataTypeTok">
+  <w:style w:customStyle="1" w:styleId="DataTypeTok" w:type="character">
     <w:name w:val="DataTypeTok"/>
     <w:basedOn w:val="VerbatimChar"/>
     <w:rPr>
-      <w:rFonts w:ascii="Arial" w:hAnsi="Arial" w:cs="David"/>
+      <w:rFonts w:ascii="Arial" w:cs="David" w:hAnsi="Arial"/>
       <w:color w:val="902000"/>
     </w:rPr>
   </w:style>
-  <w:style w:type="character" w:customStyle="1" w:styleId="DecValTok">
+  <w:style w:customStyle="1" w:styleId="DecValTok" w:type="character">
     <w:name w:val="DecValTok"/>
     <w:basedOn w:val="VerbatimChar"/>
     <w:rPr>
-      <w:rFonts w:ascii="Arial" w:hAnsi="Arial" w:cs="David"/>
+      <w:rFonts w:ascii="Arial" w:cs="David" w:hAnsi="Arial"/>
       <w:color w:val="40a070"/>
     </w:rPr>
   </w:style>
-  <w:style w:type="character" w:customStyle="1" w:styleId="BaseNTok">
+  <w:style w:customStyle="1" w:styleId="BaseNTok" w:type="character">
     <w:name w:val="BaseNTok"/>
     <w:basedOn w:val="VerbatimChar"/>
     <w:rPr>
-      <w:rFonts w:ascii="Arial" w:hAnsi="Arial" w:cs="David"/>
+      <w:rFonts w:ascii="Arial" w:cs="David" w:hAnsi="Arial"/>
       <w:color w:val="40a070"/>
     </w:rPr>
   </w:style>
-  <w:style w:type="character" w:customStyle="1" w:styleId="FloatTok">
+  <w:style w:customStyle="1" w:styleId="FloatTok" w:type="character">
     <w:name w:val="FloatTok"/>
     <w:basedOn w:val="VerbatimChar"/>
     <w:rPr>
-      <w:rFonts w:ascii="Arial" w:hAnsi="Arial" w:cs="David"/>
+      <w:rFonts w:ascii="Arial" w:cs="David" w:hAnsi="Arial"/>
       <w:color w:val="40a070"/>
     </w:rPr>
   </w:style>
-  <w:style w:type="character" w:customStyle="1" w:styleId="ConstantTok">
+  <w:style w:customStyle="1" w:styleId="ConstantTok" w:type="character">
     <w:name w:val="ConstantTok"/>
     <w:basedOn w:val="VerbatimChar"/>
     <w:rPr>
-      <w:rFonts w:ascii="Arial" w:hAnsi="Arial" w:cs="David"/>
+      <w:rFonts w:ascii="Arial" w:cs="David" w:hAnsi="Arial"/>
       <w:color w:val="880000"/>
     </w:rPr>
   </w:style>
-  <w:style w:type="character" w:customStyle="1" w:styleId="CharTok">
+  <w:style w:customStyle="1" w:styleId="CharTok" w:type="character">
     <w:name w:val="CharTok"/>
     <w:basedOn w:val="VerbatimChar"/>
     <w:rPr>
-      <w:rFonts w:ascii="Arial" w:hAnsi="Arial" w:cs="David"/>
+      <w:rFonts w:ascii="Arial" w:cs="David" w:hAnsi="Arial"/>
       <w:color w:val="4070a0"/>
     </w:rPr>
   </w:style>
-  <w:style w:type="character" w:customStyle="1" w:styleId="SpecialCharTok">
+  <w:style w:customStyle="1" w:styleId="SpecialCharTok" w:type="character">
     <w:name w:val="SpecialCharTok"/>
     <w:basedOn w:val="VerbatimChar"/>
     <w:rPr>
-      <w:rFonts w:ascii="Arial" w:hAnsi="Arial" w:cs="David"/>
+      <w:rFonts w:ascii="Arial" w:cs="David" w:hAnsi="Arial"/>
       <w:color w:val="4070a0"/>
     </w:rPr>
   </w:style>
-  <w:style w:type="character" w:customStyle="1" w:styleId="StringTok">
+  <w:style w:customStyle="1" w:styleId="StringTok" w:type="character">
     <w:name w:val="StringTok"/>
     <w:basedOn w:val="VerbatimChar"/>
     <w:rPr>
-      <w:rFonts w:ascii="Arial" w:hAnsi="Arial" w:cs="David"/>
+      <w:rFonts w:ascii="Arial" w:cs="David" w:hAnsi="Arial"/>
       <w:color w:val="4070a0"/>
     </w:rPr>
   </w:style>
-  <w:style w:type="character" w:customStyle="1" w:styleId="VerbatimStringTok">
+  <w:style w:customStyle="1" w:styleId="VerbatimStringTok" w:type="character">
     <w:name w:val="VerbatimStringTok"/>
     <w:basedOn w:val="VerbatimChar"/>
     <w:rPr>
@@ -8664,183 +9556,183 @@
       <w:color w:val="4070a0"/>
     </w:rPr>
   </w:style>
-  <w:style w:type="character" w:customStyle="1" w:styleId="SpecialStringTok">
+  <w:style w:customStyle="1" w:styleId="SpecialStringTok" w:type="character">
     <w:name w:val="SpecialStringTok"/>
     <w:basedOn w:val="VerbatimChar"/>
     <w:rPr>
-      <w:rFonts w:ascii="Arial" w:hAnsi="Arial" w:cs="David"/>
+      <w:rFonts w:ascii="Arial" w:cs="David" w:hAnsi="Arial"/>
       <w:color w:val="bb6688"/>
     </w:rPr>
   </w:style>
-  <w:style w:type="character" w:customStyle="1" w:styleId="ImportTok">
+  <w:style w:customStyle="1" w:styleId="ImportTok" w:type="character">
     <w:name w:val="ImportTok"/>
     <w:basedOn w:val="VerbatimChar"/>
     <w:rPr>
-      <w:rFonts w:ascii="Arial" w:hAnsi="Arial" w:cs="David"/>
+      <w:rFonts w:ascii="Arial" w:cs="David" w:hAnsi="Arial"/>
       <w:color w:val="008000"/>
       <w:b/>
     </w:rPr>
   </w:style>
-  <w:style w:type="character" w:customStyle="1" w:styleId="CommentTok">
+  <w:style w:customStyle="1" w:styleId="CommentTok" w:type="character">
     <w:name w:val="CommentTok"/>
     <w:basedOn w:val="VerbatimChar"/>
     <w:rPr>
-      <w:rFonts w:ascii="Arial" w:hAnsi="Arial" w:cs="David"/>
+      <w:rFonts w:ascii="Arial" w:cs="David" w:hAnsi="Arial"/>
       <w:color w:val="60a0b0"/>
       <w:i/>
     </w:rPr>
   </w:style>
-  <w:style w:type="character" w:customStyle="1" w:styleId="DocumentationTok">
+  <w:style w:customStyle="1" w:styleId="DocumentationTok" w:type="character">
     <w:name w:val="DocumentationTok"/>
     <w:basedOn w:val="VerbatimChar"/>
     <w:rPr>
-      <w:rFonts w:ascii="Arial" w:hAnsi="Arial" w:cs="David"/>
+      <w:rFonts w:ascii="Arial" w:cs="David" w:hAnsi="Arial"/>
       <w:color w:val="ba2121"/>
       <w:i/>
     </w:rPr>
   </w:style>
-  <w:style w:type="character" w:customStyle="1" w:styleId="AnnotationTok">
+  <w:style w:customStyle="1" w:styleId="AnnotationTok" w:type="character">
     <w:name w:val="AnnotationTok"/>
     <w:basedOn w:val="VerbatimChar"/>
     <w:rPr>
-      <w:rFonts w:ascii="Arial" w:hAnsi="Arial" w:cs="David"/>
+      <w:rFonts w:ascii="Arial" w:cs="David" w:hAnsi="Arial"/>
       <w:color w:val="60a0b0"/>
       <w:b/>
       <w:i/>
     </w:rPr>
   </w:style>
-  <w:style w:type="character" w:customStyle="1" w:styleId="CommentVarTok">
+  <w:style w:customStyle="1" w:styleId="CommentVarTok" w:type="character">
     <w:name w:val="CommentVarTok"/>
     <w:basedOn w:val="VerbatimChar"/>
     <w:rPr>
-      <w:rFonts w:ascii="Arial" w:hAnsi="Arial" w:cs="David"/>
+      <w:rFonts w:ascii="Arial" w:cs="David" w:hAnsi="Arial"/>
       <w:color w:val="60a0b0"/>
       <w:b/>
       <w:i/>
     </w:rPr>
   </w:style>
-  <w:style w:type="character" w:customStyle="1" w:styleId="OtherTok">
+  <w:style w:customStyle="1" w:styleId="OtherTok" w:type="character">
     <w:name w:val="OtherTok"/>
     <w:basedOn w:val="VerbatimChar"/>
     <w:rPr>
-      <w:rFonts w:ascii="Arial" w:hAnsi="Arial" w:cs="David"/>
+      <w:rFonts w:ascii="Arial" w:cs="David" w:hAnsi="Arial"/>
       <w:color w:val="007020"/>
     </w:rPr>
   </w:style>
-  <w:style w:type="character" w:customStyle="1" w:styleId="FunctionTok">
+  <w:style w:customStyle="1" w:styleId="FunctionTok" w:type="character">
     <w:name w:val="FunctionTok"/>
     <w:basedOn w:val="VerbatimChar"/>
     <w:rPr>
-      <w:rFonts w:ascii="Arial" w:hAnsi="Arial" w:cs="David"/>
+      <w:rFonts w:ascii="Arial" w:cs="David" w:hAnsi="Arial"/>
       <w:color w:val="06287e"/>
     </w:rPr>
   </w:style>
-  <w:style w:type="character" w:customStyle="1" w:styleId="VariableTok">
+  <w:style w:customStyle="1" w:styleId="VariableTok" w:type="character">
     <w:name w:val="VariableTok"/>
     <w:basedOn w:val="VerbatimChar"/>
     <w:rPr>
-      <w:rFonts w:ascii="Arial" w:hAnsi="Arial" w:cs="David"/>
+      <w:rFonts w:ascii="Arial" w:cs="David" w:hAnsi="Arial"/>
       <w:color w:val="19177c"/>
     </w:rPr>
   </w:style>
-  <w:style w:type="character" w:customStyle="1" w:styleId="ControlFlowTok">
+  <w:style w:customStyle="1" w:styleId="ControlFlowTok" w:type="character">
     <w:name w:val="ControlFlowTok"/>
     <w:basedOn w:val="VerbatimChar"/>
     <w:rPr>
-      <w:rFonts w:ascii="Arial" w:hAnsi="Arial" w:cs="David"/>
+      <w:rFonts w:ascii="Arial" w:cs="David" w:hAnsi="Arial"/>
       <w:color w:val="007020"/>
       <w:b/>
     </w:rPr>
   </w:style>
-  <w:style w:type="character" w:customStyle="1" w:styleId="OperatorTok">
+  <w:style w:customStyle="1" w:styleId="OperatorTok" w:type="character">
     <w:name w:val="OperatorTok"/>
     <w:basedOn w:val="VerbatimChar"/>
     <w:rPr>
-      <w:rFonts w:ascii="Arial" w:hAnsi="Arial" w:cs="David"/>
+      <w:rFonts w:ascii="Arial" w:cs="David" w:hAnsi="Arial"/>
       <w:color w:val="666666"/>
     </w:rPr>
   </w:style>
-  <w:style w:type="character" w:customStyle="1" w:styleId="BuiltInTok">
+  <w:style w:customStyle="1" w:styleId="BuiltInTok" w:type="character">
     <w:name w:val="BuiltInTok"/>
     <w:basedOn w:val="VerbatimChar"/>
     <w:rPr>
-      <w:rFonts w:ascii="Arial" w:hAnsi="Arial" w:cs="David"/>
+      <w:rFonts w:ascii="Arial" w:cs="David" w:hAnsi="Arial"/>
       <w:color w:val="008000"/>
     </w:rPr>
   </w:style>
-  <w:style w:type="character" w:customStyle="1" w:styleId="ExtensionTok">
+  <w:style w:customStyle="1" w:styleId="ExtensionTok" w:type="character">
     <w:name w:val="ExtensionTok"/>
     <w:basedOn w:val="VerbatimChar"/>
     <w:rPr>
-      <w:rFonts w:ascii="Arial" w:hAnsi="Arial" w:cs="David"/>
+      <w:rFonts w:ascii="Arial" w:cs="David" w:hAnsi="Arial"/>
     </w:rPr>
   </w:style>
-  <w:style w:type="character" w:customStyle="1" w:styleId="PreprocessorTok">
+  <w:style w:customStyle="1" w:styleId="PreprocessorTok" w:type="character">
     <w:name w:val="PreprocessorTok"/>
     <w:basedOn w:val="VerbatimChar"/>
     <w:rPr>
-      <w:rFonts w:ascii="Arial" w:hAnsi="Arial" w:cs="David"/>
+      <w:rFonts w:ascii="Arial" w:cs="David" w:hAnsi="Arial"/>
       <w:color w:val="bc7a00"/>
     </w:rPr>
   </w:style>
-  <w:style w:type="character" w:customStyle="1" w:styleId="AttributeTok">
+  <w:style w:customStyle="1" w:styleId="AttributeTok" w:type="character">
     <w:name w:val="AttributeTok"/>
     <w:basedOn w:val="VerbatimChar"/>
     <w:rPr>
-      <w:rFonts w:ascii="Arial" w:hAnsi="Arial" w:cs="David"/>
+      <w:rFonts w:ascii="Arial" w:cs="David" w:hAnsi="Arial"/>
       <w:color w:val="7d9029"/>
     </w:rPr>
   </w:style>
-  <w:style w:type="character" w:customStyle="1" w:styleId="RegionMarkerTok">
+  <w:style w:customStyle="1" w:styleId="RegionMarkerTok" w:type="character">
     <w:name w:val="RegionMarkerTok"/>
     <w:basedOn w:val="VerbatimChar"/>
     <w:rPr>
-      <w:rFonts w:ascii="Arial" w:hAnsi="Arial" w:cs="David"/>
+      <w:rFonts w:ascii="Arial" w:cs="David" w:hAnsi="Arial"/>
     </w:rPr>
   </w:style>
-  <w:style w:type="character" w:customStyle="1" w:styleId="InformationTok">
+  <w:style w:customStyle="1" w:styleId="InformationTok" w:type="character">
     <w:name w:val="InformationTok"/>
     <w:basedOn w:val="VerbatimChar"/>
     <w:rPr>
-      <w:rFonts w:ascii="Arial" w:hAnsi="Arial" w:cs="David"/>
+      <w:rFonts w:ascii="Arial" w:cs="David" w:hAnsi="Arial"/>
       <w:color w:val="60a0b0"/>
       <w:b/>
       <w:i/>
     </w:rPr>
   </w:style>
-  <w:style w:type="character" w:customStyle="1" w:styleId="WarningTok">
+  <w:style w:customStyle="1" w:styleId="WarningTok" w:type="character">
     <w:name w:val="WarningTok"/>
     <w:basedOn w:val="VerbatimChar"/>
     <w:rPr>
-      <w:rFonts w:ascii="Arial" w:hAnsi="Arial" w:cs="David"/>
+      <w:rFonts w:ascii="Arial" w:cs="David" w:hAnsi="Arial"/>
       <w:color w:val="60a0b0"/>
       <w:b/>
       <w:i/>
     </w:rPr>
   </w:style>
-  <w:style w:type="character" w:customStyle="1" w:styleId="AlertTok">
+  <w:style w:customStyle="1" w:styleId="AlertTok" w:type="character">
     <w:name w:val="AlertTok"/>
     <w:basedOn w:val="VerbatimChar"/>
     <w:rPr>
-      <w:rFonts w:ascii="Arial" w:hAnsi="Arial" w:cs="David"/>
+      <w:rFonts w:ascii="Arial" w:cs="David" w:hAnsi="Arial"/>
       <w:color w:val="ff0000"/>
       <w:b/>
     </w:rPr>
   </w:style>
-  <w:style w:type="character" w:customStyle="1" w:styleId="ErrorTok">
+  <w:style w:customStyle="1" w:styleId="ErrorTok" w:type="character">
     <w:name w:val="ErrorTok"/>
     <w:basedOn w:val="VerbatimChar"/>
     <w:rPr>
-      <w:rFonts w:ascii="Arial" w:hAnsi="Arial" w:cs="David"/>
+      <w:rFonts w:ascii="Arial" w:cs="David" w:hAnsi="Arial"/>
       <w:color w:val="ff0000"/>
       <w:b/>
     </w:rPr>
   </w:style>
-  <w:style w:type="character" w:customStyle="1" w:styleId="NormalTok">
+  <w:style w:customStyle="1" w:styleId="NormalTok" w:type="character">
     <w:name w:val="NormalTok"/>
     <w:basedOn w:val="VerbatimChar"/>
     <w:rPr>
-      <w:rFonts w:ascii="Arial" w:hAnsi="Arial" w:cs="David"/>
+      <w:rFonts w:ascii="Arial" w:cs="David" w:hAnsi="Arial"/>
     </w:rPr>
   </w:style>
 </w:styles>
